--- a/ds_03_fit/accessible/ds_fit.docx
+++ b/ds_03_fit/accessible/ds_fit.docx
@@ -2,7 +2,7 @@
 <file path=word/document.xml><?xml version="1.0" encoding="utf-8"?>
 <w:document xmlns:w="http://schemas.openxmlformats.org/wordprocessingml/2006/main" xmlns:m="http://schemas.openxmlformats.org/officeDocument/2006/math" xmlns:r="http://schemas.openxmlformats.org/officeDocument/2006/relationships" xmlns:o="urn:schemas-microsoft-com:office:office" xmlns:v="urn:schemas-microsoft-com:vml" xmlns:w10="urn:schemas-microsoft-com:office:word" xmlns:a="http://schemas.openxmlformats.org/drawingml/2006/main" xmlns:pic="http://schemas.openxmlformats.org/drawingml/2006/picture" xmlns:wp="http://schemas.openxmlformats.org/drawingml/2006/wordprocessingDrawing">
   <w:body>
-    <w:bookmarkStart w:id="232" w:name="extending-and-evaluating-the-model"/>
+    <w:bookmarkStart w:id="244" w:name="extending-and-evaluating-the-model"/>
     <w:p>
       <w:pPr>
         <w:pStyle w:val="Heading1"/>
@@ -41,7 +41,7 @@
       <w:r>
         <w:t xml:space="preserve"> </w:t>
       </w:r>
-      <w:hyperlink r:id="rId9">
+      <w:hyperlink r:id="rId20">
         <w:r>
           <w:rPr>
             <w:rStyle w:val="Hyperlink"/>
@@ -58,7 +58,7 @@
       <w:r>
         <w:t xml:space="preserve"> </w:t>
       </w:r>
-      <w:hyperlink r:id="rId10">
+      <w:hyperlink r:id="rId21">
         <w:r>
           <w:rPr>
             <w:rStyle w:val="Hyperlink"/>
@@ -75,7 +75,7 @@
       <w:r>
         <w:t xml:space="preserve"> </w:t>
       </w:r>
-      <w:hyperlink r:id="rId11">
+      <w:hyperlink r:id="rId22">
         <w:r>
           <w:rPr>
             <w:rStyle w:val="Hyperlink"/>
@@ -92,7 +92,7 @@
       <w:r>
         <w:t xml:space="preserve"> </w:t>
       </w:r>
-      <w:hyperlink r:id="rId12">
+      <w:hyperlink r:id="rId23">
         <w:r>
           <w:rPr>
             <w:rStyle w:val="Hyperlink"/>
@@ -109,7 +109,7 @@
       <w:r>
         <w:t xml:space="preserve"> </w:t>
       </w:r>
-      <w:hyperlink r:id="rId13">
+      <w:hyperlink r:id="rId24">
         <w:r>
           <w:rPr>
             <w:rStyle w:val="Hyperlink"/>
@@ -126,7 +126,7 @@
       <w:r>
         <w:t xml:space="preserve"> </w:t>
       </w:r>
-      <w:hyperlink r:id="rId14">
+      <w:hyperlink r:id="rId25">
         <w:r>
           <w:rPr>
             <w:rStyle w:val="Hyperlink"/>
@@ -135,7 +135,7 @@
         </w:r>
       </w:hyperlink>
     </w:p>
-    <w:bookmarkStart w:id="15" w:name="about-this-version"/>
+    <w:bookmarkStart w:id="26" w:name="about-this-version"/>
     <w:p>
       <w:pPr>
         <w:pStyle w:val="Heading2"/>
@@ -152,8 +152,8 @@
         <w:t xml:space="preserve">This is a plain-text version of the lecture slides. Each slide starts with a heading such as “Slide 5”, and the numbers match the slide numbers shown in the lecture. Content that appeared one piece at a time, in columns or in tabs is shown in reading order. Videos and interactive apps are given as links.</w:t>
       </w:r>
     </w:p>
-    <w:bookmarkEnd w:id="15"/>
-    <w:bookmarkStart w:id="18" w:name="slide-2-learning-outcomes"/>
+    <w:bookmarkEnd w:id="26"/>
+    <w:bookmarkStart w:id="29" w:name="slide-2-learning-outcomes"/>
     <w:p>
       <w:pPr>
         <w:pStyle w:val="Heading2"/>
@@ -162,7 +162,7 @@
         <w:t xml:space="preserve">Slide 2: Learning outcomes</w:t>
       </w:r>
     </w:p>
-    <w:bookmarkStart w:id="16" w:name="extending-the-model"/>
+    <w:bookmarkStart w:id="27" w:name="extending-the-model"/>
     <w:p>
       <w:pPr>
         <w:pStyle w:val="Heading3"/>
@@ -231,8 +231,8 @@
         <w:t xml:space="preserve">Interpreting parameter estimates</w:t>
       </w:r>
     </w:p>
-    <w:bookmarkEnd w:id="16"/>
-    <w:bookmarkStart w:id="17" w:name="model-fit"/>
+    <w:bookmarkEnd w:id="27"/>
+    <w:bookmarkStart w:id="28" w:name="model-fit"/>
     <w:p>
       <w:pPr>
         <w:pStyle w:val="Heading3"/>
@@ -324,9 +324,9 @@
         <w:t xml:space="preserve">2</w:t>
       </w:r>
     </w:p>
-    <w:bookmarkEnd w:id="17"/>
-    <w:bookmarkEnd w:id="18"/>
-    <w:bookmarkStart w:id="25" w:name="slide-3"/>
+    <w:bookmarkEnd w:id="28"/>
+    <w:bookmarkEnd w:id="29"/>
+    <w:bookmarkStart w:id="36" w:name="slide-3"/>
     <w:p>
       <w:pPr>
         <w:pStyle w:val="Heading2"/>
@@ -344,18 +344,18 @@
           <wp:inline>
             <wp:extent cx="5334000" cy="3019488"/>
             <wp:effectExtent b="0" l="0" r="0" t="0"/>
-            <wp:docPr descr="Image: spine map (no description provided yet)" title="" id="20" name="Picture"/>
+            <wp:docPr descr="Image: spine map (no description provided yet)" title="" id="31" name="Picture"/>
             <a:graphic>
               <a:graphicData uri="http://schemas.openxmlformats.org/drawingml/2006/picture">
                 <pic:pic>
                   <pic:nvPicPr>
-                    <pic:cNvPr descr="images/spine_map.png" id="21" name="Picture"/>
+                    <pic:cNvPr descr="images/spine_map.png" id="32" name="Picture"/>
                     <pic:cNvPicPr>
                       <a:picLocks noChangeArrowheads="1" noChangeAspect="1"/>
                     </pic:cNvPicPr>
                   </pic:nvPicPr>
                   <pic:blipFill>
-                    <a:blip r:embed="rId19"/>
+                    <a:blip r:embed="rId30"/>
                     <a:stretch>
                       <a:fillRect/>
                     </a:stretch>
@@ -391,18 +391,18 @@
           <wp:inline>
             <wp:extent cx="5334000" cy="3016468"/>
             <wp:effectExtent b="0" l="0" r="0" t="0"/>
-            <wp:docPr descr="Image: spine map lec 03 (no description provided yet)" title="" id="23" name="Picture"/>
+            <wp:docPr descr="Image: spine map lec 03 (no description provided yet)" title="" id="34" name="Picture"/>
             <a:graphic>
               <a:graphicData uri="http://schemas.openxmlformats.org/drawingml/2006/picture">
                 <pic:pic>
                   <pic:nvPicPr>
-                    <pic:cNvPr descr="images/spine_map_lec_03.png" id="24" name="Picture"/>
+                    <pic:cNvPr descr="images/spine_map_lec_03.png" id="35" name="Picture"/>
                     <pic:cNvPicPr>
                       <a:picLocks noChangeArrowheads="1" noChangeAspect="1"/>
                     </pic:cNvPicPr>
                   </pic:nvPicPr>
                   <pic:blipFill>
-                    <a:blip r:embed="rId22"/>
+                    <a:blip r:embed="rId33"/>
                     <a:stretch>
                       <a:fillRect/>
                     </a:stretch>
@@ -429,8 +429,8 @@
         </w:drawing>
       </w:r>
     </w:p>
-    <w:bookmarkEnd w:id="25"/>
-    <w:bookmarkStart w:id="29" w:name="slide-4"/>
+    <w:bookmarkEnd w:id="36"/>
+    <w:bookmarkStart w:id="40" w:name="slide-4"/>
     <w:p>
       <w:pPr>
         <w:pStyle w:val="Heading2"/>
@@ -448,18 +448,18 @@
           <wp:inline>
             <wp:extent cx="5334000" cy="4654990"/>
             <wp:effectExtent b="0" l="0" r="0" t="0"/>
-            <wp:docPr descr="Image: dsr2 fig 04 39 workflow (no description provided yet)" title="" id="27" name="Picture"/>
+            <wp:docPr descr="Image: dsr2 fig 04 39 workflow (no description provided yet)" title="" id="38" name="Picture"/>
             <a:graphic>
               <a:graphicData uri="http://schemas.openxmlformats.org/drawingml/2006/picture">
                 <pic:pic>
                   <pic:nvPicPr>
-                    <pic:cNvPr descr="images/dsr2_fig_04_39_workflow.png" id="28" name="Picture"/>
+                    <pic:cNvPr descr="images/dsr2_fig_04_39_workflow.png" id="39" name="Picture"/>
                     <pic:cNvPicPr>
                       <a:picLocks noChangeArrowheads="1" noChangeAspect="1"/>
                     </pic:cNvPicPr>
                   </pic:nvPicPr>
                   <pic:blipFill>
-                    <a:blip r:embed="rId26"/>
+                    <a:blip r:embed="rId37"/>
                     <a:stretch>
                       <a:fillRect/>
                     </a:stretch>
@@ -486,8 +486,8 @@
         </w:drawing>
       </w:r>
     </w:p>
-    <w:bookmarkEnd w:id="29"/>
-    <w:bookmarkStart w:id="30" w:name="slide-5-new-section-extending-the-model"/>
+    <w:bookmarkEnd w:id="40"/>
+    <w:bookmarkStart w:id="41" w:name="slide-5-new-section-extending-the-model"/>
     <w:p>
       <w:pPr>
         <w:pStyle w:val="Heading2"/>
@@ -496,8 +496,8 @@
         <w:t xml:space="preserve">Slide 5 (new section): Extending the model</w:t>
       </w:r>
     </w:p>
-    <w:bookmarkEnd w:id="30"/>
-    <w:bookmarkStart w:id="35" w:name="slide-6-birnbaum-revisited"/>
+    <w:bookmarkEnd w:id="41"/>
+    <w:bookmarkStart w:id="46" w:name="slide-6-birnbaum-revisited"/>
     <w:p>
       <w:pPr>
         <w:pStyle w:val="Heading2"/>
@@ -515,18 +515,18 @@
           <wp:inline>
             <wp:extent cx="5334000" cy="11545454"/>
             <wp:effectExtent b="0" l="0" r="0" t="0"/>
-            <wp:docPr descr="Image: date night small (no description provided yet)" title="" id="32" name="Picture"/>
+            <wp:docPr descr="Image: date night small (no description provided yet)" title="" id="43" name="Picture"/>
             <a:graphic>
               <a:graphicData uri="http://schemas.openxmlformats.org/drawingml/2006/picture">
                 <pic:pic>
                   <pic:nvPicPr>
-                    <pic:cNvPr descr="images/date_night_small.png" id="33" name="Picture"/>
+                    <pic:cNvPr descr="images/date_night_small.png" id="44" name="Picture"/>
                     <pic:cNvPicPr>
                       <a:picLocks noChangeArrowheads="1" noChangeAspect="1"/>
                     </pic:cNvPicPr>
                   </pic:nvPicPr>
                   <pic:blipFill>
-                    <a:blip r:embed="rId31"/>
+                    <a:blip r:embed="rId42"/>
                     <a:stretch>
                       <a:fillRect/>
                     </a:stretch>
@@ -691,7 +691,7 @@
           <w:numId w:val="1008"/>
         </w:numPr>
       </w:pPr>
-      <w:hyperlink r:id="rId34">
+      <w:hyperlink r:id="rId45">
         <w:r>
           <w:rPr>
             <w:rStyle w:val="Hyperlink"/>
@@ -720,8 +720,8 @@
         </w:r>
       </w:hyperlink>
     </w:p>
-    <w:bookmarkEnd w:id="35"/>
-    <w:bookmarkStart w:id="39" w:name="slide-7-the-model"/>
+    <w:bookmarkEnd w:id="46"/>
+    <w:bookmarkStart w:id="50" w:name="slide-7-the-model"/>
     <w:p>
       <w:pPr>
         <w:pStyle w:val="Heading2"/>
@@ -851,18 +851,18 @@
           <wp:inline>
             <wp:extent cx="5334000" cy="2667000"/>
             <wp:effectExtent b="0" l="0" r="0" t="0"/>
-            <wp:docPr descr="Plot (no description provided yet)" title="" id="37" name="Picture"/>
+            <wp:docPr descr="Plot (no description provided yet)" title="" id="48" name="Picture"/>
             <a:graphic>
               <a:graphicData uri="http://schemas.openxmlformats.org/drawingml/2006/picture">
                 <pic:pic>
                   <pic:nvPicPr>
-                    <pic:cNvPr descr="images/ds_fit_slide007_unnamed-chunk-8-1.png" id="38" name="Picture"/>
+                    <pic:cNvPr descr="images/ds_fit_slide007_unnamed-chunk-8-1.png" id="49" name="Picture"/>
                     <pic:cNvPicPr>
                       <a:picLocks noChangeArrowheads="1" noChangeAspect="1"/>
                     </pic:cNvPicPr>
                   </pic:nvPicPr>
                   <pic:blipFill>
-                    <a:blip r:embed="rId36"/>
+                    <a:blip r:embed="rId47"/>
                     <a:stretch>
                       <a:fillRect/>
                     </a:stretch>
@@ -1135,8 +1135,8 @@
         <w:t xml:space="preserve">How do we extend the model to include mate value?</w:t>
       </w:r>
     </w:p>
-    <w:bookmarkEnd w:id="39"/>
-    <w:bookmarkStart w:id="43" w:name="slide-8-extending-the-linear-model"/>
+    <w:bookmarkEnd w:id="50"/>
+    <w:bookmarkStart w:id="54" w:name="slide-8-extending-the-linear-model"/>
     <w:p>
       <w:pPr>
         <w:pStyle w:val="Heading2"/>
@@ -1307,18 +1307,18 @@
           <wp:inline>
             <wp:extent cx="5334000" cy="2963333"/>
             <wp:effectExtent b="0" l="0" r="0" t="0"/>
-            <wp:docPr descr="Plot (no description provided yet)" title="" id="41" name="Picture"/>
+            <wp:docPr descr="Plot (no description provided yet)" title="" id="52" name="Picture"/>
             <a:graphic>
               <a:graphicData uri="http://schemas.openxmlformats.org/drawingml/2006/picture">
                 <pic:pic>
                   <pic:nvPicPr>
-                    <pic:cNvPr descr="images/ds_fit_slide008_unnamed-chunk-10-1.png" id="42" name="Picture"/>
+                    <pic:cNvPr descr="images/ds_fit_slide008_unnamed-chunk-10-1.png" id="53" name="Picture"/>
                     <pic:cNvPicPr>
                       <a:picLocks noChangeArrowheads="1" noChangeAspect="1"/>
                     </pic:cNvPicPr>
                   </pic:nvPicPr>
                   <pic:blipFill>
-                    <a:blip r:embed="rId40"/>
+                    <a:blip r:embed="rId51"/>
                     <a:stretch>
                       <a:fillRect/>
                     </a:stretch>
@@ -1345,14 +1345,14 @@
         </w:drawing>
       </w:r>
     </w:p>
-    <w:bookmarkEnd w:id="43"/>
-    <w:bookmarkStart w:id="44" w:name="slide-9-parameter-estimates"/>
+    <w:bookmarkEnd w:id="54"/>
+    <w:bookmarkStart w:id="55" w:name="slide-9-parameter-estimates-hard-to-get"/>
     <w:p>
       <w:pPr>
         <w:pStyle w:val="Heading2"/>
       </w:pPr>
       <w:r>
-        <w:t xml:space="preserve">Slide 9: Parameter estimates</w:t>
+        <w:t xml:space="preserve">Slide 9: Parameter estimates: hard to get</w:t>
       </w:r>
     </w:p>
     <w:p>
@@ -1858,12 +1858,407 @@
         <w:t xml:space="preserve">the effect of ‘mate value’</w:t>
       </w:r>
     </w:p>
+    <w:bookmarkEnd w:id="55"/>
+    <w:bookmarkStart w:id="56" w:name="slide-10-parameter-estimates-mate-value"/>
+    <w:p>
+      <w:pPr>
+        <w:pStyle w:val="Heading2"/>
+      </w:pPr>
+      <w:r>
+        <w:t xml:space="preserve">Slide 10: Parameter estimates: mate value</w:t>
+      </w:r>
+    </w:p>
+    <w:p>
+      <w:pPr>
+        <w:pStyle w:val="FirstParagraph"/>
+      </w:pPr>
+      <m:oMath>
+        <m:sSub>
+          <m:e>
+            <m:acc>
+              <m:accPr>
+                <m:chr m:val="̂"/>
+              </m:accPr>
+              <m:e>
+                <m:r>
+                  <m:rPr>
+                    <m:nor/>
+                    <m:sty m:val="p"/>
+                  </m:rPr>
+                  <m:t>interest</m:t>
+                </m:r>
+              </m:e>
+            </m:acc>
+          </m:e>
+          <m:sub>
+            <m:r>
+              <m:t>i</m:t>
+            </m:r>
+          </m:sub>
+        </m:sSub>
+        <m:r>
+          <m:rPr>
+            <m:sty m:val="p"/>
+          </m:rPr>
+          <m:t>=</m:t>
+        </m:r>
+        <m:r>
+          <m:rPr>
+            <m:sty m:val="p"/>
+          </m:rPr>
+          <m:t>−</m:t>
+        </m:r>
+        <m:r>
+          <m:t>0.49</m:t>
+        </m:r>
+        <m:r>
+          <m:rPr>
+            <m:sty m:val="p"/>
+          </m:rPr>
+          <m:t>+</m:t>
+        </m:r>
+        <m:r>
+          <m:t>0.13</m:t>
+        </m:r>
+        <m:sSub>
+          <m:e>
+            <m:r>
+              <m:rPr>
+                <m:nor/>
+                <m:sty m:val="p"/>
+              </m:rPr>
+              <m:t> hard to get</m:t>
+            </m:r>
+          </m:e>
+          <m:sub>
+            <m:r>
+              <m:t>i</m:t>
+            </m:r>
+          </m:sub>
+        </m:sSub>
+        <m:r>
+          <m:rPr>
+            <m:sty m:val="p"/>
+          </m:rPr>
+          <m:t>+</m:t>
+        </m:r>
+        <m:r>
+          <m:t>0.39</m:t>
+        </m:r>
+        <m:sSub>
+          <m:e>
+            <m:r>
+              <m:rPr>
+                <m:nor/>
+                <m:sty m:val="p"/>
+              </m:rPr>
+              <m:t> mate value</m:t>
+            </m:r>
+          </m:e>
+          <m:sub>
+            <m:r>
+              <m:t>i</m:t>
+            </m:r>
+          </m:sub>
+        </m:sSub>
+      </m:oMath>
+    </w:p>
+    <w:tbl>
+      <w:tblPr>
+        <w:tblStyle w:val="Table"/>
+        <w:tblW w:type="auto" w:w="0"/>
+        <w:tblLook w:firstRow="1" w:lastRow="0" w:firstColumn="0" w:lastColumn="0" w:noHBand="0" w:noVBand="0" w:val="0020"/>
+      </w:tblPr>
+      <w:tblGrid>
+        <w:gridCol w:w="1320"/>
+        <w:gridCol w:w="1320"/>
+        <w:gridCol w:w="1320"/>
+        <w:gridCol w:w="1320"/>
+        <w:gridCol w:w="1320"/>
+        <w:gridCol w:w="1320"/>
+      </w:tblGrid>
+      <w:tr>
+        <w:trPr>
+          <w:tblHeader w:val="on"/>
+        </w:trPr>
+        <w:tc>
+          <w:tcPr/>
+          <w:p>
+            <w:pPr>
+              <w:pStyle w:val="Compact"/>
+            </w:pPr>
+            <w:r>
+              <w:t xml:space="preserve">Parameter</w:t>
+            </w:r>
+          </w:p>
+        </w:tc>
+        <w:tc>
+          <w:tcPr/>
+          <w:p>
+            <w:pPr>
+              <w:pStyle w:val="Compact"/>
+            </w:pPr>
+            <w:r>
+              <w:t xml:space="preserve">Coefficient</w:t>
+            </w:r>
+          </w:p>
+        </w:tc>
+        <w:tc>
+          <w:tcPr/>
+          <w:p>
+            <w:pPr>
+              <w:pStyle w:val="Compact"/>
+            </w:pPr>
+            <w:r>
+              <w:t xml:space="preserve">SE</w:t>
+            </w:r>
+          </w:p>
+        </w:tc>
+        <w:tc>
+          <w:tcPr/>
+          <w:p>
+            <w:pPr>
+              <w:pStyle w:val="Compact"/>
+            </w:pPr>
+            <w:r>
+              <w:t xml:space="preserve">95% CI</w:t>
+            </w:r>
+          </w:p>
+        </w:tc>
+        <w:tc>
+          <w:tcPr/>
+          <w:p>
+            <w:pPr>
+              <w:pStyle w:val="Compact"/>
+            </w:pPr>
+            <w:r>
+              <w:t xml:space="preserve">t(125)</w:t>
+            </w:r>
+          </w:p>
+        </w:tc>
+        <w:tc>
+          <w:tcPr/>
+          <w:p>
+            <w:pPr>
+              <w:pStyle w:val="Compact"/>
+            </w:pPr>
+            <w:r>
+              <w:t xml:space="preserve">p</w:t>
+            </w:r>
+          </w:p>
+        </w:tc>
+      </w:tr>
+      <w:tr>
+        <w:tc>
+          <w:tcPr/>
+          <w:p>
+            <w:pPr>
+              <w:pStyle w:val="Compact"/>
+            </w:pPr>
+            <w:r>
+              <w:t xml:space="preserve">(Intercept)</w:t>
+            </w:r>
+          </w:p>
+        </w:tc>
+        <w:tc>
+          <w:tcPr/>
+          <w:p>
+            <w:pPr>
+              <w:pStyle w:val="Compact"/>
+            </w:pPr>
+            <w:r>
+              <w:t xml:space="preserve">-0.49</w:t>
+            </w:r>
+          </w:p>
+        </w:tc>
+        <w:tc>
+          <w:tcPr/>
+          <w:p>
+            <w:pPr>
+              <w:pStyle w:val="Compact"/>
+            </w:pPr>
+            <w:r>
+              <w:t xml:space="preserve">0.62</w:t>
+            </w:r>
+          </w:p>
+        </w:tc>
+        <w:tc>
+          <w:tcPr/>
+          <w:p>
+            <w:pPr>
+              <w:pStyle w:val="Compact"/>
+            </w:pPr>
+            <w:r>
+              <w:t xml:space="preserve">(-1.72, 0.74)</w:t>
+            </w:r>
+          </w:p>
+        </w:tc>
+        <w:tc>
+          <w:tcPr/>
+          <w:p>
+            <w:pPr>
+              <w:pStyle w:val="Compact"/>
+            </w:pPr>
+            <w:r>
+              <w:t xml:space="preserve">-0.79</w:t>
+            </w:r>
+          </w:p>
+        </w:tc>
+        <w:tc>
+          <w:tcPr/>
+          <w:p>
+            <w:pPr>
+              <w:pStyle w:val="Compact"/>
+            </w:pPr>
+            <w:r>
+              <w:t xml:space="preserve">0.432</w:t>
+            </w:r>
+          </w:p>
+        </w:tc>
+      </w:tr>
+      <w:tr>
+        <w:tc>
+          <w:tcPr/>
+          <w:p>
+            <w:pPr>
+              <w:pStyle w:val="Compact"/>
+            </w:pPr>
+            <w:r>
+              <w:t xml:space="preserve">hard to get</w:t>
+            </w:r>
+          </w:p>
+        </w:tc>
+        <w:tc>
+          <w:tcPr/>
+          <w:p>
+            <w:pPr>
+              <w:pStyle w:val="Compact"/>
+            </w:pPr>
+            <w:r>
+              <w:t xml:space="preserve">0.13</w:t>
+            </w:r>
+          </w:p>
+        </w:tc>
+        <w:tc>
+          <w:tcPr/>
+          <w:p>
+            <w:pPr>
+              <w:pStyle w:val="Compact"/>
+            </w:pPr>
+            <w:r>
+              <w:t xml:space="preserve">0.18</w:t>
+            </w:r>
+          </w:p>
+        </w:tc>
+        <w:tc>
+          <w:tcPr/>
+          <w:p>
+            <w:pPr>
+              <w:pStyle w:val="Compact"/>
+            </w:pPr>
+            <w:r>
+              <w:t xml:space="preserve">(-0.23, 0.48)</w:t>
+            </w:r>
+          </w:p>
+        </w:tc>
+        <w:tc>
+          <w:tcPr/>
+          <w:p>
+            <w:pPr>
+              <w:pStyle w:val="Compact"/>
+            </w:pPr>
+            <w:r>
+              <w:t xml:space="preserve">0.70</w:t>
+            </w:r>
+          </w:p>
+        </w:tc>
+        <w:tc>
+          <w:tcPr/>
+          <w:p>
+            <w:pPr>
+              <w:pStyle w:val="Compact"/>
+            </w:pPr>
+            <w:r>
+              <w:t xml:space="preserve">0.484</w:t>
+            </w:r>
+          </w:p>
+        </w:tc>
+      </w:tr>
+      <w:tr>
+        <w:tc>
+          <w:tcPr/>
+          <w:p>
+            <w:pPr>
+              <w:pStyle w:val="Compact"/>
+            </w:pPr>
+            <w:r>
+              <w:t xml:space="preserve">mate value</w:t>
+            </w:r>
+          </w:p>
+        </w:tc>
+        <w:tc>
+          <w:tcPr/>
+          <w:p>
+            <w:pPr>
+              <w:pStyle w:val="Compact"/>
+            </w:pPr>
+            <w:r>
+              <w:t xml:space="preserve">0.39</w:t>
+            </w:r>
+          </w:p>
+        </w:tc>
+        <w:tc>
+          <w:tcPr/>
+          <w:p>
+            <w:pPr>
+              <w:pStyle w:val="Compact"/>
+            </w:pPr>
+            <w:r>
+              <w:t xml:space="preserve">0.17</w:t>
+            </w:r>
+          </w:p>
+        </w:tc>
+        <w:tc>
+          <w:tcPr/>
+          <w:p>
+            <w:pPr>
+              <w:pStyle w:val="Compact"/>
+            </w:pPr>
+            <w:r>
+              <w:t xml:space="preserve">(0.05, 0.72)</w:t>
+            </w:r>
+          </w:p>
+        </w:tc>
+        <w:tc>
+          <w:tcPr/>
+          <w:p>
+            <w:pPr>
+              <w:pStyle w:val="Compact"/>
+            </w:pPr>
+            <w:r>
+              <w:t xml:space="preserve">2.31</w:t>
+            </w:r>
+          </w:p>
+        </w:tc>
+        <w:tc>
+          <w:tcPr/>
+          <w:p>
+            <w:pPr>
+              <w:pStyle w:val="Compact"/>
+            </w:pPr>
+            <w:r>
+              <w:t xml:space="preserve">0.023</w:t>
+            </w:r>
+          </w:p>
+        </w:tc>
+      </w:tr>
+    </w:tbl>
     <w:p>
       <w:pPr>
         <w:pStyle w:val="Compact"/>
         <w:numPr>
           <w:ilvl w:val="0"/>
-          <w:numId w:val="1010"/>
+          <w:numId w:val="1012"/>
         </w:numPr>
       </w:pPr>
       <w:r>
@@ -1891,7 +2286,7 @@
         <w:pStyle w:val="Compact"/>
         <w:numPr>
           <w:ilvl w:val="1"/>
-          <w:numId w:val="1012"/>
+          <w:numId w:val="1013"/>
         </w:numPr>
       </w:pPr>
       <w:r>
@@ -1953,7 +2348,7 @@
         <w:pStyle w:val="Compact"/>
         <w:numPr>
           <w:ilvl w:val="1"/>
-          <w:numId w:val="1012"/>
+          <w:numId w:val="1013"/>
         </w:numPr>
       </w:pPr>
       <w:r>
@@ -1976,14 +2371,14 @@
         <w:t xml:space="preserve">the effect of ‘hard to get’</w:t>
       </w:r>
     </w:p>
-    <w:bookmarkEnd w:id="44"/>
-    <w:bookmarkStart w:id="45" w:name="slide-10-how-to-enter-predictors"/>
+    <w:bookmarkEnd w:id="56"/>
+    <w:bookmarkStart w:id="57" w:name="slide-11-how-to-enter-predictors"/>
     <w:p>
       <w:pPr>
         <w:pStyle w:val="Heading2"/>
       </w:pPr>
       <w:r>
-        <w:t xml:space="preserve">Slide 10: How to enter predictors</w:t>
+        <w:t xml:space="preserve">Slide 11: How to enter predictors</w:t>
       </w:r>
     </w:p>
     <w:p>
@@ -1991,47 +2386,11 @@
         <w:pStyle w:val="Compact"/>
         <w:numPr>
           <w:ilvl w:val="0"/>
-          <w:numId w:val="1013"/>
-        </w:numPr>
-      </w:pPr>
-      <w:r>
-        <w:t xml:space="preserve">Hierarchical</w:t>
-      </w:r>
-    </w:p>
-    <w:p>
-      <w:pPr>
-        <w:pStyle w:val="Compact"/>
-        <w:numPr>
-          <w:ilvl w:val="1"/>
           <w:numId w:val="1014"/>
         </w:numPr>
       </w:pPr>
       <w:r>
-        <w:t xml:space="preserve">Experimenter decides the order in which variables are entered into the model</w:t>
-      </w:r>
-    </w:p>
-    <w:p>
-      <w:pPr>
-        <w:pStyle w:val="Compact"/>
-        <w:numPr>
-          <w:ilvl w:val="1"/>
-          <w:numId w:val="1014"/>
-        </w:numPr>
-      </w:pPr>
-      <w:r>
-        <w:t xml:space="preserve">Best for theory testing</w:t>
-      </w:r>
-    </w:p>
-    <w:p>
-      <w:pPr>
-        <w:pStyle w:val="Compact"/>
-        <w:numPr>
-          <w:ilvl w:val="0"/>
-          <w:numId w:val="1013"/>
-        </w:numPr>
-      </w:pPr>
-      <w:r>
-        <w:t xml:space="preserve">Forced entry</w:t>
+        <w:t xml:space="preserve">Hierarchical</w:t>
       </w:r>
     </w:p>
     <w:p>
@@ -2043,7 +2402,19 @@
         </w:numPr>
       </w:pPr>
       <w:r>
-        <w:t xml:space="preserve">All predictors are entered simultaneously</w:t>
+        <w:t xml:space="preserve">Experimenter decides the order in which variables are entered into the model</w:t>
+      </w:r>
+    </w:p>
+    <w:p>
+      <w:pPr>
+        <w:pStyle w:val="Compact"/>
+        <w:numPr>
+          <w:ilvl w:val="1"/>
+          <w:numId w:val="1015"/>
+        </w:numPr>
+      </w:pPr>
+      <w:r>
+        <w:t xml:space="preserve">Best for theory testing</w:t>
       </w:r>
     </w:p>
     <w:p>
@@ -2051,11 +2422,11 @@
         <w:pStyle w:val="Compact"/>
         <w:numPr>
           <w:ilvl w:val="0"/>
-          <w:numId w:val="1013"/>
+          <w:numId w:val="1014"/>
         </w:numPr>
       </w:pPr>
       <w:r>
-        <w:t xml:space="preserve">Stepwise</w:t>
+        <w:t xml:space="preserve">Forced entry</w:t>
       </w:r>
     </w:p>
     <w:p>
@@ -2067,7 +2438,19 @@
         </w:numPr>
       </w:pPr>
       <w:r>
-        <w:t xml:space="preserve">Predictors are selected using their semi-partial correlation with the outcome</w:t>
+        <w:t xml:space="preserve">All predictors are entered simultaneously</w:t>
+      </w:r>
+    </w:p>
+    <w:p>
+      <w:pPr>
+        <w:pStyle w:val="Compact"/>
+        <w:numPr>
+          <w:ilvl w:val="0"/>
+          <w:numId w:val="1014"/>
+        </w:numPr>
+      </w:pPr>
+      <w:r>
+        <w:t xml:space="preserve">Stepwise</w:t>
       </w:r>
     </w:p>
     <w:p>
@@ -2075,11 +2458,11 @@
         <w:pStyle w:val="Compact"/>
         <w:numPr>
           <w:ilvl w:val="1"/>
-          <w:numId w:val="1016"/>
+          <w:numId w:val="1017"/>
         </w:numPr>
       </w:pPr>
       <w:r>
-        <w:t xml:space="preserve">The model is unlikely to replicate in other samples (i.e., can produce spurious results)</w:t>
+        <w:t xml:space="preserve">Predictors are selected using their semi-partial correlation with the outcome</w:t>
       </w:r>
     </w:p>
     <w:p>
@@ -2087,31 +2470,43 @@
         <w:pStyle w:val="Compact"/>
         <w:numPr>
           <w:ilvl w:val="1"/>
-          <w:numId w:val="1016"/>
+          <w:numId w:val="1017"/>
         </w:numPr>
       </w:pPr>
       <w:r>
+        <w:t xml:space="preserve">The model is unlikely to replicate in other samples (i.e., can produce spurious results)</w:t>
+      </w:r>
+    </w:p>
+    <w:p>
+      <w:pPr>
+        <w:pStyle w:val="Compact"/>
+        <w:numPr>
+          <w:ilvl w:val="1"/>
+          <w:numId w:val="1017"/>
+        </w:numPr>
+      </w:pPr>
+      <w:r>
         <w:t xml:space="preserve">Use only for exploratory analysis</w:t>
       </w:r>
     </w:p>
-    <w:bookmarkEnd w:id="45"/>
-    <w:bookmarkStart w:id="46" w:name="X22247c1e5eb3adbe9b6d9e0390da0d016c8e10c"/>
+    <w:bookmarkEnd w:id="57"/>
+    <w:bookmarkStart w:id="58" w:name="X3d9cccc19956d9a7298d40d0a8192582f49dd4f"/>
     <w:p>
       <w:pPr>
         <w:pStyle w:val="Heading2"/>
       </w:pPr>
       <w:r>
-        <w:t xml:space="preserve">Slide 11 (new section): When a hierarchical model gets you dressed</w:t>
-      </w:r>
-    </w:p>
-    <w:bookmarkEnd w:id="46"/>
-    <w:bookmarkStart w:id="48" w:name="slide-12"/>
+        <w:t xml:space="preserve">Slide 12 (new section): When a hierarchical model gets you dressed</w:t>
+      </w:r>
+    </w:p>
+    <w:bookmarkEnd w:id="58"/>
+    <w:bookmarkStart w:id="60" w:name="slide-13"/>
     <w:p>
       <w:pPr>
         <w:pStyle w:val="Heading2"/>
       </w:pPr>
       <w:r>
-        <w:t xml:space="preserve">Slide 12</w:t>
+        <w:t xml:space="preserve">Slide 13</w:t>
       </w:r>
     </w:p>
     <w:p>
@@ -2124,7 +2519,7 @@
       <w:r>
         <w:t xml:space="preserve"> </w:t>
       </w:r>
-      <w:hyperlink r:id="rId47">
+      <w:hyperlink r:id="rId59">
         <w:r>
           <w:rPr>
             <w:rStyle w:val="Hyperlink"/>
@@ -2133,24 +2528,24 @@
         </w:r>
       </w:hyperlink>
     </w:p>
-    <w:bookmarkEnd w:id="48"/>
-    <w:bookmarkStart w:id="49" w:name="X8e8c3680db34438020205f02b1afd9709b52e6a"/>
+    <w:bookmarkEnd w:id="60"/>
+    <w:bookmarkStart w:id="61" w:name="X20f6f2be1b5b1f7947a60069df767ebbedd6ca2"/>
     <w:p>
       <w:pPr>
         <w:pStyle w:val="Heading2"/>
       </w:pPr>
       <w:r>
-        <w:t xml:space="preserve">Slide 13 (new section): When a stepwise model gets you dressed</w:t>
-      </w:r>
-    </w:p>
-    <w:bookmarkEnd w:id="49"/>
-    <w:bookmarkStart w:id="51" w:name="slide-14"/>
+        <w:t xml:space="preserve">Slide 14 (new section): When a stepwise model gets you dressed</w:t>
+      </w:r>
+    </w:p>
+    <w:bookmarkEnd w:id="61"/>
+    <w:bookmarkStart w:id="63" w:name="slide-15"/>
     <w:p>
       <w:pPr>
         <w:pStyle w:val="Heading2"/>
       </w:pPr>
       <w:r>
-        <w:t xml:space="preserve">Slide 14</w:t>
+        <w:t xml:space="preserve">Slide 15</w:t>
       </w:r>
     </w:p>
     <w:p>
@@ -2163,7 +2558,7 @@
       <w:r>
         <w:t xml:space="preserve"> </w:t>
       </w:r>
-      <w:hyperlink r:id="rId50">
+      <w:hyperlink r:id="rId62">
         <w:r>
           <w:rPr>
             <w:rStyle w:val="Hyperlink"/>
@@ -2172,14 +2567,14 @@
         </w:r>
       </w:hyperlink>
     </w:p>
-    <w:bookmarkEnd w:id="51"/>
-    <w:bookmarkStart w:id="53" w:name="slide-15"/>
+    <w:bookmarkEnd w:id="63"/>
+    <w:bookmarkStart w:id="65" w:name="slide-16"/>
     <w:p>
       <w:pPr>
         <w:pStyle w:val="Heading2"/>
       </w:pPr>
       <w:r>
-        <w:t xml:space="preserve">Slide 15</w:t>
+        <w:t xml:space="preserve">Slide 16</w:t>
       </w:r>
     </w:p>
     <w:p>
@@ -2192,7 +2587,7 @@
       <w:r>
         <w:t xml:space="preserve"> </w:t>
       </w:r>
-      <w:hyperlink r:id="rId52">
+      <w:hyperlink r:id="rId64">
         <w:r>
           <w:rPr>
             <w:rStyle w:val="Hyperlink"/>
@@ -2201,24 +2596,24 @@
         </w:r>
       </w:hyperlink>
     </w:p>
-    <w:bookmarkEnd w:id="53"/>
-    <w:bookmarkStart w:id="54" w:name="slide-16-new-section-model-fit"/>
+    <w:bookmarkEnd w:id="65"/>
+    <w:bookmarkStart w:id="66" w:name="slide-17-new-section-model-fit"/>
     <w:p>
       <w:pPr>
         <w:pStyle w:val="Heading2"/>
       </w:pPr>
       <w:r>
-        <w:t xml:space="preserve">Slide 16 (new section): Model fit</w:t>
-      </w:r>
-    </w:p>
-    <w:bookmarkEnd w:id="54"/>
-    <w:bookmarkStart w:id="55" w:name="X4988f4f1dd6930db98a1f362563968a9388351e"/>
+        <w:t xml:space="preserve">Slide 17 (new section): Model fit</w:t>
+      </w:r>
+    </w:p>
+    <w:bookmarkEnd w:id="66"/>
+    <w:bookmarkStart w:id="67" w:name="X9610b8362379c69dd8e1614784e3f443eca86f3"/>
     <w:p>
       <w:pPr>
         <w:pStyle w:val="Heading2"/>
       </w:pPr>
       <w:r>
-        <w:t xml:space="preserve">Slide 17: How do we tell if a model is a good fit?</w:t>
+        <w:t xml:space="preserve">Slide 18: How do we tell if a model is a good fit?</w:t>
       </w:r>
     </w:p>
     <w:p>
@@ -2226,7 +2621,7 @@
         <w:pStyle w:val="Compact"/>
         <w:numPr>
           <w:ilvl w:val="0"/>
-          <w:numId w:val="1017"/>
+          <w:numId w:val="1018"/>
         </w:numPr>
       </w:pPr>
       <w:r>
@@ -2238,7 +2633,7 @@
         <w:pStyle w:val="Compact"/>
         <w:numPr>
           <w:ilvl w:val="0"/>
-          <w:numId w:val="1017"/>
+          <w:numId w:val="1018"/>
         </w:numPr>
       </w:pPr>
       <w:r>
@@ -2250,51 +2645,11 @@
         <w:pStyle w:val="Compact"/>
         <w:numPr>
           <w:ilvl w:val="0"/>
-          <w:numId w:val="1017"/>
-        </w:numPr>
-      </w:pPr>
-      <w:r>
-        <w:t xml:space="preserve">With some help from Taylor Swift</w:t>
-      </w:r>
-    </w:p>
-    <w:p>
-      <w:pPr>
-        <w:pStyle w:val="Compact"/>
-        <w:numPr>
-          <w:ilvl w:val="1"/>
           <w:numId w:val="1018"/>
         </w:numPr>
       </w:pPr>
       <w:r>
-        <w:t xml:space="preserve">The album</w:t>
-      </w:r>
-      <w:r>
-        <w:t xml:space="preserve"> </w:t>
-      </w:r>
-      <w:r>
-        <w:rPr>
-          <w:b/>
-          <w:bCs/>
-        </w:rPr>
-        <w:t xml:space="preserve">1989</w:t>
-      </w:r>
-    </w:p>
-    <w:p>
-      <w:pPr>
-        <w:pStyle w:val="Compact"/>
-        <w:numPr>
-          <w:ilvl w:val="0"/>
-          <w:numId w:val="1017"/>
-        </w:numPr>
-      </w:pPr>
-      <w:r>
-        <w:t xml:space="preserve">Spotify</w:t>
-      </w:r>
-      <w:r>
-        <w:t xml:space="preserve"> </w:t>
-      </w:r>
-      <w:r>
-        <w:t xml:space="preserve">produce measures of song content</w:t>
+        <w:t xml:space="preserve">With some help from Taylor Swift</w:t>
       </w:r>
     </w:p>
     <w:p>
@@ -2306,7 +2661,35 @@
         </w:numPr>
       </w:pPr>
       <w:r>
-        <w:t xml:space="preserve">Energy</w:t>
+        <w:t xml:space="preserve">The album</w:t>
+      </w:r>
+      <w:r>
+        <w:t xml:space="preserve"> </w:t>
+      </w:r>
+      <w:r>
+        <w:rPr>
+          <w:b/>
+          <w:bCs/>
+        </w:rPr>
+        <w:t xml:space="preserve">1989</w:t>
+      </w:r>
+    </w:p>
+    <w:p>
+      <w:pPr>
+        <w:pStyle w:val="Compact"/>
+        <w:numPr>
+          <w:ilvl w:val="0"/>
+          <w:numId w:val="1018"/>
+        </w:numPr>
+      </w:pPr>
+      <w:r>
+        <w:t xml:space="preserve">Spotify</w:t>
+      </w:r>
+      <w:r>
+        <w:t xml:space="preserve"> </w:t>
+      </w:r>
+      <w:r>
+        <w:t xml:space="preserve">produce measures of song content</w:t>
       </w:r>
     </w:p>
     <w:p>
@@ -2314,11 +2697,11 @@
         <w:pStyle w:val="Compact"/>
         <w:numPr>
           <w:ilvl w:val="1"/>
-          <w:numId w:val="1019"/>
+          <w:numId w:val="1020"/>
         </w:numPr>
       </w:pPr>
       <w:r>
-        <w:t xml:space="preserve">Valence</w:t>
+        <w:t xml:space="preserve">Energy</w:t>
       </w:r>
     </w:p>
     <w:p>
@@ -2326,7 +2709,19 @@
         <w:pStyle w:val="Compact"/>
         <w:numPr>
           <w:ilvl w:val="1"/>
-          <w:numId w:val="1019"/>
+          <w:numId w:val="1020"/>
+        </w:numPr>
+      </w:pPr>
+      <w:r>
+        <w:t xml:space="preserve">Valence</w:t>
+      </w:r>
+    </w:p>
+    <w:p>
+      <w:pPr>
+        <w:pStyle w:val="Compact"/>
+        <w:numPr>
+          <w:ilvl w:val="1"/>
+          <w:numId w:val="1020"/>
         </w:numPr>
       </w:pPr>
       <w:r>
@@ -2346,7 +2741,7 @@
         <w:pStyle w:val="Compact"/>
         <w:numPr>
           <w:ilvl w:val="0"/>
-          <w:numId w:val="1020"/>
+          <w:numId w:val="1021"/>
         </w:numPr>
       </w:pPr>
       <w:r>
@@ -2368,14 +2763,14 @@
         <w:t xml:space="preserve">package scrapes this data!</w:t>
       </w:r>
     </w:p>
-    <w:bookmarkEnd w:id="55"/>
-    <w:bookmarkStart w:id="62" w:name="Xaf16e6da494a676a4bf750481b494dc7576ff99"/>
+    <w:bookmarkEnd w:id="67"/>
+    <w:bookmarkStart w:id="74" w:name="X6d19cc6d30dd18d362463c8499732377456a3b0"/>
     <w:p>
       <w:pPr>
         <w:pStyle w:val="Heading2"/>
       </w:pPr>
       <w:r>
-        <w:t xml:space="preserve">Slide 18: Is the average energy score a good fit?</w:t>
+        <w:t xml:space="preserve">Slide 19: Is the average energy score a good fit?</w:t>
       </w:r>
     </w:p>
     <w:p>
@@ -2387,18 +2782,18 @@
           <wp:inline>
             <wp:extent cx="5334000" cy="5334000"/>
             <wp:effectExtent b="0" l="0" r="0" t="0"/>
-            <wp:docPr descr="Plot (no description provided yet)" title="" id="57" name="Picture"/>
+            <wp:docPr descr="Plot (no description provided yet)" title="" id="69" name="Picture"/>
             <a:graphic>
               <a:graphicData uri="http://schemas.openxmlformats.org/drawingml/2006/picture">
                 <pic:pic>
                   <pic:nvPicPr>
-                    <pic:cNvPr descr="images/ds_fit_slide018_unnamed-chunk-20-1.png" id="58" name="Picture"/>
+                    <pic:cNvPr descr="images/ds_fit_slide019_unnamed-chunk-22-1.png" id="70" name="Picture"/>
                     <pic:cNvPicPr>
                       <a:picLocks noChangeArrowheads="1" noChangeAspect="1"/>
                     </pic:cNvPicPr>
                   </pic:nvPicPr>
                   <pic:blipFill>
-                    <a:blip r:embed="rId56"/>
+                    <a:blip r:embed="rId68"/>
                     <a:stretch>
                       <a:fillRect/>
                     </a:stretch>
@@ -2434,18 +2829,18 @@
           <wp:inline>
             <wp:extent cx="5334000" cy="5334000"/>
             <wp:effectExtent b="0" l="0" r="0" t="0"/>
-            <wp:docPr descr="Image: ts 1989 (no description provided yet)" title="" id="60" name="Picture"/>
+            <wp:docPr descr="Image: ts 1989 (no description provided yet)" title="" id="72" name="Picture"/>
             <a:graphic>
               <a:graphicData uri="http://schemas.openxmlformats.org/drawingml/2006/picture">
                 <pic:pic>
                   <pic:nvPicPr>
-                    <pic:cNvPr descr="images/ts_1989.png" id="61" name="Picture"/>
+                    <pic:cNvPr descr="images/ts_1989.png" id="73" name="Picture"/>
                     <pic:cNvPicPr>
                       <a:picLocks noChangeArrowheads="1" noChangeAspect="1"/>
                     </pic:cNvPicPr>
                   </pic:nvPicPr>
                   <pic:blipFill>
-                    <a:blip r:embed="rId59"/>
+                    <a:blip r:embed="rId71"/>
                     <a:stretch>
                       <a:fillRect/>
                     </a:stretch>
@@ -2472,14 +2867,14 @@
         </w:drawing>
       </w:r>
     </w:p>
-    <w:bookmarkEnd w:id="62"/>
-    <w:bookmarkStart w:id="69" w:name="X6d19cc6d30dd18d362463c8499732377456a3b0"/>
+    <w:bookmarkEnd w:id="74"/>
+    <w:bookmarkStart w:id="81" w:name="Xa7dd4d2891fe87b071e65c970ef2716495e8ad2"/>
     <w:p>
       <w:pPr>
         <w:pStyle w:val="Heading2"/>
       </w:pPr>
       <w:r>
-        <w:t xml:space="preserve">Slide 19: Is the average energy score a good fit?</w:t>
+        <w:t xml:space="preserve">Slide 20: Is the average energy score a good fit?</w:t>
       </w:r>
     </w:p>
     <w:p>
@@ -2491,18 +2886,18 @@
           <wp:inline>
             <wp:extent cx="5334000" cy="5334000"/>
             <wp:effectExtent b="0" l="0" r="0" t="0"/>
-            <wp:docPr descr="Plot (no description provided yet)" title="" id="64" name="Picture"/>
+            <wp:docPr descr="Plot (no description provided yet)" title="" id="76" name="Picture"/>
             <a:graphic>
               <a:graphicData uri="http://schemas.openxmlformats.org/drawingml/2006/picture">
                 <pic:pic>
                   <pic:nvPicPr>
-                    <pic:cNvPr descr="images/ds_fit_slide019_unnamed-chunk-21-1.png" id="65" name="Picture"/>
+                    <pic:cNvPr descr="images/ds_fit_slide020_unnamed-chunk-23-1.png" id="77" name="Picture"/>
                     <pic:cNvPicPr>
                       <a:picLocks noChangeArrowheads="1" noChangeAspect="1"/>
                     </pic:cNvPicPr>
                   </pic:nvPicPr>
                   <pic:blipFill>
-                    <a:blip r:embed="rId63"/>
+                    <a:blip r:embed="rId75"/>
                     <a:stretch>
                       <a:fillRect/>
                     </a:stretch>
@@ -2539,7 +2934,7 @@
       <w:r>
         <w:t xml:space="preserve"> </w:t>
       </w:r>
-      <w:hyperlink r:id="rId66">
+      <w:hyperlink r:id="rId78">
         <w:r>
           <w:rPr>
             <w:rStyle w:val="Hyperlink"/>
@@ -2557,18 +2952,18 @@
           <wp:inline>
             <wp:extent cx="5334000" cy="5334000"/>
             <wp:effectExtent b="0" l="0" r="0" t="0"/>
-            <wp:docPr descr="Image: ts 1989 (no description provided yet)" title="" id="67" name="Picture"/>
+            <wp:docPr descr="Image: ts 1989 (no description provided yet)" title="" id="79" name="Picture"/>
             <a:graphic>
               <a:graphicData uri="http://schemas.openxmlformats.org/drawingml/2006/picture">
                 <pic:pic>
                   <pic:nvPicPr>
-                    <pic:cNvPr descr="images/ts_1989.png" id="68" name="Picture"/>
+                    <pic:cNvPr descr="images/ts_1989.png" id="80" name="Picture"/>
                     <pic:cNvPicPr>
                       <a:picLocks noChangeArrowheads="1" noChangeAspect="1"/>
                     </pic:cNvPicPr>
                   </pic:nvPicPr>
                   <pic:blipFill>
-                    <a:blip r:embed="rId59"/>
+                    <a:blip r:embed="rId71"/>
                     <a:stretch>
                       <a:fillRect/>
                     </a:stretch>
@@ -2595,14 +2990,14 @@
         </w:drawing>
       </w:r>
     </w:p>
-    <w:bookmarkEnd w:id="69"/>
-    <w:bookmarkStart w:id="75" w:name="Xa7dd4d2891fe87b071e65c970ef2716495e8ad2"/>
+    <w:bookmarkEnd w:id="81"/>
+    <w:bookmarkStart w:id="87" w:name="Xc4b72ddd6a5785f172ccb6234acd62eeaf3f1c3"/>
     <w:p>
       <w:pPr>
         <w:pStyle w:val="Heading2"/>
       </w:pPr>
       <w:r>
-        <w:t xml:space="preserve">Slide 20: Is the average energy score a good fit?</w:t>
+        <w:t xml:space="preserve">Slide 21: Is the average energy score a good fit?</w:t>
       </w:r>
     </w:p>
     <w:p>
@@ -2614,18 +3009,18 @@
           <wp:inline>
             <wp:extent cx="5334000" cy="5334000"/>
             <wp:effectExtent b="0" l="0" r="0" t="0"/>
-            <wp:docPr descr="Plot (no description provided yet)" title="" id="71" name="Picture"/>
+            <wp:docPr descr="Plot (no description provided yet)" title="" id="83" name="Picture"/>
             <a:graphic>
               <a:graphicData uri="http://schemas.openxmlformats.org/drawingml/2006/picture">
                 <pic:pic>
                   <pic:nvPicPr>
-                    <pic:cNvPr descr="images/ds_fit_slide020_unnamed-chunk-22-1.png" id="72" name="Picture"/>
+                    <pic:cNvPr descr="images/ds_fit_slide021_unnamed-chunk-24-1.png" id="84" name="Picture"/>
                     <pic:cNvPicPr>
                       <a:picLocks noChangeArrowheads="1" noChangeAspect="1"/>
                     </pic:cNvPicPr>
                   </pic:nvPicPr>
                   <pic:blipFill>
-                    <a:blip r:embed="rId70"/>
+                    <a:blip r:embed="rId82"/>
                     <a:stretch>
                       <a:fillRect/>
                     </a:stretch>
@@ -2662,7 +3057,7 @@
       <w:r>
         <w:t xml:space="preserve"> </w:t>
       </w:r>
-      <w:hyperlink r:id="rId66">
+      <w:hyperlink r:id="rId78">
         <w:r>
           <w:rPr>
             <w:rStyle w:val="Hyperlink"/>
@@ -2704,18 +3099,18 @@
           <wp:inline>
             <wp:extent cx="5334000" cy="5334000"/>
             <wp:effectExtent b="0" l="0" r="0" t="0"/>
-            <wp:docPr descr="Image: ts 1989 (no description provided yet)" title="" id="73" name="Picture"/>
+            <wp:docPr descr="Image: ts 1989 (no description provided yet)" title="" id="85" name="Picture"/>
             <a:graphic>
               <a:graphicData uri="http://schemas.openxmlformats.org/drawingml/2006/picture">
                 <pic:pic>
                   <pic:nvPicPr>
-                    <pic:cNvPr descr="images/ts_1989.png" id="74" name="Picture"/>
+                    <pic:cNvPr descr="images/ts_1989.png" id="86" name="Picture"/>
                     <pic:cNvPicPr>
                       <a:picLocks noChangeArrowheads="1" noChangeAspect="1"/>
                     </pic:cNvPicPr>
                   </pic:nvPicPr>
                   <pic:blipFill>
-                    <a:blip r:embed="rId59"/>
+                    <a:blip r:embed="rId71"/>
                     <a:stretch>
                       <a:fillRect/>
                     </a:stretch>
@@ -2742,14 +3137,14 @@
         </w:drawing>
       </w:r>
     </w:p>
-    <w:bookmarkEnd w:id="75"/>
-    <w:bookmarkStart w:id="81" w:name="Xc4b72ddd6a5785f172ccb6234acd62eeaf3f1c3"/>
+    <w:bookmarkEnd w:id="87"/>
+    <w:bookmarkStart w:id="93" w:name="X80ed5a14a165f4f611722ce10daa97d40c56b22"/>
     <w:p>
       <w:pPr>
         <w:pStyle w:val="Heading2"/>
       </w:pPr>
       <w:r>
-        <w:t xml:space="preserve">Slide 21: Is the average energy score a good fit?</w:t>
+        <w:t xml:space="preserve">Slide 22: Is the average energy score a good fit?</w:t>
       </w:r>
     </w:p>
     <w:p>
@@ -2761,18 +3156,18 @@
           <wp:inline>
             <wp:extent cx="5334000" cy="5334000"/>
             <wp:effectExtent b="0" l="0" r="0" t="0"/>
-            <wp:docPr descr="Plot (no description provided yet)" title="" id="77" name="Picture"/>
+            <wp:docPr descr="Plot (no description provided yet)" title="" id="89" name="Picture"/>
             <a:graphic>
               <a:graphicData uri="http://schemas.openxmlformats.org/drawingml/2006/picture">
                 <pic:pic>
                   <pic:nvPicPr>
-                    <pic:cNvPr descr="images/ds_fit_slide021_unnamed-chunk-23-1.png" id="78" name="Picture"/>
+                    <pic:cNvPr descr="images/ds_fit_slide022_unnamed-chunk-25-1.png" id="90" name="Picture"/>
                     <pic:cNvPicPr>
                       <a:picLocks noChangeArrowheads="1" noChangeAspect="1"/>
                     </pic:cNvPicPr>
                   </pic:nvPicPr>
                   <pic:blipFill>
-                    <a:blip r:embed="rId76"/>
+                    <a:blip r:embed="rId88"/>
                     <a:stretch>
                       <a:fillRect/>
                     </a:stretch>
@@ -2808,18 +3203,18 @@
           <wp:inline>
             <wp:extent cx="5334000" cy="5334000"/>
             <wp:effectExtent b="0" l="0" r="0" t="0"/>
-            <wp:docPr descr="Image: ts 1989 (no description provided yet)" title="" id="79" name="Picture"/>
+            <wp:docPr descr="Image: ts 1989 (no description provided yet)" title="" id="91" name="Picture"/>
             <a:graphic>
               <a:graphicData uri="http://schemas.openxmlformats.org/drawingml/2006/picture">
                 <pic:pic>
                   <pic:nvPicPr>
-                    <pic:cNvPr descr="images/ts_1989.png" id="80" name="Picture"/>
+                    <pic:cNvPr descr="images/ts_1989.png" id="92" name="Picture"/>
                     <pic:cNvPicPr>
                       <a:picLocks noChangeArrowheads="1" noChangeAspect="1"/>
                     </pic:cNvPicPr>
                   </pic:nvPicPr>
                   <pic:blipFill>
-                    <a:blip r:embed="rId59"/>
+                    <a:blip r:embed="rId71"/>
                     <a:stretch>
                       <a:fillRect/>
                     </a:stretch>
@@ -2846,14 +3241,14 @@
         </w:drawing>
       </w:r>
     </w:p>
-    <w:bookmarkEnd w:id="81"/>
-    <w:bookmarkStart w:id="83" w:name="slide-22"/>
+    <w:bookmarkEnd w:id="93"/>
+    <w:bookmarkStart w:id="95" w:name="slide-23"/>
     <w:p>
       <w:pPr>
         <w:pStyle w:val="Heading2"/>
       </w:pPr>
       <w:r>
-        <w:t xml:space="preserve">Slide 22</w:t>
+        <w:t xml:space="preserve">Slide 23</w:t>
       </w:r>
     </w:p>
     <w:p>
@@ -2866,7 +3261,7 @@
       <w:r>
         <w:t xml:space="preserve"> </w:t>
       </w:r>
-      <w:hyperlink r:id="rId82">
+      <w:hyperlink r:id="rId94">
         <w:r>
           <w:rPr>
             <w:rStyle w:val="Hyperlink"/>
@@ -2875,201 +3270,8 @@
         </w:r>
       </w:hyperlink>
     </w:p>
-    <w:bookmarkEnd w:id="83"/>
-    <w:bookmarkStart w:id="95" w:name="Xaf9aefea7c0977db7fb1bfe82c2eb4474e1254e"/>
-    <w:p>
-      <w:pPr>
-        <w:pStyle w:val="Heading2"/>
-      </w:pPr>
-      <w:r>
-        <w:t xml:space="preserve">Slide 23: Is the average energy score a good fit?</w:t>
-      </w:r>
-    </w:p>
-    <w:p>
-      <w:pPr>
-        <w:pStyle w:val="FirstParagraph"/>
-      </w:pPr>
-      <w:r>
-        <w:drawing>
-          <wp:inline>
-            <wp:extent cx="5334000" cy="5334000"/>
-            <wp:effectExtent b="0" l="0" r="0" t="0"/>
-            <wp:docPr descr="Plot (no description provided yet)" title="" id="85" name="Picture"/>
-            <a:graphic>
-              <a:graphicData uri="http://schemas.openxmlformats.org/drawingml/2006/picture">
-                <pic:pic>
-                  <pic:nvPicPr>
-                    <pic:cNvPr descr="images/ds_fit_slide023_unnamed-chunk-24-1.png" id="86" name="Picture"/>
-                    <pic:cNvPicPr>
-                      <a:picLocks noChangeArrowheads="1" noChangeAspect="1"/>
-                    </pic:cNvPicPr>
-                  </pic:nvPicPr>
-                  <pic:blipFill>
-                    <a:blip r:embed="rId84"/>
-                    <a:stretch>
-                      <a:fillRect/>
-                    </a:stretch>
-                  </pic:blipFill>
-                  <pic:spPr bwMode="auto">
-                    <a:xfrm>
-                      <a:off x="0" y="0"/>
-                      <a:ext cx="5334000" cy="5334000"/>
-                    </a:xfrm>
-                    <a:prstGeom prst="rect">
-                      <a:avLst/>
-                    </a:prstGeom>
-                    <a:noFill/>
-                    <a:ln w="9525">
-                      <a:noFill/>
-                      <a:headEnd/>
-                      <a:tailEnd/>
-                    </a:ln>
-                  </pic:spPr>
-                </pic:pic>
-              </a:graphicData>
-            </a:graphic>
-          </wp:inline>
-        </w:drawing>
-      </w:r>
-    </w:p>
-    <w:p>
-      <w:pPr>
-        <w:pStyle w:val="BodyText"/>
-      </w:pPr>
-      <w:r>
-        <w:drawing>
-          <wp:inline>
-            <wp:extent cx="5334000" cy="5334000"/>
-            <wp:effectExtent b="0" l="0" r="0" t="0"/>
-            <wp:docPr descr="Plot (no description provided yet)" title="" id="88" name="Picture"/>
-            <a:graphic>
-              <a:graphicData uri="http://schemas.openxmlformats.org/drawingml/2006/picture">
-                <pic:pic>
-                  <pic:nvPicPr>
-                    <pic:cNvPr descr="images/ds_fit_slide023_unnamed-chunk-25-1.png" id="89" name="Picture"/>
-                    <pic:cNvPicPr>
-                      <a:picLocks noChangeArrowheads="1" noChangeAspect="1"/>
-                    </pic:cNvPicPr>
-                  </pic:nvPicPr>
-                  <pic:blipFill>
-                    <a:blip r:embed="rId87"/>
-                    <a:stretch>
-                      <a:fillRect/>
-                    </a:stretch>
-                  </pic:blipFill>
-                  <pic:spPr bwMode="auto">
-                    <a:xfrm>
-                      <a:off x="0" y="0"/>
-                      <a:ext cx="5334000" cy="5334000"/>
-                    </a:xfrm>
-                    <a:prstGeom prst="rect">
-                      <a:avLst/>
-                    </a:prstGeom>
-                    <a:noFill/>
-                    <a:ln w="9525">
-                      <a:noFill/>
-                      <a:headEnd/>
-                      <a:tailEnd/>
-                    </a:ln>
-                  </pic:spPr>
-                </pic:pic>
-              </a:graphicData>
-            </a:graphic>
-          </wp:inline>
-        </w:drawing>
-      </w:r>
-    </w:p>
-    <w:p>
-      <w:pPr>
-        <w:pStyle w:val="BodyText"/>
-      </w:pPr>
-      <w:r>
-        <w:drawing>
-          <wp:inline>
-            <wp:extent cx="5334000" cy="5334000"/>
-            <wp:effectExtent b="0" l="0" r="0" t="0"/>
-            <wp:docPr descr="Image: ts 1989 (no description provided yet)" title="" id="90" name="Picture"/>
-            <a:graphic>
-              <a:graphicData uri="http://schemas.openxmlformats.org/drawingml/2006/picture">
-                <pic:pic>
-                  <pic:nvPicPr>
-                    <pic:cNvPr descr="images/ts_1989.png" id="91" name="Picture"/>
-                    <pic:cNvPicPr>
-                      <a:picLocks noChangeArrowheads="1" noChangeAspect="1"/>
-                    </pic:cNvPicPr>
-                  </pic:nvPicPr>
-                  <pic:blipFill>
-                    <a:blip r:embed="rId59"/>
-                    <a:stretch>
-                      <a:fillRect/>
-                    </a:stretch>
-                  </pic:blipFill>
-                  <pic:spPr bwMode="auto">
-                    <a:xfrm>
-                      <a:off x="0" y="0"/>
-                      <a:ext cx="5334000" cy="5334000"/>
-                    </a:xfrm>
-                    <a:prstGeom prst="rect">
-                      <a:avLst/>
-                    </a:prstGeom>
-                    <a:noFill/>
-                    <a:ln w="9525">
-                      <a:noFill/>
-                      <a:headEnd/>
-                      <a:tailEnd/>
-                    </a:ln>
-                  </pic:spPr>
-                </pic:pic>
-              </a:graphicData>
-            </a:graphic>
-          </wp:inline>
-        </w:drawing>
-      </w:r>
-      <w:r>
-        <w:drawing>
-          <wp:inline>
-            <wp:extent cx="5334000" cy="5334000"/>
-            <wp:effectExtent b="0" l="0" r="0" t="0"/>
-            <wp:docPr descr="Image: piece of mind (no description provided yet)" title="" id="93" name="Picture"/>
-            <a:graphic>
-              <a:graphicData uri="http://schemas.openxmlformats.org/drawingml/2006/picture">
-                <pic:pic>
-                  <pic:nvPicPr>
-                    <pic:cNvPr descr="images/piece_of_mind.jpg" id="94" name="Picture"/>
-                    <pic:cNvPicPr>
-                      <a:picLocks noChangeArrowheads="1" noChangeAspect="1"/>
-                    </pic:cNvPicPr>
-                  </pic:nvPicPr>
-                  <pic:blipFill>
-                    <a:blip r:embed="rId92"/>
-                    <a:stretch>
-                      <a:fillRect/>
-                    </a:stretch>
-                  </pic:blipFill>
-                  <pic:spPr bwMode="auto">
-                    <a:xfrm>
-                      <a:off x="0" y="0"/>
-                      <a:ext cx="5334000" cy="5334000"/>
-                    </a:xfrm>
-                    <a:prstGeom prst="rect">
-                      <a:avLst/>
-                    </a:prstGeom>
-                    <a:noFill/>
-                    <a:ln w="9525">
-                      <a:noFill/>
-                      <a:headEnd/>
-                      <a:tailEnd/>
-                    </a:ln>
-                  </pic:spPr>
-                </pic:pic>
-              </a:graphicData>
-            </a:graphic>
-          </wp:inline>
-        </w:drawing>
-      </w:r>
-    </w:p>
     <w:bookmarkEnd w:id="95"/>
-    <w:bookmarkStart w:id="106" w:name="X19b3710c75464b02e5c7679e3ae3c078662a2e2"/>
+    <w:bookmarkStart w:id="107" w:name="X19b3710c75464b02e5c7679e3ae3c078662a2e2"/>
     <w:p>
       <w:pPr>
         <w:pStyle w:val="Heading2"/>
@@ -3192,7 +3394,7 @@
                     </pic:cNvPicPr>
                   </pic:nvPicPr>
                   <pic:blipFill>
-                    <a:blip r:embed="rId59"/>
+                    <a:blip r:embed="rId71"/>
                     <a:stretch>
                       <a:fillRect/>
                     </a:stretch>
@@ -3223,18 +3425,18 @@
           <wp:inline>
             <wp:extent cx="5334000" cy="5334000"/>
             <wp:effectExtent b="0" l="0" r="0" t="0"/>
-            <wp:docPr descr="Image: piece of mind (no description provided yet)" title="" id="104" name="Picture"/>
+            <wp:docPr descr="Image: piece of mind (no description provided yet)" title="" id="105" name="Picture"/>
             <a:graphic>
               <a:graphicData uri="http://schemas.openxmlformats.org/drawingml/2006/picture">
                 <pic:pic>
                   <pic:nvPicPr>
-                    <pic:cNvPr descr="images/piece_of_mind.jpg" id="105" name="Picture"/>
+                    <pic:cNvPr descr="images/piece_of_mind.jpg" id="106" name="Picture"/>
                     <pic:cNvPicPr>
                       <a:picLocks noChangeArrowheads="1" noChangeAspect="1"/>
                     </pic:cNvPicPr>
                   </pic:nvPicPr>
                   <pic:blipFill>
-                    <a:blip r:embed="rId92"/>
+                    <a:blip r:embed="rId104"/>
                     <a:stretch>
                       <a:fillRect/>
                     </a:stretch>
@@ -3261,8 +3463,8 @@
         </w:drawing>
       </w:r>
     </w:p>
-    <w:bookmarkEnd w:id="106"/>
-    <w:bookmarkStart w:id="117" w:name="Xcc5ca416905a09e6c6b1cb7e059af65d7979430"/>
+    <w:bookmarkEnd w:id="107"/>
+    <w:bookmarkStart w:id="118" w:name="Xcc5ca416905a09e6c6b1cb7e059af65d7979430"/>
     <w:p>
       <w:pPr>
         <w:pStyle w:val="Heading2"/>
@@ -3280,18 +3482,18 @@
           <wp:inline>
             <wp:extent cx="5334000" cy="5334000"/>
             <wp:effectExtent b="0" l="0" r="0" t="0"/>
-            <wp:docPr descr="Plot (no description provided yet)" title="" id="108" name="Picture"/>
+            <wp:docPr descr="Plot (no description provided yet)" title="" id="109" name="Picture"/>
             <a:graphic>
               <a:graphicData uri="http://schemas.openxmlformats.org/drawingml/2006/picture">
                 <pic:pic>
                   <pic:nvPicPr>
-                    <pic:cNvPr descr="images/ds_fit_slide025_unnamed-chunk-28-1.png" id="109" name="Picture"/>
+                    <pic:cNvPr descr="images/ds_fit_slide025_unnamed-chunk-28-1.png" id="110" name="Picture"/>
                     <pic:cNvPicPr>
                       <a:picLocks noChangeArrowheads="1" noChangeAspect="1"/>
                     </pic:cNvPicPr>
                   </pic:nvPicPr>
                   <pic:blipFill>
-                    <a:blip r:embed="rId107"/>
+                    <a:blip r:embed="rId108"/>
                     <a:stretch>
                       <a:fillRect/>
                     </a:stretch>
@@ -3327,18 +3529,18 @@
           <wp:inline>
             <wp:extent cx="5334000" cy="5334000"/>
             <wp:effectExtent b="0" l="0" r="0" t="0"/>
-            <wp:docPr descr="Plot (no description provided yet)" title="" id="111" name="Picture"/>
+            <wp:docPr descr="Plot (no description provided yet)" title="" id="112" name="Picture"/>
             <a:graphic>
               <a:graphicData uri="http://schemas.openxmlformats.org/drawingml/2006/picture">
                 <pic:pic>
                   <pic:nvPicPr>
-                    <pic:cNvPr descr="images/ds_fit_slide025_unnamed-chunk-29-1.png" id="112" name="Picture"/>
+                    <pic:cNvPr descr="images/ds_fit_slide025_unnamed-chunk-29-1.png" id="113" name="Picture"/>
                     <pic:cNvPicPr>
                       <a:picLocks noChangeArrowheads="1" noChangeAspect="1"/>
                     </pic:cNvPicPr>
                   </pic:nvPicPr>
                   <pic:blipFill>
-                    <a:blip r:embed="rId110"/>
+                    <a:blip r:embed="rId111"/>
                     <a:stretch>
                       <a:fillRect/>
                     </a:stretch>
@@ -3374,18 +3576,18 @@
           <wp:inline>
             <wp:extent cx="5334000" cy="5334000"/>
             <wp:effectExtent b="0" l="0" r="0" t="0"/>
-            <wp:docPr descr="Image: ts 1989 (no description provided yet)" title="" id="113" name="Picture"/>
+            <wp:docPr descr="Image: ts 1989 (no description provided yet)" title="" id="114" name="Picture"/>
             <a:graphic>
               <a:graphicData uri="http://schemas.openxmlformats.org/drawingml/2006/picture">
                 <pic:pic>
                   <pic:nvPicPr>
-                    <pic:cNvPr descr="images/ts_1989.png" id="114" name="Picture"/>
+                    <pic:cNvPr descr="images/ts_1989.png" id="115" name="Picture"/>
                     <pic:cNvPicPr>
                       <a:picLocks noChangeArrowheads="1" noChangeAspect="1"/>
                     </pic:cNvPicPr>
                   </pic:nvPicPr>
                   <pic:blipFill>
-                    <a:blip r:embed="rId59"/>
+                    <a:blip r:embed="rId71"/>
                     <a:stretch>
                       <a:fillRect/>
                     </a:stretch>
@@ -3416,18 +3618,18 @@
           <wp:inline>
             <wp:extent cx="5334000" cy="5334000"/>
             <wp:effectExtent b="0" l="0" r="0" t="0"/>
-            <wp:docPr descr="Image: piece of mind (no description provided yet)" title="" id="115" name="Picture"/>
+            <wp:docPr descr="Image: piece of mind (no description provided yet)" title="" id="116" name="Picture"/>
             <a:graphic>
               <a:graphicData uri="http://schemas.openxmlformats.org/drawingml/2006/picture">
                 <pic:pic>
                   <pic:nvPicPr>
-                    <pic:cNvPr descr="images/piece_of_mind.jpg" id="116" name="Picture"/>
+                    <pic:cNvPr descr="images/piece_of_mind.jpg" id="117" name="Picture"/>
                     <pic:cNvPicPr>
                       <a:picLocks noChangeArrowheads="1" noChangeAspect="1"/>
                     </pic:cNvPicPr>
                   </pic:nvPicPr>
                   <pic:blipFill>
-                    <a:blip r:embed="rId92"/>
+                    <a:blip r:embed="rId104"/>
                     <a:stretch>
                       <a:fillRect/>
                     </a:stretch>
@@ -3454,263 +3656,14 @@
         </w:drawing>
       </w:r>
     </w:p>
-    <w:bookmarkEnd w:id="117"/>
-    <w:bookmarkStart w:id="118" w:name="slide-26-comparing-sums-of-squares"/>
+    <w:bookmarkEnd w:id="118"/>
+    <w:bookmarkStart w:id="129" w:name="X8daf6b877ab722ecbbd3e113c1fd4bdac02d387"/>
     <w:p>
       <w:pPr>
         <w:pStyle w:val="Heading2"/>
       </w:pPr>
       <w:r>
-        <w:t xml:space="preserve">Slide 26: Comparing sums of squares</w:t>
-      </w:r>
-    </w:p>
-    <w:p>
-      <w:pPr>
-        <w:pStyle w:val="Compact"/>
-        <w:numPr>
-          <w:ilvl w:val="0"/>
-          <w:numId w:val="1021"/>
-        </w:numPr>
-      </w:pPr>
-      <w:r>
-        <w:t xml:space="preserve">Sums of squares represent</w:t>
-      </w:r>
-      <w:r>
-        <w:t xml:space="preserve"> </w:t>
-      </w:r>
-      <w:r>
-        <w:rPr>
-          <w:b/>
-          <w:bCs/>
-        </w:rPr>
-        <w:t xml:space="preserve">total</w:t>
-      </w:r>
-      <w:r>
-        <w:t xml:space="preserve"> </w:t>
-      </w:r>
-      <w:r>
-        <w:t xml:space="preserve">error</w:t>
-      </w:r>
-    </w:p>
-    <w:p>
-      <w:pPr>
-        <w:pStyle w:val="Compact"/>
-        <w:numPr>
-          <w:ilvl w:val="0"/>
-          <w:numId w:val="1021"/>
-        </w:numPr>
-      </w:pPr>
-      <w:r>
-        <w:t xml:space="preserve">Because sums of squares are totals we can compare them only when they are based on the same number of scores.</w:t>
-      </w:r>
-    </w:p>
-    <w:p>
-      <w:pPr>
-        <w:pStyle w:val="Compact"/>
-        <w:numPr>
-          <w:ilvl w:val="0"/>
-          <w:numId w:val="1021"/>
-        </w:numPr>
-      </w:pPr>
-      <w:r>
-        <w:t xml:space="preserve">Alternatively, we factor in the number of scores</w:t>
-      </w:r>
-    </w:p>
-    <w:p>
-      <w:pPr>
-        <w:pStyle w:val="Compact"/>
-        <w:numPr>
-          <w:ilvl w:val="0"/>
-          <w:numId w:val="1021"/>
-        </w:numPr>
-      </w:pPr>
-      <w:r>
-        <w:t xml:space="preserve">We can get the</w:t>
-      </w:r>
-      <w:r>
-        <w:t xml:space="preserve"> </w:t>
-      </w:r>
-      <w:r>
-        <w:rPr>
-          <w:b/>
-          <w:bCs/>
-        </w:rPr>
-        <w:t xml:space="preserve">average</w:t>
-      </w:r>
-      <w:r>
-        <w:t xml:space="preserve"> </w:t>
-      </w:r>
-      <w:r>
-        <w:t xml:space="preserve">error by divide by a function of the number of scores</w:t>
-      </w:r>
-    </w:p>
-    <w:p>
-      <w:pPr>
-        <w:pStyle w:val="Compact"/>
-        <w:numPr>
-          <w:ilvl w:val="1"/>
-          <w:numId w:val="1022"/>
-        </w:numPr>
-      </w:pPr>
-      <w:r>
-        <w:t xml:space="preserve">The degrees of freedom (the number of independent pieces of information)</w:t>
-      </w:r>
-    </w:p>
-    <w:p>
-      <w:pPr>
-        <w:pStyle w:val="Compact"/>
-        <w:numPr>
-          <w:ilvl w:val="1"/>
-          <w:numId w:val="1022"/>
-        </w:numPr>
-      </w:pPr>
-      <w:r>
-        <w:t xml:space="preserve">The number of scores minus the number of parameters</w:t>
-      </w:r>
-    </w:p>
-    <w:p>
-      <w:pPr>
-        <w:pStyle w:val="Compact"/>
-        <w:numPr>
-          <w:ilvl w:val="1"/>
-          <w:numId w:val="1022"/>
-        </w:numPr>
-      </w:pPr>
-      <m:oMath>
-        <m:r>
-          <m:rPr>
-            <m:nor/>
-            <m:sty m:val="p"/>
-          </m:rPr>
-          <m:t>df</m:t>
-        </m:r>
-        <m:r>
-          <m:rPr>
-            <m:sty m:val="p"/>
-          </m:rPr>
-          <m:t>=</m:t>
-        </m:r>
-        <m:r>
-          <m:t>N</m:t>
-        </m:r>
-        <m:r>
-          <m:rPr>
-            <m:sty m:val="p"/>
-          </m:rPr>
-          <m:t>−</m:t>
-        </m:r>
-        <m:r>
-          <m:t>p</m:t>
-        </m:r>
-      </m:oMath>
-    </w:p>
-    <w:p>
-      <w:pPr>
-        <w:pStyle w:val="FirstParagraph"/>
-      </w:pPr>
-      <m:oMathPara>
-        <m:oMathParaPr>
-          <m:jc m:val="center"/>
-        </m:oMathParaPr>
-        <m:oMath>
-          <m:eqArr>
-            <m:e>
-              <m:r>
-                <m:rPr>
-                  <m:nor/>
-                  <m:sty m:val="p"/>
-                </m:rPr>
-                <m:t>MS</m:t>
-              </m:r>
-              <m:r>
-                <m:t>&amp;</m:t>
-              </m:r>
-              <m:r>
-                <m:rPr>
-                  <m:sty m:val="p"/>
-                </m:rPr>
-                <m:t>=</m:t>
-              </m:r>
-              <m:f>
-                <m:fPr>
-                  <m:type m:val="bar"/>
-                </m:fPr>
-                <m:num>
-                  <m:r>
-                    <m:rPr>
-                      <m:nor/>
-                      <m:sty m:val="p"/>
-                    </m:rPr>
-                    <m:t>SS</m:t>
-                  </m:r>
-                </m:num>
-                <m:den>
-                  <m:r>
-                    <m:t>N</m:t>
-                  </m:r>
-                  <m:r>
-                    <m:rPr>
-                      <m:sty m:val="p"/>
-                    </m:rPr>
-                    <m:t>−</m:t>
-                  </m:r>
-                  <m:r>
-                    <m:t>p</m:t>
-                  </m:r>
-                </m:den>
-              </m:f>
-            </m:e>
-            <m:e>
-              <m:r>
-                <m:t>&amp;</m:t>
-              </m:r>
-              <m:r>
-                <m:rPr>
-                  <m:sty m:val="p"/>
-                </m:rPr>
-                <m:t>=</m:t>
-              </m:r>
-              <m:f>
-                <m:fPr>
-                  <m:type m:val="bar"/>
-                </m:fPr>
-                <m:num>
-                  <m:r>
-                    <m:rPr>
-                      <m:nor/>
-                      <m:sty m:val="p"/>
-                    </m:rPr>
-                    <m:t>SS</m:t>
-                  </m:r>
-                </m:num>
-                <m:den>
-                  <m:r>
-                    <m:t>N</m:t>
-                  </m:r>
-                  <m:r>
-                    <m:rPr>
-                      <m:sty m:val="p"/>
-                    </m:rPr>
-                    <m:t>−</m:t>
-                  </m:r>
-                  <m:r>
-                    <m:t>1</m:t>
-                  </m:r>
-                </m:den>
-              </m:f>
-            </m:e>
-          </m:eqArr>
-        </m:oMath>
-      </m:oMathPara>
-    </w:p>
-    <w:bookmarkEnd w:id="118"/>
-    <w:bookmarkStart w:id="129" w:name="Xf9ccb1a8efd463b02ee039e721ceae200d7cc80"/>
-    <w:p>
-      <w:pPr>
-        <w:pStyle w:val="Heading2"/>
-      </w:pPr>
-      <w:r>
-        <w:t xml:space="preserve">Slide 27: Is the average energy score a good fit?</w:t>
+        <w:t xml:space="preserve">Slide 26: Is the average energy score a good fit?</w:t>
       </w:r>
     </w:p>
     <w:p>
@@ -3727,7 +3680,7 @@
               <a:graphicData uri="http://schemas.openxmlformats.org/drawingml/2006/picture">
                 <pic:pic>
                   <pic:nvPicPr>
-                    <pic:cNvPr descr="images/ds_fit_slide027_unnamed-chunk-30-1.png" id="121" name="Picture"/>
+                    <pic:cNvPr descr="images/ds_fit_slide026_unnamed-chunk-30-1.png" id="121" name="Picture"/>
                     <pic:cNvPicPr>
                       <a:picLocks noChangeArrowheads="1" noChangeAspect="1"/>
                     </pic:cNvPicPr>
@@ -3774,7 +3727,7 @@
               <a:graphicData uri="http://schemas.openxmlformats.org/drawingml/2006/picture">
                 <pic:pic>
                   <pic:nvPicPr>
-                    <pic:cNvPr descr="images/ds_fit_slide027_unnamed-chunk-31-1.png" id="124" name="Picture"/>
+                    <pic:cNvPr descr="images/ds_fit_slide026_unnamed-chunk-31-1.png" id="124" name="Picture"/>
                     <pic:cNvPicPr>
                       <a:picLocks noChangeArrowheads="1" noChangeAspect="1"/>
                     </pic:cNvPicPr>
@@ -3827,7 +3780,7 @@
                     </pic:cNvPicPr>
                   </pic:nvPicPr>
                   <pic:blipFill>
-                    <a:blip r:embed="rId59"/>
+                    <a:blip r:embed="rId71"/>
                     <a:stretch>
                       <a:fillRect/>
                     </a:stretch>
@@ -3869,7 +3822,7 @@
                     </pic:cNvPicPr>
                   </pic:nvPicPr>
                   <pic:blipFill>
-                    <a:blip r:embed="rId92"/>
+                    <a:blip r:embed="rId104"/>
                     <a:stretch>
                       <a:fillRect/>
                     </a:stretch>
@@ -3897,13 +3850,13 @@
       </w:r>
     </w:p>
     <w:bookmarkEnd w:id="129"/>
-    <w:bookmarkStart w:id="131" w:name="slide-28-illusory-truth-effect-ite1"/>
+    <w:bookmarkStart w:id="130" w:name="slide-27-comparing-sums-of-squares"/>
     <w:p>
       <w:pPr>
         <w:pStyle w:val="Heading2"/>
       </w:pPr>
       <w:r>
-        <w:t xml:space="preserve">Slide 28: Illusory Truth Effect (ITE)1</w:t>
+        <w:t xml:space="preserve">Slide 27: Comparing sums of squares</w:t>
       </w:r>
     </w:p>
     <w:p>
@@ -3911,11 +3864,27 @@
         <w:pStyle w:val="Compact"/>
         <w:numPr>
           <w:ilvl w:val="0"/>
-          <w:numId w:val="1023"/>
+          <w:numId w:val="1022"/>
         </w:numPr>
       </w:pPr>
       <w:r>
-        <w:t xml:space="preserve">Repetition increases perceived truthfulness (Hasher et al., 1977)</w:t>
+        <w:t xml:space="preserve">Sums of squares represent</w:t>
+      </w:r>
+      <w:r>
+        <w:t xml:space="preserve"> </w:t>
+      </w:r>
+      <w:r>
+        <w:rPr>
+          <w:b/>
+          <w:bCs/>
+        </w:rPr>
+        <w:t xml:space="preserve">total</w:t>
+      </w:r>
+      <w:r>
+        <w:t xml:space="preserve"> </w:t>
+      </w:r>
+      <w:r>
+        <w:t xml:space="preserve">error</w:t>
       </w:r>
     </w:p>
     <w:p>
@@ -3923,39 +3892,484 @@
         <w:pStyle w:val="Compact"/>
         <w:numPr>
           <w:ilvl w:val="0"/>
+          <w:numId w:val="1022"/>
+        </w:numPr>
+      </w:pPr>
+      <w:r>
+        <w:t xml:space="preserve">Because sums of squares are totals we can compare them only when they are based on the same number of scores.</w:t>
+      </w:r>
+    </w:p>
+    <w:p>
+      <w:pPr>
+        <w:pStyle w:val="Compact"/>
+        <w:numPr>
+          <w:ilvl w:val="0"/>
+          <w:numId w:val="1022"/>
+        </w:numPr>
+      </w:pPr>
+      <w:r>
+        <w:t xml:space="preserve">Alternatively, we factor in the number of scores</w:t>
+      </w:r>
+    </w:p>
+    <w:p>
+      <w:pPr>
+        <w:pStyle w:val="Compact"/>
+        <w:numPr>
+          <w:ilvl w:val="0"/>
+          <w:numId w:val="1022"/>
+        </w:numPr>
+      </w:pPr>
+      <w:r>
+        <w:t xml:space="preserve">We can get the</w:t>
+      </w:r>
+      <w:r>
+        <w:t xml:space="preserve"> </w:t>
+      </w:r>
+      <w:r>
+        <w:rPr>
+          <w:b/>
+          <w:bCs/>
+        </w:rPr>
+        <w:t xml:space="preserve">average</w:t>
+      </w:r>
+      <w:r>
+        <w:t xml:space="preserve"> </w:t>
+      </w:r>
+      <w:r>
+        <w:t xml:space="preserve">error by divide by a function of the number of scores</w:t>
+      </w:r>
+    </w:p>
+    <w:p>
+      <w:pPr>
+        <w:pStyle w:val="Compact"/>
+        <w:numPr>
+          <w:ilvl w:val="1"/>
           <w:numId w:val="1023"/>
         </w:numPr>
       </w:pPr>
       <w:r>
-        <w:t xml:space="preserve">This is equally true for plausible and implausible statements (Fazio et al., 2019)</w:t>
-      </w:r>
+        <w:t xml:space="preserve">The degrees of freedom (the number of independent pieces of information)</w:t>
+      </w:r>
+    </w:p>
+    <w:p>
+      <w:pPr>
+        <w:pStyle w:val="Compact"/>
+        <w:numPr>
+          <w:ilvl w:val="1"/>
+          <w:numId w:val="1023"/>
+        </w:numPr>
+      </w:pPr>
+      <w:r>
+        <w:t xml:space="preserve">The number of scores minus the number of parameters</w:t>
+      </w:r>
+    </w:p>
+    <w:p>
+      <w:pPr>
+        <w:pStyle w:val="Compact"/>
+        <w:numPr>
+          <w:ilvl w:val="1"/>
+          <w:numId w:val="1023"/>
+        </w:numPr>
+      </w:pPr>
+      <m:oMath>
+        <m:r>
+          <m:rPr>
+            <m:nor/>
+            <m:sty m:val="p"/>
+          </m:rPr>
+          <m:t>df</m:t>
+        </m:r>
+        <m:r>
+          <m:rPr>
+            <m:sty m:val="p"/>
+          </m:rPr>
+          <m:t>=</m:t>
+        </m:r>
+        <m:r>
+          <m:t>N</m:t>
+        </m:r>
+        <m:r>
+          <m:rPr>
+            <m:sty m:val="p"/>
+          </m:rPr>
+          <m:t>−</m:t>
+        </m:r>
+        <m:r>
+          <m:t>p</m:t>
+        </m:r>
+      </m:oMath>
     </w:p>
     <w:p>
       <w:pPr>
         <w:pStyle w:val="FirstParagraph"/>
       </w:pPr>
-      <w:r>
-        <w:rPr>
-          <w:i/>
-          <w:iCs/>
-        </w:rPr>
-        <w:t xml:space="preserve">Footnotes</w:t>
-      </w:r>
-    </w:p>
-    <w:p>
-      <w:pPr>
+      <m:oMathPara>
+        <m:oMathParaPr>
+          <m:jc m:val="center"/>
+        </m:oMathParaPr>
+        <m:oMath>
+          <m:m>
+            <m:mPr>
+              <m:baseJc m:val="center"/>
+              <m:plcHide m:val="on"/>
+              <m:mcs>
+                <m:mc>
+                  <m:mcPr>
+                    <m:mcJc m:val="right"/>
+                    <m:count m:val="1"/>
+                  </m:mcPr>
+                </m:mc>
+                <m:mc>
+                  <m:mcPr>
+                    <m:mcJc m:val="left"/>
+                    <m:count m:val="1"/>
+                  </m:mcPr>
+                </m:mc>
+              </m:mcs>
+            </m:mPr>
+            <m:mr>
+              <m:e>
+                <m:r>
+                  <m:rPr>
+                    <m:nor/>
+                    <m:sty m:val="p"/>
+                  </m:rPr>
+                  <m:t>MS</m:t>
+                </m:r>
+              </m:e>
+              <m:e>
+                <m:r>
+                  <m:rPr>
+                    <m:sty m:val="p"/>
+                  </m:rPr>
+                  <m:t>=</m:t>
+                </m:r>
+                <m:f>
+                  <m:fPr>
+                    <m:type m:val="bar"/>
+                  </m:fPr>
+                  <m:num>
+                    <m:r>
+                      <m:rPr>
+                        <m:nor/>
+                        <m:sty m:val="p"/>
+                      </m:rPr>
+                      <m:t>SS</m:t>
+                    </m:r>
+                  </m:num>
+                  <m:den>
+                    <m:r>
+                      <m:t>N</m:t>
+                    </m:r>
+                    <m:r>
+                      <m:rPr>
+                        <m:sty m:val="p"/>
+                      </m:rPr>
+                      <m:t>−</m:t>
+                    </m:r>
+                    <m:r>
+                      <m:t>p</m:t>
+                    </m:r>
+                  </m:den>
+                </m:f>
+              </m:e>
+            </m:mr>
+            <m:mr>
+              <m:e/>
+              <m:e>
+                <m:r>
+                  <m:rPr>
+                    <m:sty m:val="p"/>
+                  </m:rPr>
+                  <m:t>=</m:t>
+                </m:r>
+                <m:f>
+                  <m:fPr>
+                    <m:type m:val="bar"/>
+                  </m:fPr>
+                  <m:num>
+                    <m:r>
+                      <m:rPr>
+                        <m:nor/>
+                        <m:sty m:val="p"/>
+                      </m:rPr>
+                      <m:t>SS</m:t>
+                    </m:r>
+                  </m:num>
+                  <m:den>
+                    <m:r>
+                      <m:t>N</m:t>
+                    </m:r>
+                    <m:r>
+                      <m:rPr>
+                        <m:sty m:val="p"/>
+                      </m:rPr>
+                      <m:t>−</m:t>
+                    </m:r>
+                    <m:r>
+                      <m:t>1</m:t>
+                    </m:r>
+                  </m:den>
+                </m:f>
+              </m:e>
+            </m:mr>
+          </m:m>
+        </m:oMath>
+      </m:oMathPara>
+    </w:p>
+    <w:bookmarkEnd w:id="130"/>
+    <w:bookmarkStart w:id="141" w:name="X0949232e43ba1dd42598802e0078df74cb58fca"/>
+    <w:p>
+      <w:pPr>
+        <w:pStyle w:val="Heading2"/>
+      </w:pPr>
+      <w:r>
+        <w:t xml:space="preserve">Slide 28: Is the average energy score a good fit?</w:t>
+      </w:r>
+    </w:p>
+    <w:p>
+      <w:pPr>
+        <w:pStyle w:val="FirstParagraph"/>
+      </w:pPr>
+      <w:r>
+        <w:drawing>
+          <wp:inline>
+            <wp:extent cx="5334000" cy="5334000"/>
+            <wp:effectExtent b="0" l="0" r="0" t="0"/>
+            <wp:docPr descr="Plot (no description provided yet)" title="" id="132" name="Picture"/>
+            <a:graphic>
+              <a:graphicData uri="http://schemas.openxmlformats.org/drawingml/2006/picture">
+                <pic:pic>
+                  <pic:nvPicPr>
+                    <pic:cNvPr descr="images/ds_fit_slide028_unnamed-chunk-32-1.png" id="133" name="Picture"/>
+                    <pic:cNvPicPr>
+                      <a:picLocks noChangeArrowheads="1" noChangeAspect="1"/>
+                    </pic:cNvPicPr>
+                  </pic:nvPicPr>
+                  <pic:blipFill>
+                    <a:blip r:embed="rId131"/>
+                    <a:stretch>
+                      <a:fillRect/>
+                    </a:stretch>
+                  </pic:blipFill>
+                  <pic:spPr bwMode="auto">
+                    <a:xfrm>
+                      <a:off x="0" y="0"/>
+                      <a:ext cx="5334000" cy="5334000"/>
+                    </a:xfrm>
+                    <a:prstGeom prst="rect">
+                      <a:avLst/>
+                    </a:prstGeom>
+                    <a:noFill/>
+                    <a:ln w="9525">
+                      <a:noFill/>
+                      <a:headEnd/>
+                      <a:tailEnd/>
+                    </a:ln>
+                  </pic:spPr>
+                </pic:pic>
+              </a:graphicData>
+            </a:graphic>
+          </wp:inline>
+        </w:drawing>
+      </w:r>
+    </w:p>
+    <w:p>
+      <w:pPr>
+        <w:pStyle w:val="BodyText"/>
+      </w:pPr>
+      <w:r>
+        <w:drawing>
+          <wp:inline>
+            <wp:extent cx="5334000" cy="5334000"/>
+            <wp:effectExtent b="0" l="0" r="0" t="0"/>
+            <wp:docPr descr="Plot (no description provided yet)" title="" id="135" name="Picture"/>
+            <a:graphic>
+              <a:graphicData uri="http://schemas.openxmlformats.org/drawingml/2006/picture">
+                <pic:pic>
+                  <pic:nvPicPr>
+                    <pic:cNvPr descr="images/ds_fit_slide028_unnamed-chunk-33-1.png" id="136" name="Picture"/>
+                    <pic:cNvPicPr>
+                      <a:picLocks noChangeArrowheads="1" noChangeAspect="1"/>
+                    </pic:cNvPicPr>
+                  </pic:nvPicPr>
+                  <pic:blipFill>
+                    <a:blip r:embed="rId134"/>
+                    <a:stretch>
+                      <a:fillRect/>
+                    </a:stretch>
+                  </pic:blipFill>
+                  <pic:spPr bwMode="auto">
+                    <a:xfrm>
+                      <a:off x="0" y="0"/>
+                      <a:ext cx="5334000" cy="5334000"/>
+                    </a:xfrm>
+                    <a:prstGeom prst="rect">
+                      <a:avLst/>
+                    </a:prstGeom>
+                    <a:noFill/>
+                    <a:ln w="9525">
+                      <a:noFill/>
+                      <a:headEnd/>
+                      <a:tailEnd/>
+                    </a:ln>
+                  </pic:spPr>
+                </pic:pic>
+              </a:graphicData>
+            </a:graphic>
+          </wp:inline>
+        </w:drawing>
+      </w:r>
+    </w:p>
+    <w:p>
+      <w:pPr>
+        <w:pStyle w:val="BodyText"/>
+      </w:pPr>
+      <w:r>
+        <w:drawing>
+          <wp:inline>
+            <wp:extent cx="5334000" cy="5334000"/>
+            <wp:effectExtent b="0" l="0" r="0" t="0"/>
+            <wp:docPr descr="Image: ts 1989 (no description provided yet)" title="" id="137" name="Picture"/>
+            <a:graphic>
+              <a:graphicData uri="http://schemas.openxmlformats.org/drawingml/2006/picture">
+                <pic:pic>
+                  <pic:nvPicPr>
+                    <pic:cNvPr descr="images/ts_1989.png" id="138" name="Picture"/>
+                    <pic:cNvPicPr>
+                      <a:picLocks noChangeArrowheads="1" noChangeAspect="1"/>
+                    </pic:cNvPicPr>
+                  </pic:nvPicPr>
+                  <pic:blipFill>
+                    <a:blip r:embed="rId71"/>
+                    <a:stretch>
+                      <a:fillRect/>
+                    </a:stretch>
+                  </pic:blipFill>
+                  <pic:spPr bwMode="auto">
+                    <a:xfrm>
+                      <a:off x="0" y="0"/>
+                      <a:ext cx="5334000" cy="5334000"/>
+                    </a:xfrm>
+                    <a:prstGeom prst="rect">
+                      <a:avLst/>
+                    </a:prstGeom>
+                    <a:noFill/>
+                    <a:ln w="9525">
+                      <a:noFill/>
+                      <a:headEnd/>
+                      <a:tailEnd/>
+                    </a:ln>
+                  </pic:spPr>
+                </pic:pic>
+              </a:graphicData>
+            </a:graphic>
+          </wp:inline>
+        </w:drawing>
+      </w:r>
+      <w:r>
+        <w:drawing>
+          <wp:inline>
+            <wp:extent cx="5334000" cy="5334000"/>
+            <wp:effectExtent b="0" l="0" r="0" t="0"/>
+            <wp:docPr descr="Image: piece of mind (no description provided yet)" title="" id="139" name="Picture"/>
+            <a:graphic>
+              <a:graphicData uri="http://schemas.openxmlformats.org/drawingml/2006/picture">
+                <pic:pic>
+                  <pic:nvPicPr>
+                    <pic:cNvPr descr="images/piece_of_mind.jpg" id="140" name="Picture"/>
+                    <pic:cNvPicPr>
+                      <a:picLocks noChangeArrowheads="1" noChangeAspect="1"/>
+                    </pic:cNvPicPr>
+                  </pic:nvPicPr>
+                  <pic:blipFill>
+                    <a:blip r:embed="rId104"/>
+                    <a:stretch>
+                      <a:fillRect/>
+                    </a:stretch>
+                  </pic:blipFill>
+                  <pic:spPr bwMode="auto">
+                    <a:xfrm>
+                      <a:off x="0" y="0"/>
+                      <a:ext cx="5334000" cy="5334000"/>
+                    </a:xfrm>
+                    <a:prstGeom prst="rect">
+                      <a:avLst/>
+                    </a:prstGeom>
+                    <a:noFill/>
+                    <a:ln w="9525">
+                      <a:noFill/>
+                      <a:headEnd/>
+                      <a:tailEnd/>
+                    </a:ln>
+                  </pic:spPr>
+                </pic:pic>
+              </a:graphicData>
+            </a:graphic>
+          </wp:inline>
+        </w:drawing>
+      </w:r>
+    </w:p>
+    <w:bookmarkEnd w:id="141"/>
+    <w:bookmarkStart w:id="143" w:name="slide-29-illusory-truth-effect-ite1"/>
+    <w:p>
+      <w:pPr>
+        <w:pStyle w:val="Heading2"/>
+      </w:pPr>
+      <w:r>
+        <w:t xml:space="preserve">Slide 29: Illusory Truth Effect (ITE)1</w:t>
+      </w:r>
+    </w:p>
+    <w:p>
+      <w:pPr>
+        <w:pStyle w:val="Compact"/>
         <w:numPr>
           <w:ilvl w:val="0"/>
           <w:numId w:val="1024"/>
         </w:numPr>
       </w:pPr>
       <w:r>
+        <w:t xml:space="preserve">Repetition increases perceived truthfulness (Hasher et al., 1977)</w:t>
+      </w:r>
+    </w:p>
+    <w:p>
+      <w:pPr>
+        <w:pStyle w:val="Compact"/>
+        <w:numPr>
+          <w:ilvl w:val="0"/>
+          <w:numId w:val="1024"/>
+        </w:numPr>
+      </w:pPr>
+      <w:r>
+        <w:t xml:space="preserve">This is equally true for plausible and implausible statements (Fazio et al., 2019)</w:t>
+      </w:r>
+    </w:p>
+    <w:p>
+      <w:pPr>
+        <w:pStyle w:val="FirstParagraph"/>
+      </w:pPr>
+      <w:r>
+        <w:rPr>
+          <w:i/>
+          <w:iCs/>
+        </w:rPr>
+        <w:t xml:space="preserve">Footnotes</w:t>
+      </w:r>
+    </w:p>
+    <w:p>
+      <w:pPr>
+        <w:numPr>
+          <w:ilvl w:val="0"/>
+          <w:numId w:val="1025"/>
+        </w:numPr>
+      </w:pPr>
+      <w:r>
         <w:t xml:space="preserve">Murray et al. (2020).</w:t>
       </w:r>
       <w:r>
         <w:t xml:space="preserve"> </w:t>
       </w:r>
-      <w:hyperlink r:id="rId130">
+      <w:hyperlink r:id="rId142">
         <w:r>
           <w:rPr>
             <w:rStyle w:val="Hyperlink"/>
@@ -3964,14 +4378,14 @@
         </w:r>
       </w:hyperlink>
     </w:p>
-    <w:bookmarkEnd w:id="131"/>
-    <w:bookmarkStart w:id="133" w:name="slide-29"/>
+    <w:bookmarkEnd w:id="143"/>
+    <w:bookmarkStart w:id="145" w:name="slide-30"/>
     <w:p>
       <w:pPr>
         <w:pStyle w:val="Heading2"/>
       </w:pPr>
       <w:r>
-        <w:t xml:space="preserve">Slide 29</w:t>
+        <w:t xml:space="preserve">Slide 30</w:t>
       </w:r>
     </w:p>
     <w:p>
@@ -3984,7 +4398,7 @@
       <w:r>
         <w:t xml:space="preserve"> </w:t>
       </w:r>
-      <w:hyperlink r:id="rId132">
+      <w:hyperlink r:id="rId144">
         <w:r>
           <w:rPr>
             <w:rStyle w:val="Hyperlink"/>
@@ -3993,14 +4407,14 @@
         </w:r>
       </w:hyperlink>
     </w:p>
-    <w:bookmarkEnd w:id="133"/>
-    <w:bookmarkStart w:id="134" w:name="slide-30-illusory-truth-effect-ite1"/>
+    <w:bookmarkEnd w:id="145"/>
+    <w:bookmarkStart w:id="146" w:name="slide-31-illusory-truth-effect-ite1"/>
     <w:p>
       <w:pPr>
         <w:pStyle w:val="Heading2"/>
       </w:pPr>
       <w:r>
-        <w:t xml:space="preserve">Slide 30: Illusory Truth Effect (ITE)1</w:t>
+        <w:t xml:space="preserve">Slide 31: Illusory Truth Effect (ITE)1</w:t>
       </w:r>
     </w:p>
     <w:p>
@@ -4008,7 +4422,7 @@
         <w:pStyle w:val="Compact"/>
         <w:numPr>
           <w:ilvl w:val="0"/>
-          <w:numId w:val="1025"/>
+          <w:numId w:val="1026"/>
         </w:numPr>
       </w:pPr>
       <w:r>
@@ -4020,7 +4434,7 @@
         <w:pStyle w:val="Compact"/>
         <w:numPr>
           <w:ilvl w:val="0"/>
-          <w:numId w:val="1025"/>
+          <w:numId w:val="1026"/>
         </w:numPr>
       </w:pPr>
       <w:r>
@@ -4032,56 +4446,11 @@
         <w:pStyle w:val="Compact"/>
         <w:numPr>
           <w:ilvl w:val="0"/>
-          <w:numId w:val="1025"/>
-        </w:numPr>
-      </w:pPr>
-      <w:r>
-        <w:t xml:space="preserve">Worryingly, the effect is true for false political statements regardless of political ideology</w:t>
-      </w:r>
-    </w:p>
-    <w:p>
-      <w:pPr>
-        <w:pStyle w:val="Compact"/>
-        <w:numPr>
-          <w:ilvl w:val="1"/>
           <w:numId w:val="1026"/>
         </w:numPr>
       </w:pPr>
       <w:r>
-        <w:t xml:space="preserve">Of 105 statements made by Donald Trump between 02/11/2016 and 9/10/2019 77 (73%) were only half true or worse.</w:t>
-      </w:r>
-    </w:p>
-    <w:p>
-      <w:pPr>
-        <w:pStyle w:val="Compact"/>
-        <w:numPr>
-          <w:ilvl w:val="1"/>
-          <w:numId w:val="1026"/>
-        </w:numPr>
-      </w:pPr>
-      <w:r>
-        <w:t xml:space="preserve">In experiments, people exposed repeatedly to Trump statements rated them as more truthful than those who were not on a 6-point scale</w:t>
-      </w:r>
-      <w:r>
-        <w:t xml:space="preserve"> </w:t>
-      </w:r>
-      <w:r>
-        <w:rPr>
-          <w:vertAlign w:val="superscript"/>
-        </w:rPr>
-        <w:t xml:space="preserve">1</w:t>
-      </w:r>
-    </w:p>
-    <w:p>
-      <w:pPr>
-        <w:pStyle w:val="Compact"/>
-        <w:numPr>
-          <w:ilvl w:val="0"/>
-          <w:numId w:val="1025"/>
-        </w:numPr>
-      </w:pPr>
-      <w:r>
-        <w:t xml:space="preserve">Imagine a model that predicts ratings of truth of fake statements from number of exposures</w:t>
+        <w:t xml:space="preserve">Worryingly, the effect is true for false political statements regardless of political ideology</w:t>
       </w:r>
     </w:p>
     <w:p>
@@ -4093,7 +4462,7 @@
         </w:numPr>
       </w:pPr>
       <w:r>
-        <w:t xml:space="preserve">Predictor: number of exposures</w:t>
+        <w:t xml:space="preserve">Of 105 statements made by Donald Trump between 02/11/2016 and 9/10/2019 77 (73%) were only half true or worse.</w:t>
       </w:r>
     </w:p>
     <w:p>
@@ -4105,6 +4474,51 @@
         </w:numPr>
       </w:pPr>
       <w:r>
+        <w:t xml:space="preserve">In experiments, people exposed repeatedly to Trump statements rated them as more truthful than those who were not on a 6-point scale</w:t>
+      </w:r>
+      <w:r>
+        <w:t xml:space="preserve"> </w:t>
+      </w:r>
+      <w:r>
+        <w:rPr>
+          <w:vertAlign w:val="superscript"/>
+        </w:rPr>
+        <w:t xml:space="preserve">1</w:t>
+      </w:r>
+    </w:p>
+    <w:p>
+      <w:pPr>
+        <w:pStyle w:val="Compact"/>
+        <w:numPr>
+          <w:ilvl w:val="0"/>
+          <w:numId w:val="1026"/>
+        </w:numPr>
+      </w:pPr>
+      <w:r>
+        <w:t xml:space="preserve">Imagine a model that predicts ratings of truth of fake statements from number of exposures</w:t>
+      </w:r>
+    </w:p>
+    <w:p>
+      <w:pPr>
+        <w:pStyle w:val="Compact"/>
+        <w:numPr>
+          <w:ilvl w:val="1"/>
+          <w:numId w:val="1028"/>
+        </w:numPr>
+      </w:pPr>
+      <w:r>
+        <w:t xml:space="preserve">Predictor: number of exposures</w:t>
+      </w:r>
+    </w:p>
+    <w:p>
+      <w:pPr>
+        <w:pStyle w:val="Compact"/>
+        <w:numPr>
+          <w:ilvl w:val="1"/>
+          <w:numId w:val="1028"/>
+        </w:numPr>
+      </w:pPr>
+      <w:r>
         <w:t xml:space="preserve">outcome: ratings of truth (0 = definitely false, 5 = definitely true)</w:t>
       </w:r>
     </w:p>
@@ -4124,7 +4538,7 @@
       <w:pPr>
         <w:numPr>
           <w:ilvl w:val="0"/>
-          <w:numId w:val="1028"/>
+          <w:numId w:val="1029"/>
         </w:numPr>
       </w:pPr>
       <w:r>
@@ -4133,7 +4547,7 @@
       <w:r>
         <w:t xml:space="preserve"> </w:t>
       </w:r>
-      <w:hyperlink r:id="rId130">
+      <w:hyperlink r:id="rId142">
         <w:r>
           <w:rPr>
             <w:rStyle w:val="Hyperlink"/>
@@ -4142,14 +4556,14 @@
         </w:r>
       </w:hyperlink>
     </w:p>
-    <w:bookmarkEnd w:id="134"/>
-    <w:bookmarkStart w:id="135" w:name="X5d1e41dcd7c7e42c6451e8881a7776381590037"/>
+    <w:bookmarkEnd w:id="146"/>
+    <w:bookmarkStart w:id="147" w:name="X6b4be84a91cd47f5d6f33288dcfdc9ce18ca6b1"/>
     <w:p>
       <w:pPr>
         <w:pStyle w:val="Heading2"/>
       </w:pPr>
       <w:r>
-        <w:t xml:space="preserve">Slide 31: Testing the fit of the general linear model</w:t>
+        <w:t xml:space="preserve">Slide 32: Testing the fit of the general linear model</w:t>
       </w:r>
     </w:p>
     <w:p>
@@ -4175,7 +4589,7 @@
         <w:pStyle w:val="Compact"/>
         <w:numPr>
           <w:ilvl w:val="0"/>
-          <w:numId w:val="1029"/>
+          <w:numId w:val="1030"/>
         </w:numPr>
       </w:pPr>
       <w:r>
@@ -4192,42 +4606,6 @@
           <w:vertAlign w:val="subscript"/>
         </w:rPr>
         <w:t xml:space="preserve">T</w:t>
-      </w:r>
-    </w:p>
-    <w:p>
-      <w:pPr>
-        <w:pStyle w:val="Compact"/>
-        <w:numPr>
-          <w:ilvl w:val="1"/>
-          <w:numId w:val="1030"/>
-        </w:numPr>
-      </w:pPr>
-      <w:r>
-        <w:t xml:space="preserve">Total variability (variability between scores and the mean)</w:t>
-      </w:r>
-    </w:p>
-    <w:p>
-      <w:pPr>
-        <w:pStyle w:val="Compact"/>
-        <w:numPr>
-          <w:ilvl w:val="0"/>
-          <w:numId w:val="1029"/>
-        </w:numPr>
-      </w:pPr>
-      <w:r>
-        <w:rPr>
-          <w:b/>
-          <w:bCs/>
-        </w:rPr>
-        <w:t xml:space="preserve">SS</w:t>
-      </w:r>
-      <w:r>
-        <w:rPr>
-          <w:b/>
-          <w:bCs/>
-          <w:vertAlign w:val="subscript"/>
-        </w:rPr>
-        <w:t xml:space="preserve">R</w:t>
       </w:r>
     </w:p>
     <w:p>
@@ -4239,19 +4617,7 @@
         </w:numPr>
       </w:pPr>
       <w:r>
-        <w:t xml:space="preserve">Total residual/error variability (variability between the model and the observed data)</w:t>
-      </w:r>
-    </w:p>
-    <w:p>
-      <w:pPr>
-        <w:pStyle w:val="Compact"/>
-        <w:numPr>
-          <w:ilvl w:val="1"/>
-          <w:numId w:val="1031"/>
-        </w:numPr>
-      </w:pPr>
-      <w:r>
-        <w:t xml:space="preserve">How badly the model fits (in total)</w:t>
+        <w:t xml:space="preserve">Total variability (variability between scores and the mean)</w:t>
       </w:r>
     </w:p>
     <w:p>
@@ -4259,7 +4625,7 @@
         <w:pStyle w:val="Compact"/>
         <w:numPr>
           <w:ilvl w:val="0"/>
-          <w:numId w:val="1029"/>
+          <w:numId w:val="1030"/>
         </w:numPr>
       </w:pPr>
       <w:r>
@@ -4275,7 +4641,7 @@
           <w:bCs/>
           <w:vertAlign w:val="subscript"/>
         </w:rPr>
-        <w:t xml:space="preserve">M</w:t>
+        <w:t xml:space="preserve">R</w:t>
       </w:r>
     </w:p>
     <w:p>
@@ -4287,7 +4653,7 @@
         </w:numPr>
       </w:pPr>
       <w:r>
-        <w:t xml:space="preserve">Total model variability (difference in variability between the model and the grand mean)</w:t>
+        <w:t xml:space="preserve">Total residual/error variability (variability between the model and the observed data)</w:t>
       </w:r>
     </w:p>
     <w:p>
@@ -4299,23 +4665,31 @@
         </w:numPr>
       </w:pPr>
       <w:r>
-        <w:t xml:space="preserve">How much better the model is at predicting</w:t>
-      </w:r>
-      <w:r>
-        <w:t xml:space="preserve"> </w:t>
-      </w:r>
-      <w:r>
-        <w:rPr>
-          <w:i/>
-          <w:iCs/>
-        </w:rPr>
-        <w:t xml:space="preserve">Y</w:t>
-      </w:r>
-      <w:r>
-        <w:t xml:space="preserve"> </w:t>
-      </w:r>
-      <w:r>
-        <w:t xml:space="preserve">than the mean</w:t>
+        <w:t xml:space="preserve">How badly the model fits (in total)</w:t>
+      </w:r>
+    </w:p>
+    <w:p>
+      <w:pPr>
+        <w:pStyle w:val="Compact"/>
+        <w:numPr>
+          <w:ilvl w:val="0"/>
+          <w:numId w:val="1030"/>
+        </w:numPr>
+      </w:pPr>
+      <w:r>
+        <w:rPr>
+          <w:b/>
+          <w:bCs/>
+        </w:rPr>
+        <w:t xml:space="preserve">SS</w:t>
+      </w:r>
+      <w:r>
+        <w:rPr>
+          <w:b/>
+          <w:bCs/>
+          <w:vertAlign w:val="subscript"/>
+        </w:rPr>
+        <w:t xml:space="preserve">M</w:t>
       </w:r>
     </w:p>
     <w:p>
@@ -4323,21 +4697,61 @@
         <w:pStyle w:val="Compact"/>
         <w:numPr>
           <w:ilvl w:val="1"/>
-          <w:numId w:val="1032"/>
+          <w:numId w:val="1033"/>
         </w:numPr>
       </w:pPr>
       <w:r>
+        <w:t xml:space="preserve">Total model variability (difference in variability between the model and the grand mean)</w:t>
+      </w:r>
+    </w:p>
+    <w:p>
+      <w:pPr>
+        <w:pStyle w:val="Compact"/>
+        <w:numPr>
+          <w:ilvl w:val="1"/>
+          <w:numId w:val="1033"/>
+        </w:numPr>
+      </w:pPr>
+      <w:r>
+        <w:t xml:space="preserve">How much better the model is at predicting</w:t>
+      </w:r>
+      <w:r>
+        <w:t xml:space="preserve"> </w:t>
+      </w:r>
+      <w:r>
+        <w:rPr>
+          <w:i/>
+          <w:iCs/>
+        </w:rPr>
+        <w:t xml:space="preserve">Y</w:t>
+      </w:r>
+      <w:r>
+        <w:t xml:space="preserve"> </w:t>
+      </w:r>
+      <w:r>
+        <w:t xml:space="preserve">than the mean</w:t>
+      </w:r>
+    </w:p>
+    <w:p>
+      <w:pPr>
+        <w:pStyle w:val="Compact"/>
+        <w:numPr>
+          <w:ilvl w:val="1"/>
+          <w:numId w:val="1033"/>
+        </w:numPr>
+      </w:pPr>
+      <w:r>
         <w:t xml:space="preserve">How well the model fits (in total)</w:t>
       </w:r>
     </w:p>
-    <w:bookmarkEnd w:id="135"/>
-    <w:bookmarkStart w:id="139" w:name="slide-32"/>
+    <w:bookmarkEnd w:id="147"/>
+    <w:bookmarkStart w:id="151" w:name="slide-33"/>
     <w:p>
       <w:pPr>
         <w:pStyle w:val="Heading2"/>
       </w:pPr>
       <w:r>
-        <w:t xml:space="preserve">Slide 32</w:t>
+        <w:t xml:space="preserve">Slide 33</w:t>
       </w:r>
     </w:p>
     <w:p>
@@ -4349,18 +4763,18 @@
           <wp:inline>
             <wp:extent cx="5334000" cy="3961279"/>
             <wp:effectExtent b="0" l="0" r="0" t="0"/>
-            <wp:docPr descr="Image: ss pumpkin pie (no description provided yet)" title="" id="137" name="Picture"/>
+            <wp:docPr descr="Image: ss pumpkin pie (no description provided yet)" title="" id="149" name="Picture"/>
             <a:graphic>
               <a:graphicData uri="http://schemas.openxmlformats.org/drawingml/2006/picture">
                 <pic:pic>
                   <pic:nvPicPr>
-                    <pic:cNvPr descr="images/ss_pumpkin_pie.png" id="138" name="Picture"/>
+                    <pic:cNvPr descr="images/ss_pumpkin_pie.png" id="150" name="Picture"/>
                     <pic:cNvPicPr>
                       <a:picLocks noChangeArrowheads="1" noChangeAspect="1"/>
                     </pic:cNvPicPr>
                   </pic:nvPicPr>
                   <pic:blipFill>
-                    <a:blip r:embed="rId136"/>
+                    <a:blip r:embed="rId148"/>
                     <a:stretch>
                       <a:fillRect/>
                     </a:stretch>
@@ -4387,14 +4801,14 @@
         </w:drawing>
       </w:r>
     </w:p>
-    <w:bookmarkEnd w:id="139"/>
-    <w:bookmarkStart w:id="143" w:name="slide-33"/>
+    <w:bookmarkEnd w:id="151"/>
+    <w:bookmarkStart w:id="155" w:name="slide-34"/>
     <w:p>
       <w:pPr>
         <w:pStyle w:val="Heading2"/>
       </w:pPr>
       <w:r>
-        <w:t xml:space="preserve">Slide 33</w:t>
+        <w:t xml:space="preserve">Slide 34</w:t>
       </w:r>
     </w:p>
     <w:p>
@@ -4406,176 +4820,198 @@
           <m:jc m:val="center"/>
         </m:oMathParaPr>
         <m:oMath>
-          <m:eqArr>
-            <m:e>
-              <m:sSub>
-                <m:e>
-                  <m:r>
-                    <m:rPr>
-                      <m:nor/>
-                      <m:sty m:val="p"/>
-                    </m:rPr>
-                    <m:t>perceived truth</m:t>
-                  </m:r>
-                </m:e>
-                <m:sub>
-                  <m:r>
-                    <m:t>i</m:t>
-                  </m:r>
-                </m:sub>
-              </m:sSub>
-              <m:r>
-                <m:t>&amp;</m:t>
-              </m:r>
-              <m:r>
-                <m:rPr>
-                  <m:sty m:val="p"/>
-                </m:rPr>
-                <m:t>=</m:t>
-              </m:r>
-              <m:sSub>
-                <m:e>
-                  <m:acc>
-                    <m:accPr>
-                      <m:chr m:val="̂"/>
-                    </m:accPr>
-                    <m:e>
-                      <m:r>
-                        <m:t>b</m:t>
-                      </m:r>
-                    </m:e>
-                  </m:acc>
-                </m:e>
-                <m:sub>
-                  <m:r>
-                    <m:t>0</m:t>
-                  </m:r>
-                </m:sub>
-              </m:sSub>
-              <m:r>
-                <m:rPr>
-                  <m:sty m:val="p"/>
-                </m:rPr>
-                <m:t>+</m:t>
-              </m:r>
-              <m:sSub>
-                <m:e>
-                  <m:acc>
-                    <m:accPr>
-                      <m:chr m:val="̂"/>
-                    </m:accPr>
-                    <m:e>
-                      <m:r>
-                        <m:t>b</m:t>
-                      </m:r>
-                    </m:e>
-                  </m:acc>
-                </m:e>
-                <m:sub>
-                  <m:r>
-                    <m:t>1</m:t>
-                  </m:r>
-                </m:sub>
-              </m:sSub>
-              <m:sSub>
-                <m:e>
-                  <m:r>
-                    <m:rPr>
-                      <m:nor/>
-                      <m:sty m:val="p"/>
-                    </m:rPr>
-                    <m:t>repetition</m:t>
-                  </m:r>
-                </m:e>
-                <m:sub>
-                  <m:r>
-                    <m:t>i</m:t>
-                  </m:r>
-                </m:sub>
-              </m:sSub>
-              <m:r>
-                <m:rPr>
-                  <m:sty m:val="p"/>
-                </m:rPr>
-                <m:t>+</m:t>
-              </m:r>
-              <m:sSub>
-                <m:e>
-                  <m:r>
-                    <m:t>e</m:t>
-                  </m:r>
-                </m:e>
-                <m:sub>
-                  <m:r>
-                    <m:t>i</m:t>
-                  </m:r>
-                </m:sub>
-              </m:sSub>
-            </m:e>
-            <m:e>
-              <m:sSub>
-                <m:e>
-                  <m:acc>
-                    <m:accPr>
-                      <m:chr m:val="̂"/>
-                    </m:accPr>
-                    <m:e>
-                      <m:r>
-                        <m:rPr>
-                          <m:nor/>
-                          <m:sty m:val="p"/>
-                        </m:rPr>
-                        <m:t>perceived truth</m:t>
-                      </m:r>
-                    </m:e>
-                  </m:acc>
-                </m:e>
-                <m:sub>
-                  <m:r>
-                    <m:t>i</m:t>
-                  </m:r>
-                </m:sub>
-              </m:sSub>
-              <m:r>
-                <m:t>&amp;</m:t>
-              </m:r>
-              <m:r>
-                <m:rPr>
-                  <m:sty m:val="p"/>
-                </m:rPr>
-                <m:t>=</m:t>
-              </m:r>
-              <m:r>
-                <m:t>1.28</m:t>
-              </m:r>
-              <m:r>
-                <m:rPr>
-                  <m:sty m:val="p"/>
-                </m:rPr>
-                <m:t>+</m:t>
-              </m:r>
-              <m:r>
-                <m:t>0.54</m:t>
-              </m:r>
-              <m:sSub>
-                <m:e>
-                  <m:r>
-                    <m:rPr>
-                      <m:nor/>
-                      <m:sty m:val="p"/>
-                    </m:rPr>
-                    <m:t> repetition</m:t>
-                  </m:r>
-                </m:e>
-                <m:sub>
-                  <m:r>
-                    <m:t>i</m:t>
-                  </m:r>
-                </m:sub>
-              </m:sSub>
-            </m:e>
-            <m:e/>
-          </m:eqArr>
+          <m:m>
+            <m:mPr>
+              <m:baseJc m:val="center"/>
+              <m:plcHide m:val="on"/>
+              <m:mcs>
+                <m:mc>
+                  <m:mcPr>
+                    <m:mcJc m:val="right"/>
+                    <m:count m:val="1"/>
+                  </m:mcPr>
+                </m:mc>
+                <m:mc>
+                  <m:mcPr>
+                    <m:mcJc m:val="left"/>
+                    <m:count m:val="1"/>
+                  </m:mcPr>
+                </m:mc>
+              </m:mcs>
+            </m:mPr>
+            <m:mr>
+              <m:e>
+                <m:sSub>
+                  <m:e>
+                    <m:r>
+                      <m:rPr>
+                        <m:nor/>
+                        <m:sty m:val="p"/>
+                      </m:rPr>
+                      <m:t>perceived truth</m:t>
+                    </m:r>
+                  </m:e>
+                  <m:sub>
+                    <m:r>
+                      <m:t>i</m:t>
+                    </m:r>
+                  </m:sub>
+                </m:sSub>
+              </m:e>
+              <m:e>
+                <m:r>
+                  <m:rPr>
+                    <m:sty m:val="p"/>
+                  </m:rPr>
+                  <m:t>=</m:t>
+                </m:r>
+                <m:sSub>
+                  <m:e>
+                    <m:acc>
+                      <m:accPr>
+                        <m:chr m:val="̂"/>
+                      </m:accPr>
+                      <m:e>
+                        <m:r>
+                          <m:t>b</m:t>
+                        </m:r>
+                      </m:e>
+                    </m:acc>
+                  </m:e>
+                  <m:sub>
+                    <m:r>
+                      <m:t>0</m:t>
+                    </m:r>
+                  </m:sub>
+                </m:sSub>
+                <m:r>
+                  <m:rPr>
+                    <m:sty m:val="p"/>
+                  </m:rPr>
+                  <m:t>+</m:t>
+                </m:r>
+                <m:sSub>
+                  <m:e>
+                    <m:acc>
+                      <m:accPr>
+                        <m:chr m:val="̂"/>
+                      </m:accPr>
+                      <m:e>
+                        <m:r>
+                          <m:t>b</m:t>
+                        </m:r>
+                      </m:e>
+                    </m:acc>
+                  </m:e>
+                  <m:sub>
+                    <m:r>
+                      <m:t>1</m:t>
+                    </m:r>
+                  </m:sub>
+                </m:sSub>
+                <m:sSub>
+                  <m:e>
+                    <m:r>
+                      <m:rPr>
+                        <m:nor/>
+                        <m:sty m:val="p"/>
+                      </m:rPr>
+                      <m:t>repetition</m:t>
+                    </m:r>
+                  </m:e>
+                  <m:sub>
+                    <m:r>
+                      <m:t>i</m:t>
+                    </m:r>
+                  </m:sub>
+                </m:sSub>
+                <m:r>
+                  <m:rPr>
+                    <m:sty m:val="p"/>
+                  </m:rPr>
+                  <m:t>+</m:t>
+                </m:r>
+                <m:sSub>
+                  <m:e>
+                    <m:r>
+                      <m:t>e</m:t>
+                    </m:r>
+                  </m:e>
+                  <m:sub>
+                    <m:r>
+                      <m:t>i</m:t>
+                    </m:r>
+                  </m:sub>
+                </m:sSub>
+              </m:e>
+            </m:mr>
+            <m:mr>
+              <m:e>
+                <m:sSub>
+                  <m:e>
+                    <m:acc>
+                      <m:accPr>
+                        <m:chr m:val="̂"/>
+                      </m:accPr>
+                      <m:e>
+                        <m:r>
+                          <m:rPr>
+                            <m:nor/>
+                            <m:sty m:val="p"/>
+                          </m:rPr>
+                          <m:t>perceived truth</m:t>
+                        </m:r>
+                      </m:e>
+                    </m:acc>
+                  </m:e>
+                  <m:sub>
+                    <m:r>
+                      <m:t>i</m:t>
+                    </m:r>
+                  </m:sub>
+                </m:sSub>
+              </m:e>
+              <m:e>
+                <m:r>
+                  <m:rPr>
+                    <m:sty m:val="p"/>
+                  </m:rPr>
+                  <m:t>=</m:t>
+                </m:r>
+                <m:r>
+                  <m:t>1.28</m:t>
+                </m:r>
+                <m:r>
+                  <m:rPr>
+                    <m:sty m:val="p"/>
+                  </m:rPr>
+                  <m:t>+</m:t>
+                </m:r>
+                <m:r>
+                  <m:t>0.54</m:t>
+                </m:r>
+                <m:sSub>
+                  <m:e>
+                    <m:r>
+                      <m:rPr>
+                        <m:nor/>
+                        <m:sty m:val="p"/>
+                      </m:rPr>
+                      <m:t> repetition</m:t>
+                    </m:r>
+                  </m:e>
+                  <m:sub>
+                    <m:r>
+                      <m:t>i</m:t>
+                    </m:r>
+                  </m:sub>
+                </m:sSub>
+              </m:e>
+            </m:mr>
+            <m:mr>
+              <m:e/>
+            </m:mr>
+          </m:m>
         </m:oMath>
       </m:oMathPara>
     </w:p>
@@ -4588,18 +5024,18 @@
           <wp:inline>
             <wp:extent cx="5334000" cy="5334000"/>
             <wp:effectExtent b="0" l="0" r="0" t="0"/>
-            <wp:docPr descr="Plot (no description provided yet)" title="" id="141" name="Picture"/>
+            <wp:docPr descr="Plot (no description provided yet)" title="" id="153" name="Picture"/>
             <a:graphic>
               <a:graphicData uri="http://schemas.openxmlformats.org/drawingml/2006/picture">
                 <pic:pic>
                   <pic:nvPicPr>
-                    <pic:cNvPr descr="images/ds_fit_slide033_unnamed-chunk-48-1.png" id="142" name="Picture"/>
+                    <pic:cNvPr descr="images/ds_fit_slide034_unnamed-chunk-50-1.png" id="154" name="Picture"/>
                     <pic:cNvPicPr>
                       <a:picLocks noChangeArrowheads="1" noChangeAspect="1"/>
                     </pic:cNvPicPr>
                   </pic:nvPicPr>
                   <pic:blipFill>
-                    <a:blip r:embed="rId140"/>
+                    <a:blip r:embed="rId152"/>
                     <a:stretch>
                       <a:fillRect/>
                     </a:stretch>
@@ -4626,17 +5062,17 @@
         </w:drawing>
       </w:r>
     </w:p>
-    <w:bookmarkEnd w:id="143"/>
-    <w:bookmarkStart w:id="148" w:name="slide-34"/>
+    <w:bookmarkEnd w:id="155"/>
+    <w:bookmarkStart w:id="160" w:name="slide-35"/>
     <w:p>
       <w:pPr>
         <w:pStyle w:val="Heading2"/>
       </w:pPr>
       <w:r>
-        <w:t xml:space="preserve">Slide 34</w:t>
-      </w:r>
-    </w:p>
-    <w:bookmarkStart w:id="147" w:name="total-sum-of-squared-error-sst"/>
+        <w:t xml:space="preserve">Slide 35</w:t>
+      </w:r>
+    </w:p>
+    <w:bookmarkStart w:id="159" w:name="total-sum-of-squared-error-sst"/>
     <w:p>
       <w:pPr>
         <w:pStyle w:val="Heading3"/>
@@ -4660,18 +5096,18 @@
           <wp:inline>
             <wp:extent cx="5334000" cy="5334000"/>
             <wp:effectExtent b="0" l="0" r="0" t="0"/>
-            <wp:docPr descr="Plot (no description provided yet)" title="" id="145" name="Picture"/>
+            <wp:docPr descr="Plot (no description provided yet)" title="" id="157" name="Picture"/>
             <a:graphic>
               <a:graphicData uri="http://schemas.openxmlformats.org/drawingml/2006/picture">
                 <pic:pic>
                   <pic:nvPicPr>
-                    <pic:cNvPr descr="images/ds_fit_slide034_unnamed-chunk-49-1.png" id="146" name="Picture"/>
+                    <pic:cNvPr descr="images/ds_fit_slide035_unnamed-chunk-51-1.png" id="158" name="Picture"/>
                     <pic:cNvPicPr>
                       <a:picLocks noChangeArrowheads="1" noChangeAspect="1"/>
                     </pic:cNvPicPr>
                   </pic:nvPicPr>
                   <pic:blipFill>
-                    <a:blip r:embed="rId144"/>
+                    <a:blip r:embed="rId156"/>
                     <a:stretch>
                       <a:fillRect/>
                     </a:stretch>
@@ -4698,18 +5134,18 @@
         </w:drawing>
       </w:r>
     </w:p>
-    <w:bookmarkEnd w:id="147"/>
-    <w:bookmarkEnd w:id="148"/>
-    <w:bookmarkStart w:id="153" w:name="slide-35"/>
+    <w:bookmarkEnd w:id="159"/>
+    <w:bookmarkEnd w:id="160"/>
+    <w:bookmarkStart w:id="165" w:name="slide-36"/>
     <w:p>
       <w:pPr>
         <w:pStyle w:val="Heading2"/>
       </w:pPr>
       <w:r>
-        <w:t xml:space="preserve">Slide 35</w:t>
-      </w:r>
-    </w:p>
-    <w:bookmarkStart w:id="152" w:name="total-sum-of-squared-error-sst-1"/>
+        <w:t xml:space="preserve">Slide 36</w:t>
+      </w:r>
+    </w:p>
+    <w:bookmarkStart w:id="164" w:name="total-sum-of-squared-error-sst-1"/>
     <w:p>
       <w:pPr>
         <w:pStyle w:val="Heading3"/>
@@ -4733,18 +5169,18 @@
           <wp:inline>
             <wp:extent cx="5334000" cy="5334000"/>
             <wp:effectExtent b="0" l="0" r="0" t="0"/>
-            <wp:docPr descr="Plot (no description provided yet)" title="" id="150" name="Picture"/>
+            <wp:docPr descr="Plot (no description provided yet)" title="" id="162" name="Picture"/>
             <a:graphic>
               <a:graphicData uri="http://schemas.openxmlformats.org/drawingml/2006/picture">
                 <pic:pic>
                   <pic:nvPicPr>
-                    <pic:cNvPr descr="images/ds_fit_slide035_unnamed-chunk-50-1.png" id="151" name="Picture"/>
+                    <pic:cNvPr descr="images/ds_fit_slide036_unnamed-chunk-52-1.png" id="163" name="Picture"/>
                     <pic:cNvPicPr>
                       <a:picLocks noChangeArrowheads="1" noChangeAspect="1"/>
                     </pic:cNvPicPr>
                   </pic:nvPicPr>
                   <pic:blipFill>
-                    <a:blip r:embed="rId149"/>
+                    <a:blip r:embed="rId161"/>
                     <a:stretch>
                       <a:fillRect/>
                     </a:stretch>
@@ -4771,18 +5207,18 @@
         </w:drawing>
       </w:r>
     </w:p>
-    <w:bookmarkEnd w:id="152"/>
-    <w:bookmarkEnd w:id="153"/>
-    <w:bookmarkStart w:id="158" w:name="slide-36"/>
+    <w:bookmarkEnd w:id="164"/>
+    <w:bookmarkEnd w:id="165"/>
+    <w:bookmarkStart w:id="170" w:name="slide-37"/>
     <w:p>
       <w:pPr>
         <w:pStyle w:val="Heading2"/>
       </w:pPr>
       <w:r>
-        <w:t xml:space="preserve">Slide 36</w:t>
-      </w:r>
-    </w:p>
-    <w:bookmarkStart w:id="157" w:name="total-sum-of-squared-error-sst-2"/>
+        <w:t xml:space="preserve">Slide 37</w:t>
+      </w:r>
+    </w:p>
+    <w:bookmarkStart w:id="169" w:name="total-sum-of-squared-error-sst-2"/>
     <w:p>
       <w:pPr>
         <w:pStyle w:val="Heading3"/>
@@ -4801,7 +5237,7 @@
       <w:tblPr>
         <w:tblStyle w:val="Table"/>
         <w:tblW w:type="auto" w:w="0"/>
-        <w:tblLook w:firstRow="1" w:lastRow="0" w:firstColumn="0" w:lastColumn="0" w:noHBand="0" w:noVBand="0" w:val="0020"/>
+        <w:tblLook w:firstRow="1" w:lastRow="0" w:firstColumn="1" w:lastColumn="0" w:noHBand="0" w:noVBand="0" w:val="00a0"/>
       </w:tblPr>
       <w:tblGrid>
         <w:gridCol w:w="1320"/>
@@ -5607,18 +6043,18 @@
           <wp:inline>
             <wp:extent cx="5334000" cy="5334000"/>
             <wp:effectExtent b="0" l="0" r="0" t="0"/>
-            <wp:docPr descr="Plot (no description provided yet)" title="" id="155" name="Picture"/>
+            <wp:docPr descr="Plot (no description provided yet)" title="" id="167" name="Picture"/>
             <a:graphic>
               <a:graphicData uri="http://schemas.openxmlformats.org/drawingml/2006/picture">
                 <pic:pic>
                   <pic:nvPicPr>
-                    <pic:cNvPr descr="images/ds_fit_slide036_unnamed-chunk-52-1.png" id="156" name="Picture"/>
+                    <pic:cNvPr descr="images/ds_fit_slide037_unnamed-chunk-54-1.png" id="168" name="Picture"/>
                     <pic:cNvPicPr>
                       <a:picLocks noChangeArrowheads="1" noChangeAspect="1"/>
                     </pic:cNvPicPr>
                   </pic:nvPicPr>
                   <pic:blipFill>
-                    <a:blip r:embed="rId154"/>
+                    <a:blip r:embed="rId166"/>
                     <a:stretch>
                       <a:fillRect/>
                     </a:stretch>
@@ -5645,18 +6081,18 @@
         </w:drawing>
       </w:r>
     </w:p>
-    <w:bookmarkEnd w:id="157"/>
-    <w:bookmarkEnd w:id="158"/>
-    <w:bookmarkStart w:id="163" w:name="slide-37"/>
+    <w:bookmarkEnd w:id="169"/>
+    <w:bookmarkEnd w:id="170"/>
+    <w:bookmarkStart w:id="175" w:name="slide-38"/>
     <w:p>
       <w:pPr>
         <w:pStyle w:val="Heading2"/>
       </w:pPr>
       <w:r>
-        <w:t xml:space="preserve">Slide 37</w:t>
-      </w:r>
-    </w:p>
-    <w:bookmarkStart w:id="162" w:name="total-sum-of-squared-errors-sst"/>
+        <w:t xml:space="preserve">Slide 38</w:t>
+      </w:r>
+    </w:p>
+    <w:bookmarkStart w:id="174" w:name="total-sum-of-squared-errors-sst"/>
     <w:p>
       <w:pPr>
         <w:pStyle w:val="Heading3"/>
@@ -5676,7 +6112,7 @@
         <w:pStyle w:val="Compact"/>
         <w:numPr>
           <w:ilvl w:val="0"/>
-          <w:numId w:val="1033"/>
+          <w:numId w:val="1034"/>
         </w:numPr>
       </w:pPr>
       <w:r>
@@ -5714,7 +6150,7 @@
         <w:pStyle w:val="Compact"/>
         <w:numPr>
           <w:ilvl w:val="0"/>
-          <w:numId w:val="1033"/>
+          <w:numId w:val="1034"/>
         </w:numPr>
       </w:pPr>
       <w:r>
@@ -5758,7 +6194,7 @@
         <w:pStyle w:val="Compact"/>
         <w:numPr>
           <w:ilvl w:val="0"/>
-          <w:numId w:val="1033"/>
+          <w:numId w:val="1034"/>
         </w:numPr>
       </w:pPr>
       <w:r>
@@ -5786,7 +6222,7 @@
         <w:pStyle w:val="Compact"/>
         <w:numPr>
           <w:ilvl w:val="0"/>
-          <w:numId w:val="1033"/>
+          <w:numId w:val="1034"/>
         </w:numPr>
       </w:pPr>
       <w:r>
@@ -5808,7 +6244,7 @@
         <w:pStyle w:val="Compact"/>
         <w:numPr>
           <w:ilvl w:val="0"/>
-          <w:numId w:val="1033"/>
+          <w:numId w:val="1034"/>
         </w:numPr>
       </w:pPr>
       <w:r>
@@ -5836,88 +6272,107 @@
           <m:jc m:val="center"/>
         </m:oMathParaPr>
         <m:oMath>
-          <m:eqArr>
-            <m:e>
-              <m:sSub>
-                <m:e>
-                  <m:r>
-                    <m:rPr>
-                      <m:nor/>
-                      <m:sty m:val="p"/>
-                    </m:rPr>
-                    <m:t>df</m:t>
-                  </m:r>
-                </m:e>
-                <m:sub>
-                  <m:r>
-                    <m:rPr>
-                      <m:nor/>
-                      <m:sty m:val="p"/>
-                    </m:rPr>
-                    <m:t>T</m:t>
-                  </m:r>
-                </m:sub>
-              </m:sSub>
-              <m:r>
-                <m:t>&amp;</m:t>
-              </m:r>
-              <m:r>
-                <m:rPr>
-                  <m:sty m:val="p"/>
-                </m:rPr>
-                <m:t>=</m:t>
-              </m:r>
-              <m:r>
-                <m:t>N</m:t>
-              </m:r>
-              <m:r>
-                <m:rPr>
-                  <m:sty m:val="p"/>
-                </m:rPr>
-                <m:t>−</m:t>
-              </m:r>
-              <m:r>
-                <m:t>p</m:t>
-              </m:r>
-            </m:e>
-            <m:e>
-              <m:r>
-                <m:t>&amp;</m:t>
-              </m:r>
-              <m:r>
-                <m:rPr>
-                  <m:sty m:val="p"/>
-                </m:rPr>
-                <m:t>=</m:t>
-              </m:r>
-              <m:r>
-                <m:t>10</m:t>
-              </m:r>
-              <m:r>
-                <m:rPr>
-                  <m:sty m:val="p"/>
-                </m:rPr>
-                <m:t>−</m:t>
-              </m:r>
-              <m:r>
-                <m:t>1</m:t>
-              </m:r>
-            </m:e>
-            <m:e>
-              <m:r>
-                <m:t>&amp;</m:t>
-              </m:r>
-              <m:r>
-                <m:rPr>
-                  <m:sty m:val="p"/>
-                </m:rPr>
-                <m:t>=</m:t>
-              </m:r>
-              <m:r>
-                <m:t>9</m:t>
-              </m:r>
-            </m:e>
-          </m:eqArr>
+          <m:m>
+            <m:mPr>
+              <m:baseJc m:val="center"/>
+              <m:plcHide m:val="on"/>
+              <m:mcs>
+                <m:mc>
+                  <m:mcPr>
+                    <m:mcJc m:val="right"/>
+                    <m:count m:val="1"/>
+                  </m:mcPr>
+                </m:mc>
+                <m:mc>
+                  <m:mcPr>
+                    <m:mcJc m:val="left"/>
+                    <m:count m:val="1"/>
+                  </m:mcPr>
+                </m:mc>
+              </m:mcs>
+            </m:mPr>
+            <m:mr>
+              <m:e>
+                <m:sSub>
+                  <m:e>
+                    <m:r>
+                      <m:rPr>
+                        <m:nor/>
+                        <m:sty m:val="p"/>
+                      </m:rPr>
+                      <m:t>df</m:t>
+                    </m:r>
+                  </m:e>
+                  <m:sub>
+                    <m:r>
+                      <m:rPr>
+                        <m:nor/>
+                        <m:sty m:val="p"/>
+                      </m:rPr>
+                      <m:t>T</m:t>
+                    </m:r>
+                  </m:sub>
+                </m:sSub>
+              </m:e>
+              <m:e>
+                <m:r>
+                  <m:rPr>
+                    <m:sty m:val="p"/>
+                  </m:rPr>
+                  <m:t>=</m:t>
+                </m:r>
+                <m:r>
+                  <m:t>N</m:t>
+                </m:r>
+                <m:r>
+                  <m:rPr>
+                    <m:sty m:val="p"/>
+                  </m:rPr>
+                  <m:t>−</m:t>
+                </m:r>
+                <m:r>
+                  <m:t>p</m:t>
+                </m:r>
+              </m:e>
+            </m:mr>
+            <m:mr>
+              <m:e/>
+              <m:e>
+                <m:r>
+                  <m:rPr>
+                    <m:sty m:val="p"/>
+                  </m:rPr>
+                  <m:t>=</m:t>
+                </m:r>
+                <m:r>
+                  <m:t>10</m:t>
+                </m:r>
+                <m:r>
+                  <m:rPr>
+                    <m:sty m:val="p"/>
+                  </m:rPr>
+                  <m:t>−</m:t>
+                </m:r>
+                <m:r>
+                  <m:t>1</m:t>
+                </m:r>
+              </m:e>
+            </m:mr>
+            <m:mr>
+              <m:e/>
+              <m:e>
+                <m:r>
+                  <m:rPr>
+                    <m:sty m:val="p"/>
+                  </m:rPr>
+                  <m:t>=</m:t>
+                </m:r>
+                <m:r>
+                  <m:t>9</m:t>
+                </m:r>
+              </m:e>
+            </m:mr>
+          </m:m>
         </m:oMath>
       </m:oMathPara>
     </w:p>
@@ -5930,18 +6385,18 @@
           <wp:inline>
             <wp:extent cx="5334000" cy="5334000"/>
             <wp:effectExtent b="0" l="0" r="0" t="0"/>
-            <wp:docPr descr="Plot (no description provided yet)" title="" id="160" name="Picture"/>
+            <wp:docPr descr="Plot (no description provided yet)" title="" id="172" name="Picture"/>
             <a:graphic>
               <a:graphicData uri="http://schemas.openxmlformats.org/drawingml/2006/picture">
                 <pic:pic>
                   <pic:nvPicPr>
-                    <pic:cNvPr descr="images/ds_fit_slide037_unnamed-chunk-53-1.png" id="161" name="Picture"/>
+                    <pic:cNvPr descr="images/ds_fit_slide038_unnamed-chunk-55-1.png" id="173" name="Picture"/>
                     <pic:cNvPicPr>
                       <a:picLocks noChangeArrowheads="1" noChangeAspect="1"/>
                     </pic:cNvPicPr>
                   </pic:nvPicPr>
                   <pic:blipFill>
-                    <a:blip r:embed="rId159"/>
+                    <a:blip r:embed="rId171"/>
                     <a:stretch>
                       <a:fillRect/>
                     </a:stretch>
@@ -5968,18 +6423,18 @@
         </w:drawing>
       </w:r>
     </w:p>
-    <w:bookmarkEnd w:id="162"/>
-    <w:bookmarkEnd w:id="163"/>
-    <w:bookmarkStart w:id="168" w:name="slide-38"/>
+    <w:bookmarkEnd w:id="174"/>
+    <w:bookmarkEnd w:id="175"/>
+    <w:bookmarkStart w:id="180" w:name="slide-39"/>
     <w:p>
       <w:pPr>
         <w:pStyle w:val="Heading2"/>
       </w:pPr>
       <w:r>
-        <w:t xml:space="preserve">Slide 38</w:t>
-      </w:r>
-    </w:p>
-    <w:bookmarkStart w:id="167" w:name="residual-sum-of-squared-errors-ssr"/>
+        <w:t xml:space="preserve">Slide 39</w:t>
+      </w:r>
+    </w:p>
+    <w:bookmarkStart w:id="179" w:name="residual-sum-of-squared-errors-ssr"/>
     <w:p>
       <w:pPr>
         <w:pStyle w:val="Heading3"/>
@@ -6003,18 +6458,18 @@
           <wp:inline>
             <wp:extent cx="5334000" cy="5334000"/>
             <wp:effectExtent b="0" l="0" r="0" t="0"/>
-            <wp:docPr descr="Plot (no description provided yet)" title="" id="165" name="Picture"/>
+            <wp:docPr descr="Plot (no description provided yet)" title="" id="177" name="Picture"/>
             <a:graphic>
               <a:graphicData uri="http://schemas.openxmlformats.org/drawingml/2006/picture">
                 <pic:pic>
                   <pic:nvPicPr>
-                    <pic:cNvPr descr="images/ds_fit_slide038_unnamed-chunk-54-1.png" id="166" name="Picture"/>
+                    <pic:cNvPr descr="images/ds_fit_slide039_unnamed-chunk-56-1.png" id="178" name="Picture"/>
                     <pic:cNvPicPr>
                       <a:picLocks noChangeArrowheads="1" noChangeAspect="1"/>
                     </pic:cNvPicPr>
                   </pic:nvPicPr>
                   <pic:blipFill>
-                    <a:blip r:embed="rId164"/>
+                    <a:blip r:embed="rId176"/>
                     <a:stretch>
                       <a:fillRect/>
                     </a:stretch>
@@ -6041,18 +6496,18 @@
         </w:drawing>
       </w:r>
     </w:p>
-    <w:bookmarkEnd w:id="167"/>
-    <w:bookmarkEnd w:id="168"/>
-    <w:bookmarkStart w:id="173" w:name="slide-39"/>
+    <w:bookmarkEnd w:id="179"/>
+    <w:bookmarkEnd w:id="180"/>
+    <w:bookmarkStart w:id="185" w:name="slide-40"/>
     <w:p>
       <w:pPr>
         <w:pStyle w:val="Heading2"/>
       </w:pPr>
       <w:r>
-        <w:t xml:space="preserve">Slide 39</w:t>
-      </w:r>
-    </w:p>
-    <w:bookmarkStart w:id="172" w:name="residual-sum-of-squared-errors-ssr-1"/>
+        <w:t xml:space="preserve">Slide 40</w:t>
+      </w:r>
+    </w:p>
+    <w:bookmarkStart w:id="184" w:name="residual-sum-of-squared-errors-ssr-1"/>
     <w:p>
       <w:pPr>
         <w:pStyle w:val="Heading3"/>
@@ -6076,18 +6531,18 @@
           <wp:inline>
             <wp:extent cx="5334000" cy="5334000"/>
             <wp:effectExtent b="0" l="0" r="0" t="0"/>
-            <wp:docPr descr="Plot (no description provided yet)" title="" id="170" name="Picture"/>
+            <wp:docPr descr="Plot (no description provided yet)" title="" id="182" name="Picture"/>
             <a:graphic>
               <a:graphicData uri="http://schemas.openxmlformats.org/drawingml/2006/picture">
                 <pic:pic>
                   <pic:nvPicPr>
-                    <pic:cNvPr descr="images/ds_fit_slide039_unnamed-chunk-55-1.png" id="171" name="Picture"/>
+                    <pic:cNvPr descr="images/ds_fit_slide040_unnamed-chunk-57-1.png" id="183" name="Picture"/>
                     <pic:cNvPicPr>
                       <a:picLocks noChangeArrowheads="1" noChangeAspect="1"/>
                     </pic:cNvPicPr>
                   </pic:nvPicPr>
                   <pic:blipFill>
-                    <a:blip r:embed="rId169"/>
+                    <a:blip r:embed="rId181"/>
                     <a:stretch>
                       <a:fillRect/>
                     </a:stretch>
@@ -6114,18 +6569,18 @@
         </w:drawing>
       </w:r>
     </w:p>
-    <w:bookmarkEnd w:id="172"/>
-    <w:bookmarkEnd w:id="173"/>
-    <w:bookmarkStart w:id="178" w:name="slide-40"/>
+    <w:bookmarkEnd w:id="184"/>
+    <w:bookmarkEnd w:id="185"/>
+    <w:bookmarkStart w:id="190" w:name="slide-41"/>
     <w:p>
       <w:pPr>
         <w:pStyle w:val="Heading2"/>
       </w:pPr>
       <w:r>
-        <w:t xml:space="preserve">Slide 40</w:t>
-      </w:r>
-    </w:p>
-    <w:bookmarkStart w:id="177" w:name="residual-sum-of-squared-errors-ssr-2"/>
+        <w:t xml:space="preserve">Slide 41</w:t>
+      </w:r>
+    </w:p>
+    <w:bookmarkStart w:id="189" w:name="residual-sum-of-squared-errors-ssr-2"/>
     <w:p>
       <w:pPr>
         <w:pStyle w:val="Heading3"/>
@@ -6144,7 +6599,7 @@
       <w:tblPr>
         <w:tblStyle w:val="Table"/>
         <w:tblW w:type="auto" w:w="0"/>
-        <w:tblLook w:firstRow="1" w:lastRow="0" w:firstColumn="0" w:lastColumn="0" w:noHBand="0" w:noVBand="0" w:val="0020"/>
+        <w:tblLook w:firstRow="1" w:lastRow="0" w:firstColumn="1" w:lastColumn="0" w:noHBand="0" w:noVBand="0" w:val="00a0"/>
       </w:tblPr>
       <w:tblGrid>
         <w:gridCol w:w="1320"/>
@@ -6950,18 +7405,18 @@
           <wp:inline>
             <wp:extent cx="5334000" cy="5334000"/>
             <wp:effectExtent b="0" l="0" r="0" t="0"/>
-            <wp:docPr descr="Plot (no description provided yet)" title="" id="175" name="Picture"/>
+            <wp:docPr descr="Plot (no description provided yet)" title="" id="187" name="Picture"/>
             <a:graphic>
               <a:graphicData uri="http://schemas.openxmlformats.org/drawingml/2006/picture">
                 <pic:pic>
                   <pic:nvPicPr>
-                    <pic:cNvPr descr="images/ds_fit_slide040_unnamed-chunk-57-1.png" id="176" name="Picture"/>
+                    <pic:cNvPr descr="images/ds_fit_slide041_unnamed-chunk-59-1.png" id="188" name="Picture"/>
                     <pic:cNvPicPr>
                       <a:picLocks noChangeArrowheads="1" noChangeAspect="1"/>
                     </pic:cNvPicPr>
                   </pic:nvPicPr>
                   <pic:blipFill>
-                    <a:blip r:embed="rId174"/>
+                    <a:blip r:embed="rId186"/>
                     <a:stretch>
                       <a:fillRect/>
                     </a:stretch>
@@ -6988,18 +7443,18 @@
         </w:drawing>
       </w:r>
     </w:p>
-    <w:bookmarkEnd w:id="177"/>
-    <w:bookmarkEnd w:id="178"/>
-    <w:bookmarkStart w:id="183" w:name="slide-41"/>
+    <w:bookmarkEnd w:id="189"/>
+    <w:bookmarkEnd w:id="190"/>
+    <w:bookmarkStart w:id="195" w:name="slide-42"/>
     <w:p>
       <w:pPr>
         <w:pStyle w:val="Heading2"/>
       </w:pPr>
       <w:r>
-        <w:t xml:space="preserve">Slide 41</w:t>
-      </w:r>
-    </w:p>
-    <w:bookmarkStart w:id="182" w:name="residual-sum-of-squared-errors-ssr-3"/>
+        <w:t xml:space="preserve">Slide 42</w:t>
+      </w:r>
+    </w:p>
+    <w:bookmarkStart w:id="194" w:name="residual-sum-of-squared-errors-ssr-3"/>
     <w:p>
       <w:pPr>
         <w:pStyle w:val="Heading3"/>
@@ -7019,7 +7474,7 @@
         <w:pStyle w:val="Compact"/>
         <w:numPr>
           <w:ilvl w:val="0"/>
-          <w:numId w:val="1034"/>
+          <w:numId w:val="1035"/>
         </w:numPr>
       </w:pPr>
       <w:r>
@@ -7047,7 +7502,7 @@
         <w:pStyle w:val="Compact"/>
         <w:numPr>
           <w:ilvl w:val="0"/>
-          <w:numId w:val="1034"/>
+          <w:numId w:val="1035"/>
         </w:numPr>
       </w:pPr>
       <w:r>
@@ -7113,88 +7568,107 @@
           <m:jc m:val="center"/>
         </m:oMathParaPr>
         <m:oMath>
-          <m:eqArr>
-            <m:e>
-              <m:sSub>
-                <m:e>
-                  <m:r>
-                    <m:rPr>
-                      <m:nor/>
-                      <m:sty m:val="p"/>
-                    </m:rPr>
-                    <m:t>df</m:t>
-                  </m:r>
-                </m:e>
-                <m:sub>
-                  <m:r>
-                    <m:rPr>
-                      <m:nor/>
-                      <m:sty m:val="p"/>
-                    </m:rPr>
-                    <m:t>R</m:t>
-                  </m:r>
-                </m:sub>
-              </m:sSub>
-              <m:r>
-                <m:t>&amp;</m:t>
-              </m:r>
-              <m:r>
-                <m:rPr>
-                  <m:sty m:val="p"/>
-                </m:rPr>
-                <m:t>=</m:t>
-              </m:r>
-              <m:r>
-                <m:t>N</m:t>
-              </m:r>
-              <m:r>
-                <m:rPr>
-                  <m:sty m:val="p"/>
-                </m:rPr>
-                <m:t>−</m:t>
-              </m:r>
-              <m:r>
-                <m:t>p</m:t>
-              </m:r>
-            </m:e>
-            <m:e>
-              <m:r>
-                <m:t>&amp;</m:t>
-              </m:r>
-              <m:r>
-                <m:rPr>
-                  <m:sty m:val="p"/>
-                </m:rPr>
-                <m:t>=</m:t>
-              </m:r>
-              <m:r>
-                <m:t>10</m:t>
-              </m:r>
-              <m:r>
-                <m:rPr>
-                  <m:sty m:val="p"/>
-                </m:rPr>
-                <m:t>−</m:t>
-              </m:r>
-              <m:r>
-                <m:t>2</m:t>
-              </m:r>
-            </m:e>
-            <m:e>
-              <m:r>
-                <m:t>&amp;</m:t>
-              </m:r>
-              <m:r>
-                <m:rPr>
-                  <m:sty m:val="p"/>
-                </m:rPr>
-                <m:t>=</m:t>
-              </m:r>
-              <m:r>
-                <m:t>8</m:t>
-              </m:r>
-            </m:e>
-          </m:eqArr>
+          <m:m>
+            <m:mPr>
+              <m:baseJc m:val="center"/>
+              <m:plcHide m:val="on"/>
+              <m:mcs>
+                <m:mc>
+                  <m:mcPr>
+                    <m:mcJc m:val="right"/>
+                    <m:count m:val="1"/>
+                  </m:mcPr>
+                </m:mc>
+                <m:mc>
+                  <m:mcPr>
+                    <m:mcJc m:val="left"/>
+                    <m:count m:val="1"/>
+                  </m:mcPr>
+                </m:mc>
+              </m:mcs>
+            </m:mPr>
+            <m:mr>
+              <m:e>
+                <m:sSub>
+                  <m:e>
+                    <m:r>
+                      <m:rPr>
+                        <m:nor/>
+                        <m:sty m:val="p"/>
+                      </m:rPr>
+                      <m:t>df</m:t>
+                    </m:r>
+                  </m:e>
+                  <m:sub>
+                    <m:r>
+                      <m:rPr>
+                        <m:nor/>
+                        <m:sty m:val="p"/>
+                      </m:rPr>
+                      <m:t>R</m:t>
+                    </m:r>
+                  </m:sub>
+                </m:sSub>
+              </m:e>
+              <m:e>
+                <m:r>
+                  <m:rPr>
+                    <m:sty m:val="p"/>
+                  </m:rPr>
+                  <m:t>=</m:t>
+                </m:r>
+                <m:r>
+                  <m:t>N</m:t>
+                </m:r>
+                <m:r>
+                  <m:rPr>
+                    <m:sty m:val="p"/>
+                  </m:rPr>
+                  <m:t>−</m:t>
+                </m:r>
+                <m:r>
+                  <m:t>p</m:t>
+                </m:r>
+              </m:e>
+            </m:mr>
+            <m:mr>
+              <m:e/>
+              <m:e>
+                <m:r>
+                  <m:rPr>
+                    <m:sty m:val="p"/>
+                  </m:rPr>
+                  <m:t>=</m:t>
+                </m:r>
+                <m:r>
+                  <m:t>10</m:t>
+                </m:r>
+                <m:r>
+                  <m:rPr>
+                    <m:sty m:val="p"/>
+                  </m:rPr>
+                  <m:t>−</m:t>
+                </m:r>
+                <m:r>
+                  <m:t>2</m:t>
+                </m:r>
+              </m:e>
+            </m:mr>
+            <m:mr>
+              <m:e/>
+              <m:e>
+                <m:r>
+                  <m:rPr>
+                    <m:sty m:val="p"/>
+                  </m:rPr>
+                  <m:t>=</m:t>
+                </m:r>
+                <m:r>
+                  <m:t>8</m:t>
+                </m:r>
+              </m:e>
+            </m:mr>
+          </m:m>
         </m:oMath>
       </m:oMathPara>
     </w:p>
@@ -7207,18 +7681,18 @@
           <wp:inline>
             <wp:extent cx="5334000" cy="5334000"/>
             <wp:effectExtent b="0" l="0" r="0" t="0"/>
-            <wp:docPr descr="Plot (no description provided yet)" title="" id="180" name="Picture"/>
+            <wp:docPr descr="Plot (no description provided yet)" title="" id="192" name="Picture"/>
             <a:graphic>
               <a:graphicData uri="http://schemas.openxmlformats.org/drawingml/2006/picture">
                 <pic:pic>
                   <pic:nvPicPr>
-                    <pic:cNvPr descr="images/ds_fit_slide041_unnamed-chunk-58-1.png" id="181" name="Picture"/>
+                    <pic:cNvPr descr="images/ds_fit_slide042_unnamed-chunk-60-1.png" id="193" name="Picture"/>
                     <pic:cNvPicPr>
                       <a:picLocks noChangeArrowheads="1" noChangeAspect="1"/>
                     </pic:cNvPicPr>
                   </pic:nvPicPr>
                   <pic:blipFill>
-                    <a:blip r:embed="rId179"/>
+                    <a:blip r:embed="rId191"/>
                     <a:stretch>
                       <a:fillRect/>
                     </a:stretch>
@@ -7245,18 +7719,18 @@
         </w:drawing>
       </w:r>
     </w:p>
-    <w:bookmarkEnd w:id="182"/>
-    <w:bookmarkEnd w:id="183"/>
-    <w:bookmarkStart w:id="188" w:name="slide-42"/>
+    <w:bookmarkEnd w:id="194"/>
+    <w:bookmarkEnd w:id="195"/>
+    <w:bookmarkStart w:id="200" w:name="slide-43"/>
     <w:p>
       <w:pPr>
         <w:pStyle w:val="Heading2"/>
       </w:pPr>
       <w:r>
-        <w:t xml:space="preserve">Slide 42</w:t>
-      </w:r>
-    </w:p>
-    <w:bookmarkStart w:id="187" w:name="model-sum-of-squared-errors-ssm"/>
+        <w:t xml:space="preserve">Slide 43</w:t>
+      </w:r>
+    </w:p>
+    <w:bookmarkStart w:id="199" w:name="model-sum-of-squared-errors-ssm"/>
     <w:p>
       <w:pPr>
         <w:pStyle w:val="Heading3"/>
@@ -7280,18 +7754,18 @@
           <wp:inline>
             <wp:extent cx="5334000" cy="5334000"/>
             <wp:effectExtent b="0" l="0" r="0" t="0"/>
-            <wp:docPr descr="Plot (no description provided yet)" title="" id="185" name="Picture"/>
+            <wp:docPr descr="Plot (no description provided yet)" title="" id="197" name="Picture"/>
             <a:graphic>
               <a:graphicData uri="http://schemas.openxmlformats.org/drawingml/2006/picture">
                 <pic:pic>
                   <pic:nvPicPr>
-                    <pic:cNvPr descr="images/ds_fit_slide042_unnamed-chunk-59-1.png" id="186" name="Picture"/>
+                    <pic:cNvPr descr="images/ds_fit_slide043_unnamed-chunk-61-1.png" id="198" name="Picture"/>
                     <pic:cNvPicPr>
                       <a:picLocks noChangeArrowheads="1" noChangeAspect="1"/>
                     </pic:cNvPicPr>
                   </pic:nvPicPr>
                   <pic:blipFill>
-                    <a:blip r:embed="rId184"/>
+                    <a:blip r:embed="rId196"/>
                     <a:stretch>
                       <a:fillRect/>
                     </a:stretch>
@@ -7318,18 +7792,18 @@
         </w:drawing>
       </w:r>
     </w:p>
-    <w:bookmarkEnd w:id="187"/>
-    <w:bookmarkEnd w:id="188"/>
-    <w:bookmarkStart w:id="193" w:name="slide-43"/>
+    <w:bookmarkEnd w:id="199"/>
+    <w:bookmarkEnd w:id="200"/>
+    <w:bookmarkStart w:id="205" w:name="slide-44"/>
     <w:p>
       <w:pPr>
         <w:pStyle w:val="Heading2"/>
       </w:pPr>
       <w:r>
-        <w:t xml:space="preserve">Slide 43</w:t>
-      </w:r>
-    </w:p>
-    <w:bookmarkStart w:id="192" w:name="model-sum-of-squared-errors-ssm-1"/>
+        <w:t xml:space="preserve">Slide 44</w:t>
+      </w:r>
+    </w:p>
+    <w:bookmarkStart w:id="204" w:name="model-sum-of-squared-errors-ssm-1"/>
     <w:p>
       <w:pPr>
         <w:pStyle w:val="Heading3"/>
@@ -7353,18 +7827,18 @@
           <wp:inline>
             <wp:extent cx="5334000" cy="5334000"/>
             <wp:effectExtent b="0" l="0" r="0" t="0"/>
-            <wp:docPr descr="Plot (no description provided yet)" title="" id="190" name="Picture"/>
+            <wp:docPr descr="Plot (no description provided yet)" title="" id="202" name="Picture"/>
             <a:graphic>
               <a:graphicData uri="http://schemas.openxmlformats.org/drawingml/2006/picture">
                 <pic:pic>
                   <pic:nvPicPr>
-                    <pic:cNvPr descr="images/ds_fit_slide043_unnamed-chunk-60-1.png" id="191" name="Picture"/>
+                    <pic:cNvPr descr="images/ds_fit_slide044_unnamed-chunk-62-1.png" id="203" name="Picture"/>
                     <pic:cNvPicPr>
                       <a:picLocks noChangeArrowheads="1" noChangeAspect="1"/>
                     </pic:cNvPicPr>
                   </pic:nvPicPr>
                   <pic:blipFill>
-                    <a:blip r:embed="rId189"/>
+                    <a:blip r:embed="rId201"/>
                     <a:stretch>
                       <a:fillRect/>
                     </a:stretch>
@@ -7391,18 +7865,18 @@
         </w:drawing>
       </w:r>
     </w:p>
-    <w:bookmarkEnd w:id="192"/>
-    <w:bookmarkEnd w:id="193"/>
-    <w:bookmarkStart w:id="198" w:name="slide-44"/>
+    <w:bookmarkEnd w:id="204"/>
+    <w:bookmarkEnd w:id="205"/>
+    <w:bookmarkStart w:id="210" w:name="slide-45"/>
     <w:p>
       <w:pPr>
         <w:pStyle w:val="Heading2"/>
       </w:pPr>
       <w:r>
-        <w:t xml:space="preserve">Slide 44</w:t>
-      </w:r>
-    </w:p>
-    <w:bookmarkStart w:id="197" w:name="model-sum-of-squared-errors-ssm-2"/>
+        <w:t xml:space="preserve">Slide 45</w:t>
+      </w:r>
+    </w:p>
+    <w:bookmarkStart w:id="209" w:name="model-sum-of-squared-errors-ssm-2"/>
     <w:p>
       <w:pPr>
         <w:pStyle w:val="Heading3"/>
@@ -7421,7 +7895,7 @@
       <w:tblPr>
         <w:tblStyle w:val="Table"/>
         <w:tblW w:type="auto" w:w="0"/>
-        <w:tblLook w:firstRow="1" w:lastRow="0" w:firstColumn="0" w:lastColumn="0" w:noHBand="0" w:noVBand="0" w:val="0020"/>
+        <w:tblLook w:firstRow="1" w:lastRow="0" w:firstColumn="1" w:lastColumn="0" w:noHBand="0" w:noVBand="0" w:val="00a0"/>
       </w:tblPr>
       <w:tblGrid>
         <w:gridCol w:w="1131"/>
@@ -8360,18 +8834,18 @@
           <wp:inline>
             <wp:extent cx="5334000" cy="5334000"/>
             <wp:effectExtent b="0" l="0" r="0" t="0"/>
-            <wp:docPr descr="Plot (no description provided yet)" title="" id="195" name="Picture"/>
+            <wp:docPr descr="Plot (no description provided yet)" title="" id="207" name="Picture"/>
             <a:graphic>
               <a:graphicData uri="http://schemas.openxmlformats.org/drawingml/2006/picture">
                 <pic:pic>
                   <pic:nvPicPr>
-                    <pic:cNvPr descr="images/ds_fit_slide044_unnamed-chunk-62-1.png" id="196" name="Picture"/>
+                    <pic:cNvPr descr="images/ds_fit_slide045_unnamed-chunk-64-1.png" id="208" name="Picture"/>
                     <pic:cNvPicPr>
                       <a:picLocks noChangeArrowheads="1" noChangeAspect="1"/>
                     </pic:cNvPicPr>
                   </pic:nvPicPr>
                   <pic:blipFill>
-                    <a:blip r:embed="rId194"/>
+                    <a:blip r:embed="rId206"/>
                     <a:stretch>
                       <a:fillRect/>
                     </a:stretch>
@@ -8398,18 +8872,18 @@
         </w:drawing>
       </w:r>
     </w:p>
-    <w:bookmarkEnd w:id="197"/>
-    <w:bookmarkEnd w:id="198"/>
-    <w:bookmarkStart w:id="203" w:name="slide-45"/>
+    <w:bookmarkEnd w:id="209"/>
+    <w:bookmarkEnd w:id="210"/>
+    <w:bookmarkStart w:id="215" w:name="slide-46"/>
     <w:p>
       <w:pPr>
         <w:pStyle w:val="Heading2"/>
       </w:pPr>
       <w:r>
-        <w:t xml:space="preserve">Slide 45</w:t>
-      </w:r>
-    </w:p>
-    <w:bookmarkStart w:id="202" w:name="model-sum-of-squared-errors-ssm-3"/>
+        <w:t xml:space="preserve">Slide 46</w:t>
+      </w:r>
+    </w:p>
+    <w:bookmarkStart w:id="214" w:name="model-sum-of-squared-errors-ssm-3"/>
     <w:p>
       <w:pPr>
         <w:pStyle w:val="Heading3"/>
@@ -8429,7 +8903,7 @@
         <w:pStyle w:val="Compact"/>
         <w:numPr>
           <w:ilvl w:val="0"/>
-          <w:numId w:val="1035"/>
+          <w:numId w:val="1036"/>
         </w:numPr>
       </w:pPr>
       <w:r>
@@ -8441,7 +8915,7 @@
         <w:pStyle w:val="Compact"/>
         <w:numPr>
           <w:ilvl w:val="0"/>
-          <w:numId w:val="1035"/>
+          <w:numId w:val="1036"/>
         </w:numPr>
       </w:pPr>
       <w:r>
@@ -8469,7 +8943,7 @@
         <w:pStyle w:val="Compact"/>
         <w:numPr>
           <w:ilvl w:val="1"/>
-          <w:numId w:val="1036"/>
+          <w:numId w:val="1037"/>
         </w:numPr>
       </w:pPr>
       <w:r>
@@ -8504,122 +8978,141 @@
           <m:jc m:val="center"/>
         </m:oMathParaPr>
         <m:oMath>
-          <m:eqArr>
-            <m:e>
-              <m:sSub>
-                <m:e>
-                  <m:r>
-                    <m:rPr>
-                      <m:nor/>
-                      <m:sty m:val="p"/>
-                    </m:rPr>
-                    <m:t>df</m:t>
-                  </m:r>
-                </m:e>
-                <m:sub>
-                  <m:r>
-                    <m:rPr>
-                      <m:nor/>
-                      <m:sty m:val="p"/>
-                    </m:rPr>
-                    <m:t>M</m:t>
-                  </m:r>
-                </m:sub>
-              </m:sSub>
-              <m:r>
-                <m:t>&amp;</m:t>
-              </m:r>
-              <m:r>
-                <m:rPr>
-                  <m:sty m:val="p"/>
-                </m:rPr>
-                <m:t>=</m:t>
-              </m:r>
-              <m:sSub>
-                <m:e>
-                  <m:r>
-                    <m:rPr>
-                      <m:nor/>
-                      <m:sty m:val="p"/>
-                    </m:rPr>
-                    <m:t>df</m:t>
-                  </m:r>
-                </m:e>
-                <m:sub>
-                  <m:r>
-                    <m:rPr>
-                      <m:nor/>
-                      <m:sty m:val="p"/>
-                    </m:rPr>
-                    <m:t>T</m:t>
-                  </m:r>
-                </m:sub>
-              </m:sSub>
-              <m:r>
-                <m:rPr>
-                  <m:sty m:val="p"/>
-                </m:rPr>
-                <m:t>−</m:t>
-              </m:r>
-              <m:sSub>
-                <m:e>
-                  <m:r>
-                    <m:rPr>
-                      <m:nor/>
-                      <m:sty m:val="p"/>
-                    </m:rPr>
-                    <m:t>df</m:t>
-                  </m:r>
-                </m:e>
-                <m:sub>
-                  <m:r>
-                    <m:rPr>
-                      <m:nor/>
-                      <m:sty m:val="p"/>
-                    </m:rPr>
-                    <m:t>R</m:t>
-                  </m:r>
-                </m:sub>
-              </m:sSub>
-            </m:e>
-            <m:e>
-              <m:r>
-                <m:t>&amp;</m:t>
-              </m:r>
-              <m:r>
-                <m:rPr>
-                  <m:sty m:val="p"/>
-                </m:rPr>
-                <m:t>=</m:t>
-              </m:r>
-              <m:r>
-                <m:t>9</m:t>
-              </m:r>
-              <m:r>
-                <m:rPr>
-                  <m:sty m:val="p"/>
-                </m:rPr>
-                <m:t>−</m:t>
-              </m:r>
-              <m:r>
-                <m:t>8</m:t>
-              </m:r>
-            </m:e>
-            <m:e>
-              <m:r>
-                <m:t>&amp;</m:t>
-              </m:r>
-              <m:r>
-                <m:rPr>
-                  <m:sty m:val="p"/>
-                </m:rPr>
-                <m:t>=</m:t>
-              </m:r>
-              <m:r>
-                <m:t>1</m:t>
-              </m:r>
-            </m:e>
-          </m:eqArr>
+          <m:m>
+            <m:mPr>
+              <m:baseJc m:val="center"/>
+              <m:plcHide m:val="on"/>
+              <m:mcs>
+                <m:mc>
+                  <m:mcPr>
+                    <m:mcJc m:val="right"/>
+                    <m:count m:val="1"/>
+                  </m:mcPr>
+                </m:mc>
+                <m:mc>
+                  <m:mcPr>
+                    <m:mcJc m:val="left"/>
+                    <m:count m:val="1"/>
+                  </m:mcPr>
+                </m:mc>
+              </m:mcs>
+            </m:mPr>
+            <m:mr>
+              <m:e>
+                <m:sSub>
+                  <m:e>
+                    <m:r>
+                      <m:rPr>
+                        <m:nor/>
+                        <m:sty m:val="p"/>
+                      </m:rPr>
+                      <m:t>df</m:t>
+                    </m:r>
+                  </m:e>
+                  <m:sub>
+                    <m:r>
+                      <m:rPr>
+                        <m:nor/>
+                        <m:sty m:val="p"/>
+                      </m:rPr>
+                      <m:t>M</m:t>
+                    </m:r>
+                  </m:sub>
+                </m:sSub>
+              </m:e>
+              <m:e>
+                <m:r>
+                  <m:rPr>
+                    <m:sty m:val="p"/>
+                  </m:rPr>
+                  <m:t>=</m:t>
+                </m:r>
+                <m:sSub>
+                  <m:e>
+                    <m:r>
+                      <m:rPr>
+                        <m:nor/>
+                        <m:sty m:val="p"/>
+                      </m:rPr>
+                      <m:t>df</m:t>
+                    </m:r>
+                  </m:e>
+                  <m:sub>
+                    <m:r>
+                      <m:rPr>
+                        <m:nor/>
+                        <m:sty m:val="p"/>
+                      </m:rPr>
+                      <m:t>T</m:t>
+                    </m:r>
+                  </m:sub>
+                </m:sSub>
+                <m:r>
+                  <m:rPr>
+                    <m:sty m:val="p"/>
+                  </m:rPr>
+                  <m:t>−</m:t>
+                </m:r>
+                <m:sSub>
+                  <m:e>
+                    <m:r>
+                      <m:rPr>
+                        <m:nor/>
+                        <m:sty m:val="p"/>
+                      </m:rPr>
+                      <m:t>df</m:t>
+                    </m:r>
+                  </m:e>
+                  <m:sub>
+                    <m:r>
+                      <m:rPr>
+                        <m:nor/>
+                        <m:sty m:val="p"/>
+                      </m:rPr>
+                      <m:t>R</m:t>
+                    </m:r>
+                  </m:sub>
+                </m:sSub>
+              </m:e>
+            </m:mr>
+            <m:mr>
+              <m:e/>
+              <m:e>
+                <m:r>
+                  <m:rPr>
+                    <m:sty m:val="p"/>
+                  </m:rPr>
+                  <m:t>=</m:t>
+                </m:r>
+                <m:r>
+                  <m:t>9</m:t>
+                </m:r>
+                <m:r>
+                  <m:rPr>
+                    <m:sty m:val="p"/>
+                  </m:rPr>
+                  <m:t>−</m:t>
+                </m:r>
+                <m:r>
+                  <m:t>8</m:t>
+                </m:r>
+              </m:e>
+            </m:mr>
+            <m:mr>
+              <m:e/>
+              <m:e>
+                <m:r>
+                  <m:rPr>
+                    <m:sty m:val="p"/>
+                  </m:rPr>
+                  <m:t>=</m:t>
+                </m:r>
+                <m:r>
+                  <m:t>1</m:t>
+                </m:r>
+              </m:e>
+            </m:mr>
+          </m:m>
         </m:oMath>
       </m:oMathPara>
     </w:p>
@@ -8632,18 +9125,18 @@
           <wp:inline>
             <wp:extent cx="5334000" cy="5334000"/>
             <wp:effectExtent b="0" l="0" r="0" t="0"/>
-            <wp:docPr descr="Plot (no description provided yet)" title="" id="200" name="Picture"/>
+            <wp:docPr descr="Plot (no description provided yet)" title="" id="212" name="Picture"/>
             <a:graphic>
               <a:graphicData uri="http://schemas.openxmlformats.org/drawingml/2006/picture">
                 <pic:pic>
                   <pic:nvPicPr>
-                    <pic:cNvPr descr="images/ds_fit_slide045_unnamed-chunk-63-1.png" id="201" name="Picture"/>
+                    <pic:cNvPr descr="images/ds_fit_slide046_unnamed-chunk-65-1.png" id="213" name="Picture"/>
                     <pic:cNvPicPr>
                       <a:picLocks noChangeArrowheads="1" noChangeAspect="1"/>
                     </pic:cNvPicPr>
                   </pic:nvPicPr>
                   <pic:blipFill>
-                    <a:blip r:embed="rId199"/>
+                    <a:blip r:embed="rId211"/>
                     <a:stretch>
                       <a:fillRect/>
                     </a:stretch>
@@ -8670,15 +9163,15 @@
         </w:drawing>
       </w:r>
     </w:p>
-    <w:bookmarkEnd w:id="202"/>
-    <w:bookmarkEnd w:id="203"/>
-    <w:bookmarkStart w:id="206" w:name="slide-46"/>
+    <w:bookmarkEnd w:id="214"/>
+    <w:bookmarkEnd w:id="215"/>
+    <w:bookmarkStart w:id="218" w:name="slide-47"/>
     <w:p>
       <w:pPr>
         <w:pStyle w:val="Heading2"/>
       </w:pPr>
       <w:r>
-        <w:t xml:space="preserve">Slide 46</w:t>
+        <w:t xml:space="preserve">Slide 47</w:t>
       </w:r>
     </w:p>
     <w:p>
@@ -8690,111 +9183,131 @@
           <m:jc m:val="center"/>
         </m:oMathParaPr>
         <m:oMath>
-          <m:eqArr>
-            <m:e>
-              <m:sSub>
-                <m:e>
-                  <m:r>
-                    <m:rPr>
-                      <m:nor/>
-                      <m:sty m:val="p"/>
-                    </m:rPr>
-                    <m:t>SS</m:t>
-                  </m:r>
-                </m:e>
-                <m:sub>
-                  <m:r>
-                    <m:rPr>
-                      <m:nor/>
-                      <m:sty m:val="p"/>
-                    </m:rPr>
-                    <m:t>T</m:t>
-                  </m:r>
-                </m:sub>
-              </m:sSub>
-              <m:r>
-                <m:t>&amp;</m:t>
-              </m:r>
-              <m:r>
-                <m:rPr>
-                  <m:sty m:val="p"/>
-                </m:rPr>
-                <m:t>=</m:t>
-              </m:r>
-              <m:sSub>
-                <m:e>
-                  <m:r>
-                    <m:rPr>
-                      <m:nor/>
-                      <m:sty m:val="p"/>
-                    </m:rPr>
-                    <m:t>SS</m:t>
-                  </m:r>
-                </m:e>
-                <m:sub>
-                  <m:r>
-                    <m:rPr>
-                      <m:nor/>
-                      <m:sty m:val="p"/>
-                    </m:rPr>
-                    <m:t>M</m:t>
-                  </m:r>
-                </m:sub>
-              </m:sSub>
-              <m:r>
-                <m:rPr>
-                  <m:sty m:val="p"/>
-                </m:rPr>
-                <m:t>+</m:t>
-              </m:r>
-              <m:sSub>
-                <m:e>
-                  <m:r>
-                    <m:rPr>
-                      <m:nor/>
-                      <m:sty m:val="p"/>
-                    </m:rPr>
-                    <m:t>SS</m:t>
-                  </m:r>
-                </m:e>
-                <m:sub>
-                  <m:r>
-                    <m:rPr>
-                      <m:nor/>
-                      <m:sty m:val="p"/>
-                    </m:rPr>
-                    <m:t>R</m:t>
-                  </m:r>
-                </m:sub>
-              </m:sSub>
-            </m:e>
-            <m:e>
-              <m:r>
-                <m:t>22.40</m:t>
-              </m:r>
-              <m:r>
-                <m:t>&amp;</m:t>
-              </m:r>
-              <m:r>
-                <m:rPr>
-                  <m:sty m:val="p"/>
-                </m:rPr>
-                <m:t>=</m:t>
-              </m:r>
-              <m:r>
-                <m:t>13.25</m:t>
-              </m:r>
-              <m:r>
-                <m:rPr>
-                  <m:sty m:val="p"/>
-                </m:rPr>
-                <m:t>+</m:t>
-              </m:r>
-              <m:r>
-                <m:t>9.14</m:t>
-              </m:r>
-            </m:e>
-          </m:eqArr>
+          <m:m>
+            <m:mPr>
+              <m:baseJc m:val="center"/>
+              <m:plcHide m:val="on"/>
+              <m:mcs>
+                <m:mc>
+                  <m:mcPr>
+                    <m:mcJc m:val="right"/>
+                    <m:count m:val="1"/>
+                  </m:mcPr>
+                </m:mc>
+                <m:mc>
+                  <m:mcPr>
+                    <m:mcJc m:val="left"/>
+                    <m:count m:val="1"/>
+                  </m:mcPr>
+                </m:mc>
+              </m:mcs>
+            </m:mPr>
+            <m:mr>
+              <m:e>
+                <m:sSub>
+                  <m:e>
+                    <m:r>
+                      <m:rPr>
+                        <m:nor/>
+                        <m:sty m:val="p"/>
+                      </m:rPr>
+                      <m:t>SS</m:t>
+                    </m:r>
+                  </m:e>
+                  <m:sub>
+                    <m:r>
+                      <m:rPr>
+                        <m:nor/>
+                        <m:sty m:val="p"/>
+                      </m:rPr>
+                      <m:t>T</m:t>
+                    </m:r>
+                  </m:sub>
+                </m:sSub>
+              </m:e>
+              <m:e>
+                <m:r>
+                  <m:rPr>
+                    <m:sty m:val="p"/>
+                  </m:rPr>
+                  <m:t>=</m:t>
+                </m:r>
+                <m:sSub>
+                  <m:e>
+                    <m:r>
+                      <m:rPr>
+                        <m:nor/>
+                        <m:sty m:val="p"/>
+                      </m:rPr>
+                      <m:t>SS</m:t>
+                    </m:r>
+                  </m:e>
+                  <m:sub>
+                    <m:r>
+                      <m:rPr>
+                        <m:nor/>
+                        <m:sty m:val="p"/>
+                      </m:rPr>
+                      <m:t>M</m:t>
+                    </m:r>
+                  </m:sub>
+                </m:sSub>
+                <m:r>
+                  <m:rPr>
+                    <m:sty m:val="p"/>
+                  </m:rPr>
+                  <m:t>+</m:t>
+                </m:r>
+                <m:sSub>
+                  <m:e>
+                    <m:r>
+                      <m:rPr>
+                        <m:nor/>
+                        <m:sty m:val="p"/>
+                      </m:rPr>
+                      <m:t>SS</m:t>
+                    </m:r>
+                  </m:e>
+                  <m:sub>
+                    <m:r>
+                      <m:rPr>
+                        <m:nor/>
+                        <m:sty m:val="p"/>
+                      </m:rPr>
+                      <m:t>R</m:t>
+                    </m:r>
+                  </m:sub>
+                </m:sSub>
+              </m:e>
+            </m:mr>
+            <m:mr>
+              <m:e>
+                <m:r>
+                  <m:t>22.40</m:t>
+                </m:r>
+              </m:e>
+              <m:e>
+                <m:r>
+                  <m:rPr>
+                    <m:sty m:val="p"/>
+                  </m:rPr>
+                  <m:t>=</m:t>
+                </m:r>
+                <m:r>
+                  <m:t>13.25</m:t>
+                </m:r>
+                <m:r>
+                  <m:rPr>
+                    <m:sty m:val="p"/>
+                  </m:rPr>
+                  <m:t>+</m:t>
+                </m:r>
+                <m:r>
+                  <m:t>9.14</m:t>
+                </m:r>
+              </m:e>
+            </m:mr>
+          </m:m>
         </m:oMath>
       </m:oMathPara>
     </w:p>
@@ -8815,18 +9328,18 @@
           <wp:inline>
             <wp:extent cx="5334000" cy="3961279"/>
             <wp:effectExtent b="0" l="0" r="0" t="0"/>
-            <wp:docPr descr="Image: ss pumpkin pie (no description provided yet)" title="" id="204" name="Picture"/>
+            <wp:docPr descr="Image: ss pumpkin pie (no description provided yet)" title="" id="216" name="Picture"/>
             <a:graphic>
               <a:graphicData uri="http://schemas.openxmlformats.org/drawingml/2006/picture">
                 <pic:pic>
                   <pic:nvPicPr>
-                    <pic:cNvPr descr="images/ss_pumpkin_pie.png" id="205" name="Picture"/>
+                    <pic:cNvPr descr="images/ss_pumpkin_pie.png" id="217" name="Picture"/>
                     <pic:cNvPicPr>
                       <a:picLocks noChangeArrowheads="1" noChangeAspect="1"/>
                     </pic:cNvPicPr>
                   </pic:nvPicPr>
                   <pic:blipFill>
-                    <a:blip r:embed="rId136"/>
+                    <a:blip r:embed="rId148"/>
                     <a:stretch>
                       <a:fillRect/>
                     </a:stretch>
@@ -8853,14 +9366,14 @@
         </w:drawing>
       </w:r>
     </w:p>
-    <w:bookmarkEnd w:id="206"/>
-    <w:bookmarkStart w:id="210" w:name="slide-47-extending-the-linear-model"/>
+    <w:bookmarkEnd w:id="218"/>
+    <w:bookmarkStart w:id="222" w:name="slide-48-extending-the-linear-model"/>
     <w:p>
       <w:pPr>
         <w:pStyle w:val="Heading2"/>
       </w:pPr>
       <w:r>
-        <w:t xml:space="preserve">Slide 47: Extending the linear model</w:t>
+        <w:t xml:space="preserve">Slide 48: Extending the linear model</w:t>
       </w:r>
     </w:p>
     <w:p>
@@ -9025,18 +9538,18 @@
           <wp:inline>
             <wp:extent cx="5334000" cy="2963333"/>
             <wp:effectExtent b="0" l="0" r="0" t="0"/>
-            <wp:docPr descr="Plot (no description provided yet)" title="" id="208" name="Picture"/>
+            <wp:docPr descr="Plot (no description provided yet)" title="" id="220" name="Picture"/>
             <a:graphic>
               <a:graphicData uri="http://schemas.openxmlformats.org/drawingml/2006/picture">
                 <pic:pic>
                   <pic:nvPicPr>
-                    <pic:cNvPr descr="images/ds_fit_slide047_unnamed-chunk-64-1.png" id="209" name="Picture"/>
+                    <pic:cNvPr descr="images/ds_fit_slide048_unnamed-chunk-66-1.png" id="221" name="Picture"/>
                     <pic:cNvPicPr>
                       <a:picLocks noChangeArrowheads="1" noChangeAspect="1"/>
                     </pic:cNvPicPr>
                   </pic:nvPicPr>
                   <pic:blipFill>
-                    <a:blip r:embed="rId207"/>
+                    <a:blip r:embed="rId219"/>
                     <a:stretch>
                       <a:fillRect/>
                     </a:stretch>
@@ -9063,14 +9576,14 @@
         </w:drawing>
       </w:r>
     </w:p>
-    <w:bookmarkEnd w:id="210"/>
-    <w:bookmarkStart w:id="214" w:name="slide-48-extending-the-linear-model-sst"/>
+    <w:bookmarkEnd w:id="222"/>
+    <w:bookmarkStart w:id="226" w:name="slide-49-extending-the-linear-model-sst"/>
     <w:p>
       <w:pPr>
         <w:pStyle w:val="Heading2"/>
       </w:pPr>
       <w:r>
-        <w:t xml:space="preserve">Slide 48: Extending the linear model (SST)</w:t>
+        <w:t xml:space="preserve">Slide 49: Extending the linear model (SST)</w:t>
       </w:r>
     </w:p>
     <w:p>
@@ -9235,18 +9748,18 @@
           <wp:inline>
             <wp:extent cx="5334000" cy="2963333"/>
             <wp:effectExtent b="0" l="0" r="0" t="0"/>
-            <wp:docPr descr="Plot (no description provided yet)" title="" id="212" name="Picture"/>
+            <wp:docPr descr="Plot (no description provided yet)" title="" id="224" name="Picture"/>
             <a:graphic>
               <a:graphicData uri="http://schemas.openxmlformats.org/drawingml/2006/picture">
                 <pic:pic>
                   <pic:nvPicPr>
-                    <pic:cNvPr descr="images/ds_fit_slide048_unnamed-chunk-65-1.png" id="213" name="Picture"/>
+                    <pic:cNvPr descr="images/ds_fit_slide049_unnamed-chunk-67-1.png" id="225" name="Picture"/>
                     <pic:cNvPicPr>
                       <a:picLocks noChangeArrowheads="1" noChangeAspect="1"/>
                     </pic:cNvPicPr>
                   </pic:nvPicPr>
                   <pic:blipFill>
-                    <a:blip r:embed="rId211"/>
+                    <a:blip r:embed="rId223"/>
                     <a:stretch>
                       <a:fillRect/>
                     </a:stretch>
@@ -9273,14 +9786,14 @@
         </w:drawing>
       </w:r>
     </w:p>
-    <w:bookmarkEnd w:id="214"/>
-    <w:bookmarkStart w:id="218" w:name="slide-49-extending-the-linear-model-ssr"/>
+    <w:bookmarkEnd w:id="226"/>
+    <w:bookmarkStart w:id="230" w:name="slide-50-extending-the-linear-model-ssr"/>
     <w:p>
       <w:pPr>
         <w:pStyle w:val="Heading2"/>
       </w:pPr>
       <w:r>
-        <w:t xml:space="preserve">Slide 49: Extending the linear model (SSR)</w:t>
+        <w:t xml:space="preserve">Slide 50: Extending the linear model (SSR)</w:t>
       </w:r>
     </w:p>
     <w:p>
@@ -9445,18 +9958,18 @@
           <wp:inline>
             <wp:extent cx="5334000" cy="2963333"/>
             <wp:effectExtent b="0" l="0" r="0" t="0"/>
-            <wp:docPr descr="Plot (no description provided yet)" title="" id="216" name="Picture"/>
+            <wp:docPr descr="Plot (no description provided yet)" title="" id="228" name="Picture"/>
             <a:graphic>
               <a:graphicData uri="http://schemas.openxmlformats.org/drawingml/2006/picture">
                 <pic:pic>
                   <pic:nvPicPr>
-                    <pic:cNvPr descr="images/ds_fit_slide049_unnamed-chunk-66-1.png" id="217" name="Picture"/>
+                    <pic:cNvPr descr="images/ds_fit_slide050_unnamed-chunk-68-1.png" id="229" name="Picture"/>
                     <pic:cNvPicPr>
                       <a:picLocks noChangeArrowheads="1" noChangeAspect="1"/>
                     </pic:cNvPicPr>
                   </pic:nvPicPr>
                   <pic:blipFill>
-                    <a:blip r:embed="rId215"/>
+                    <a:blip r:embed="rId227"/>
                     <a:stretch>
                       <a:fillRect/>
                     </a:stretch>
@@ -9483,14 +9996,14 @@
         </w:drawing>
       </w:r>
     </w:p>
-    <w:bookmarkEnd w:id="218"/>
-    <w:bookmarkStart w:id="222" w:name="slide-50-extending-the-linear-model-ssm"/>
+    <w:bookmarkEnd w:id="230"/>
+    <w:bookmarkStart w:id="234" w:name="slide-51-extending-the-linear-model-ssm"/>
     <w:p>
       <w:pPr>
         <w:pStyle w:val="Heading2"/>
       </w:pPr>
       <w:r>
-        <w:t xml:space="preserve">Slide 50: Extending the linear model (SSM)</w:t>
+        <w:t xml:space="preserve">Slide 51: Extending the linear model (SSM)</w:t>
       </w:r>
     </w:p>
     <w:p>
@@ -9655,18 +10168,18 @@
           <wp:inline>
             <wp:extent cx="5334000" cy="2963333"/>
             <wp:effectExtent b="0" l="0" r="0" t="0"/>
-            <wp:docPr descr="Plot (no description provided yet)" title="" id="220" name="Picture"/>
+            <wp:docPr descr="Plot (no description provided yet)" title="" id="232" name="Picture"/>
             <a:graphic>
               <a:graphicData uri="http://schemas.openxmlformats.org/drawingml/2006/picture">
                 <pic:pic>
                   <pic:nvPicPr>
-                    <pic:cNvPr descr="images/ds_fit_slide050_unnamed-chunk-67-1.png" id="221" name="Picture"/>
+                    <pic:cNvPr descr="images/ds_fit_slide051_unnamed-chunk-69-1.png" id="233" name="Picture"/>
                     <pic:cNvPicPr>
                       <a:picLocks noChangeArrowheads="1" noChangeAspect="1"/>
                     </pic:cNvPicPr>
                   </pic:nvPicPr>
                   <pic:blipFill>
-                    <a:blip r:embed="rId219"/>
+                    <a:blip r:embed="rId231"/>
                     <a:stretch>
                       <a:fillRect/>
                     </a:stretch>
@@ -9693,14 +10206,14 @@
         </w:drawing>
       </w:r>
     </w:p>
-    <w:bookmarkEnd w:id="222"/>
-    <w:bookmarkStart w:id="224" w:name="slide-51"/>
+    <w:bookmarkEnd w:id="234"/>
+    <w:bookmarkStart w:id="236" w:name="slide-52"/>
     <w:p>
       <w:pPr>
         <w:pStyle w:val="Heading2"/>
       </w:pPr>
       <w:r>
-        <w:t xml:space="preserve">Slide 51</w:t>
+        <w:t xml:space="preserve">Slide 52</w:t>
       </w:r>
     </w:p>
     <w:p>
@@ -9713,7 +10226,7 @@
       <w:r>
         <w:t xml:space="preserve"> </w:t>
       </w:r>
-      <w:hyperlink r:id="rId223">
+      <w:hyperlink r:id="rId235">
         <w:r>
           <w:rPr>
             <w:rStyle w:val="Hyperlink"/>
@@ -9722,14 +10235,14 @@
         </w:r>
       </w:hyperlink>
     </w:p>
-    <w:bookmarkEnd w:id="224"/>
-    <w:bookmarkStart w:id="225" w:name="slide-52-mean-squared-error-ms"/>
+    <w:bookmarkEnd w:id="236"/>
+    <w:bookmarkStart w:id="237" w:name="slide-53-mean-squared-error-ms"/>
     <w:p>
       <w:pPr>
         <w:pStyle w:val="Heading2"/>
       </w:pPr>
       <w:r>
-        <w:t xml:space="preserve">Slide 52: Mean squared error (MS)</w:t>
+        <w:t xml:space="preserve">Slide 53: Mean squared error (MS)</w:t>
       </w:r>
     </w:p>
     <w:p>
@@ -9757,7 +10270,7 @@
         <w:pStyle w:val="Compact"/>
         <w:numPr>
           <w:ilvl w:val="0"/>
-          <w:numId w:val="1037"/>
+          <w:numId w:val="1038"/>
         </w:numPr>
       </w:pPr>
       <w:r>
@@ -9769,7 +10282,7 @@
         <w:pStyle w:val="Compact"/>
         <w:numPr>
           <w:ilvl w:val="0"/>
-          <w:numId w:val="1037"/>
+          <w:numId w:val="1038"/>
         </w:numPr>
       </w:pPr>
       <w:r>
@@ -9781,7 +10294,7 @@
         <w:pStyle w:val="Compact"/>
         <w:numPr>
           <w:ilvl w:val="0"/>
-          <w:numId w:val="1037"/>
+          <w:numId w:val="1038"/>
         </w:numPr>
       </w:pPr>
       <w:r>
@@ -9793,7 +10306,7 @@
         <w:pStyle w:val="Compact"/>
         <w:numPr>
           <w:ilvl w:val="0"/>
-          <w:numId w:val="1037"/>
+          <w:numId w:val="1038"/>
         </w:numPr>
       </w:pPr>
       <w:r>
@@ -9848,14 +10361,14 @@
         </m:oMath>
       </m:oMathPara>
     </w:p>
-    <w:bookmarkEnd w:id="225"/>
-    <w:bookmarkStart w:id="226" w:name="slide-53-mean-squared-error-ms"/>
+    <w:bookmarkEnd w:id="237"/>
+    <w:bookmarkStart w:id="238" w:name="slide-54-mean-squared-error-ms"/>
     <w:p>
       <w:pPr>
         <w:pStyle w:val="Heading2"/>
       </w:pPr>
       <w:r>
-        <w:t xml:space="preserve">Slide 53: Mean squared error (MS)</w:t>
+        <w:t xml:space="preserve">Slide 54: Mean squared error (MS)</w:t>
       </w:r>
     </w:p>
     <w:p>
@@ -9863,7 +10376,7 @@
         <w:pStyle w:val="Compact"/>
         <w:numPr>
           <w:ilvl w:val="0"/>
-          <w:numId w:val="1038"/>
+          <w:numId w:val="1039"/>
         </w:numPr>
       </w:pPr>
       <w:r>
@@ -9887,7 +10400,7 @@
         <w:pStyle w:val="Compact"/>
         <w:numPr>
           <w:ilvl w:val="1"/>
-          <w:numId w:val="1039"/>
+          <w:numId w:val="1040"/>
         </w:numPr>
       </w:pPr>
       <w:r>
@@ -9899,7 +10412,7 @@
         <w:pStyle w:val="Compact"/>
         <w:numPr>
           <w:ilvl w:val="1"/>
-          <w:numId w:val="1039"/>
+          <w:numId w:val="1040"/>
         </w:numPr>
       </w:pPr>
       <w:r>
@@ -10036,7 +10549,7 @@
         <w:pStyle w:val="Compact"/>
         <w:numPr>
           <w:ilvl w:val="0"/>
-          <w:numId w:val="1040"/>
+          <w:numId w:val="1041"/>
         </w:numPr>
       </w:pPr>
       <w:r>
@@ -10060,7 +10573,7 @@
         <w:pStyle w:val="Compact"/>
         <w:numPr>
           <w:ilvl w:val="1"/>
-          <w:numId w:val="1041"/>
+          <w:numId w:val="1042"/>
         </w:numPr>
       </w:pPr>
       <w:r>
@@ -10072,7 +10585,7 @@
         <w:pStyle w:val="Compact"/>
         <w:numPr>
           <w:ilvl w:val="1"/>
-          <w:numId w:val="1041"/>
+          <w:numId w:val="1042"/>
         </w:numPr>
       </w:pPr>
       <w:r>
@@ -10100,7 +10613,7 @@
         <w:pStyle w:val="Compact"/>
         <w:numPr>
           <w:ilvl w:val="1"/>
-          <w:numId w:val="1041"/>
+          <w:numId w:val="1042"/>
         </w:numPr>
       </w:pPr>
       <w:r>
@@ -10232,14 +10745,14 @@
         </m:oMath>
       </m:oMathPara>
     </w:p>
-    <w:bookmarkEnd w:id="226"/>
-    <w:bookmarkStart w:id="227" w:name="Xc85e74ed1f4d70bb113a5ab2ecd0f0ae8ee8f2b"/>
+    <w:bookmarkEnd w:id="238"/>
+    <w:bookmarkStart w:id="239" w:name="Xf508fad9df4703a439525a731ec5be5c99674b8"/>
     <w:p>
       <w:pPr>
         <w:pStyle w:val="Heading2"/>
       </w:pPr>
       <w:r>
-        <w:t xml:space="preserve">Slide 54: Testing the model fit: the F-statistic</w:t>
+        <w:t xml:space="preserve">Slide 55: Testing the model fit: the F-statistic</w:t>
       </w:r>
     </w:p>
     <w:p>
@@ -10247,7 +10760,7 @@
         <w:pStyle w:val="Compact"/>
         <w:numPr>
           <w:ilvl w:val="0"/>
-          <w:numId w:val="1042"/>
+          <w:numId w:val="1043"/>
         </w:numPr>
       </w:pPr>
       <w:r>
@@ -10277,7 +10790,7 @@
         <w:pStyle w:val="Compact"/>
         <w:numPr>
           <w:ilvl w:val="0"/>
-          <w:numId w:val="1042"/>
+          <w:numId w:val="1043"/>
         </w:numPr>
       </w:pPr>
       <w:r>
@@ -10320,7 +10833,7 @@
         <w:pStyle w:val="Compact"/>
         <w:numPr>
           <w:ilvl w:val="1"/>
-          <w:numId w:val="1043"/>
+          <w:numId w:val="1044"/>
         </w:numPr>
       </w:pPr>
       <w:r>
@@ -10771,14 +11284,14 @@
         </w:tc>
       </w:tr>
     </w:tbl>
-    <w:bookmarkEnd w:id="227"/>
-    <w:bookmarkStart w:id="228" w:name="Xf508fad9df4703a439525a731ec5be5c99674b8"/>
+    <w:bookmarkEnd w:id="239"/>
+    <w:bookmarkStart w:id="240" w:name="X97eaccb6355859b897eeb5279e3ae0a0273aa86"/>
     <w:p>
       <w:pPr>
         <w:pStyle w:val="Heading2"/>
       </w:pPr>
       <w:r>
-        <w:t xml:space="preserve">Slide 55: Testing the model fit: the F-statistic</w:t>
+        <w:t xml:space="preserve">Slide 56: Testing the model fit: the F-statistic</w:t>
       </w:r>
     </w:p>
     <w:p>
@@ -11246,14 +11759,14 @@
         <w:t xml:space="preserve">= 0.016.</w:t>
       </w:r>
     </w:p>
-    <w:bookmarkEnd w:id="228"/>
-    <w:bookmarkStart w:id="229" w:name="slide-56-testing-the-model-fit-r2"/>
+    <w:bookmarkEnd w:id="240"/>
+    <w:bookmarkStart w:id="241" w:name="slide-57-testing-the-model-fit-r2"/>
     <w:p>
       <w:pPr>
         <w:pStyle w:val="Heading2"/>
       </w:pPr>
       <w:r>
-        <w:t xml:space="preserve">Slide 56: Testing the model fit: R2</w:t>
+        <w:t xml:space="preserve">Slide 57: Testing the model fit: R2</w:t>
       </w:r>
     </w:p>
     <w:p>
@@ -11261,7 +11774,7 @@
         <w:pStyle w:val="Compact"/>
         <w:numPr>
           <w:ilvl w:val="0"/>
-          <w:numId w:val="1044"/>
+          <w:numId w:val="1045"/>
         </w:numPr>
       </w:pPr>
       <w:r>
@@ -11287,7 +11800,7 @@
         <w:pStyle w:val="Compact"/>
         <w:numPr>
           <w:ilvl w:val="1"/>
-          <w:numId w:val="1045"/>
+          <w:numId w:val="1046"/>
         </w:numPr>
       </w:pPr>
       <w:r>
@@ -11299,7 +11812,7 @@
         <w:pStyle w:val="Compact"/>
         <w:numPr>
           <w:ilvl w:val="1"/>
-          <w:numId w:val="1045"/>
+          <w:numId w:val="1046"/>
         </w:numPr>
       </w:pPr>
       <w:r>
@@ -11441,7 +11954,7 @@
         <w:pStyle w:val="Compact"/>
         <w:numPr>
           <w:ilvl w:val="0"/>
-          <w:numId w:val="1046"/>
+          <w:numId w:val="1047"/>
         </w:numPr>
       </w:pPr>
       <w:r>
@@ -11481,7 +11994,7 @@
         <w:pStyle w:val="Compact"/>
         <w:numPr>
           <w:ilvl w:val="1"/>
-          <w:numId w:val="1047"/>
+          <w:numId w:val="1048"/>
         </w:numPr>
       </w:pPr>
       <w:r>
@@ -11509,7 +12022,7 @@
         <w:pStyle w:val="Compact"/>
         <w:numPr>
           <w:ilvl w:val="1"/>
-          <w:numId w:val="1047"/>
+          <w:numId w:val="1048"/>
         </w:numPr>
       </w:pPr>
       <w:r>
@@ -11844,14 +12357,14 @@
         </w:tc>
       </w:tr>
     </w:tbl>
-    <w:bookmarkEnd w:id="229"/>
-    <w:bookmarkStart w:id="230" w:name="slide-57-testing-the-model-fit-r2"/>
+    <w:bookmarkEnd w:id="241"/>
+    <w:bookmarkStart w:id="242" w:name="slide-58-testing-the-model-fit-r2"/>
     <w:p>
       <w:pPr>
         <w:pStyle w:val="Heading2"/>
       </w:pPr>
       <w:r>
-        <w:t xml:space="preserve">Slide 57: Testing the model fit: R2</w:t>
+        <w:t xml:space="preserve">Slide 58: Testing the model fit: R2</w:t>
       </w:r>
     </w:p>
     <w:p>
@@ -12301,14 +12814,14 @@
         <w:t xml:space="preserve">= 0.05).</w:t>
       </w:r>
     </w:p>
-    <w:bookmarkEnd w:id="230"/>
-    <w:bookmarkStart w:id="231" w:name="slide-58-summary"/>
+    <w:bookmarkEnd w:id="242"/>
+    <w:bookmarkStart w:id="243" w:name="slide-59-summary"/>
     <w:p>
       <w:pPr>
         <w:pStyle w:val="Heading2"/>
       </w:pPr>
       <w:r>
-        <w:t xml:space="preserve">Slide 58: Summary</w:t>
+        <w:t xml:space="preserve">Slide 59: Summary</w:t>
       </w:r>
     </w:p>
     <w:p>
@@ -12316,74 +12829,11 @@
         <w:pStyle w:val="Compact"/>
         <w:numPr>
           <w:ilvl w:val="0"/>
-          <w:numId w:val="1048"/>
-        </w:numPr>
-      </w:pPr>
-      <w:r>
-        <w:t xml:space="preserve">Multiple predictors can be added to a linear model</w:t>
-      </w:r>
-    </w:p>
-    <w:p>
-      <w:pPr>
-        <w:pStyle w:val="Compact"/>
-        <w:numPr>
-          <w:ilvl w:val="1"/>
           <w:numId w:val="1049"/>
         </w:numPr>
       </w:pPr>
       <w:r>
-        <w:rPr>
-          <w:i/>
-          <w:iCs/>
-        </w:rPr>
-        <w:t xml:space="preserve">b</w:t>
-      </w:r>
-      <w:r>
-        <w:t xml:space="preserve">s are the change in the outcome associated with a unit change in the predictor</w:t>
-      </w:r>
-      <w:r>
-        <w:t xml:space="preserve"> </w:t>
-      </w:r>
-      <w:r>
-        <w:rPr>
-          <w:b/>
-          <w:bCs/>
-        </w:rPr>
-        <w:t xml:space="preserve">when other predictors are held constant</w:t>
-      </w:r>
-    </w:p>
-    <w:p>
-      <w:pPr>
-        <w:pStyle w:val="Compact"/>
-        <w:numPr>
-          <w:ilvl w:val="1"/>
-          <w:numId w:val="1049"/>
-        </w:numPr>
-      </w:pPr>
-      <w:r>
-        <w:t xml:space="preserve">Other things being equal, predictors are entered based on theory.</w:t>
-      </w:r>
-    </w:p>
-    <w:p>
-      <w:pPr>
-        <w:pStyle w:val="Compact"/>
-        <w:numPr>
-          <w:ilvl w:val="0"/>
-          <w:numId w:val="1048"/>
-        </w:numPr>
-      </w:pPr>
-      <w:r>
-        <w:t xml:space="preserve">We evaluate fit of a general linear model using Sums of Squared Errors (</w:t>
-      </w:r>
-      <w:r>
-        <w:rPr>
-          <w:b/>
-          <w:bCs/>
-        </w:rPr>
-        <w:t xml:space="preserve">SS</w:t>
-      </w:r>
-      <w:r>
-        <w:t xml:space="preserve">)</w:t>
+        <w:t xml:space="preserve">Multiple predictors can be added to a linear model</w:t>
       </w:r>
     </w:p>
     <w:p>
@@ -12395,19 +12845,14 @@
         </w:numPr>
       </w:pPr>
       <w:r>
-        <w:t xml:space="preserve">SS</w:t>
-      </w:r>
-      <w:r>
-        <w:rPr>
-          <w:vertAlign w:val="subscript"/>
-        </w:rPr>
-        <w:t xml:space="preserve">T</w:t>
-      </w:r>
-      <w:r>
-        <w:t xml:space="preserve"> </w:t>
-      </w:r>
-      <w:r>
-        <w:t xml:space="preserve">= the</w:t>
+        <w:rPr>
+          <w:i/>
+          <w:iCs/>
+        </w:rPr>
+        <w:t xml:space="preserve">b</w:t>
+      </w:r>
+      <w:r>
+        <w:t xml:space="preserve">s are the change in the outcome associated with a unit change in the predictor</w:t>
       </w:r>
       <w:r>
         <w:t xml:space="preserve"> </w:t>
@@ -12417,13 +12862,7 @@
           <w:b/>
           <w:bCs/>
         </w:rPr>
-        <w:t xml:space="preserve">total</w:t>
-      </w:r>
-      <w:r>
-        <w:t xml:space="preserve"> </w:t>
-      </w:r>
-      <w:r>
-        <w:t xml:space="preserve">variance/error in observed scores</w:t>
+        <w:t xml:space="preserve">when other predictors are held constant</w:t>
       </w:r>
     </w:p>
     <w:p>
@@ -12435,75 +12874,7 @@
         </w:numPr>
       </w:pPr>
       <w:r>
-        <w:t xml:space="preserve">SS</w:t>
-      </w:r>
-      <w:r>
-        <w:rPr>
-          <w:vertAlign w:val="subscript"/>
-        </w:rPr>
-        <w:t xml:space="preserve">R</w:t>
-      </w:r>
-      <w:r>
-        <w:t xml:space="preserve"> </w:t>
-      </w:r>
-      <w:r>
-        <w:t xml:space="preserve">= the</w:t>
-      </w:r>
-      <w:r>
-        <w:t xml:space="preserve"> </w:t>
-      </w:r>
-      <w:r>
-        <w:rPr>
-          <w:b/>
-          <w:bCs/>
-        </w:rPr>
-        <w:t xml:space="preserve">total</w:t>
-      </w:r>
-      <w:r>
-        <w:t xml:space="preserve"> </w:t>
-      </w:r>
-      <w:r>
-        <w:t xml:space="preserve">variance/error in predicted scores</w:t>
-      </w:r>
-    </w:p>
-    <w:p>
-      <w:pPr>
-        <w:pStyle w:val="Compact"/>
-        <w:numPr>
-          <w:ilvl w:val="1"/>
-          <w:numId w:val="1050"/>
-        </w:numPr>
-      </w:pPr>
-      <w:r>
-        <w:t xml:space="preserve">S</w:t>
-      </w:r>
-      <w:r>
-        <w:rPr>
-          <w:vertAlign w:val="subscript"/>
-        </w:rPr>
-        <w:t xml:space="preserve">M</w:t>
-      </w:r>
-      <w:r>
-        <w:t xml:space="preserve"> </w:t>
-      </w:r>
-      <w:r>
-        <w:t xml:space="preserve">= the</w:t>
-      </w:r>
-      <w:r>
-        <w:t xml:space="preserve"> </w:t>
-      </w:r>
-      <w:r>
-        <w:rPr>
-          <w:b/>
-          <w:bCs/>
-        </w:rPr>
-        <w:t xml:space="preserve">total</w:t>
-      </w:r>
-      <w:r>
-        <w:t xml:space="preserve"> </w:t>
-      </w:r>
-      <w:r>
-        <w:t xml:space="preserve">reduction in variance/error due to the model</w:t>
+        <w:t xml:space="preserve">Other things being equal, predictors are entered based on theory.</w:t>
       </w:r>
     </w:p>
     <w:p>
@@ -12511,18 +12882,18 @@
         <w:pStyle w:val="Compact"/>
         <w:numPr>
           <w:ilvl w:val="0"/>
-          <w:numId w:val="1048"/>
+          <w:numId w:val="1049"/>
         </w:numPr>
       </w:pPr>
       <w:r>
-        <w:t xml:space="preserve">It can be useful to convert totals to averages or Mean Squared Errors (</w:t>
+        <w:t xml:space="preserve">We evaluate fit of a general linear model using Sums of Squared Errors (</w:t>
       </w:r>
       <w:r>
         <w:rPr>
           <w:b/>
           <w:bCs/>
         </w:rPr>
-        <w:t xml:space="preserve">MS</w:t>
+        <w:t xml:space="preserve">SS</w:t>
       </w:r>
       <w:r>
         <w:t xml:space="preserve">)</w:t>
@@ -12537,13 +12908,13 @@
         </w:numPr>
       </w:pPr>
       <w:r>
-        <w:t xml:space="preserve">MS</w:t>
+        <w:t xml:space="preserve">SS</w:t>
       </w:r>
       <w:r>
         <w:rPr>
           <w:vertAlign w:val="subscript"/>
         </w:rPr>
-        <w:t xml:space="preserve">R</w:t>
+        <w:t xml:space="preserve">T</w:t>
       </w:r>
       <w:r>
         <w:t xml:space="preserve"> </w:t>
@@ -12559,13 +12930,13 @@
           <w:b/>
           <w:bCs/>
         </w:rPr>
-        <w:t xml:space="preserve">average</w:t>
+        <w:t xml:space="preserve">total</w:t>
       </w:r>
       <w:r>
         <w:t xml:space="preserve"> </w:t>
       </w:r>
       <w:r>
-        <w:t xml:space="preserve">variance/error in predicted scores</w:t>
+        <w:t xml:space="preserve">variance/error in observed scores</w:t>
       </w:r>
     </w:p>
     <w:p>
@@ -12577,13 +12948,13 @@
         </w:numPr>
       </w:pPr>
       <w:r>
-        <w:t xml:space="preserve">MS</w:t>
+        <w:t xml:space="preserve">SS</w:t>
       </w:r>
       <w:r>
         <w:rPr>
           <w:vertAlign w:val="subscript"/>
         </w:rPr>
-        <w:t xml:space="preserve">M</w:t>
+        <w:t xml:space="preserve">R</w:t>
       </w:r>
       <w:r>
         <w:t xml:space="preserve"> </w:t>
@@ -12599,7 +12970,47 @@
           <w:b/>
           <w:bCs/>
         </w:rPr>
-        <w:t xml:space="preserve">average</w:t>
+        <w:t xml:space="preserve">total</w:t>
+      </w:r>
+      <w:r>
+        <w:t xml:space="preserve"> </w:t>
+      </w:r>
+      <w:r>
+        <w:t xml:space="preserve">variance/error in predicted scores</w:t>
+      </w:r>
+    </w:p>
+    <w:p>
+      <w:pPr>
+        <w:pStyle w:val="Compact"/>
+        <w:numPr>
+          <w:ilvl w:val="1"/>
+          <w:numId w:val="1051"/>
+        </w:numPr>
+      </w:pPr>
+      <w:r>
+        <w:t xml:space="preserve">S</w:t>
+      </w:r>
+      <w:r>
+        <w:rPr>
+          <w:vertAlign w:val="subscript"/>
+        </w:rPr>
+        <w:t xml:space="preserve">M</w:t>
+      </w:r>
+      <w:r>
+        <w:t xml:space="preserve"> </w:t>
+      </w:r>
+      <w:r>
+        <w:t xml:space="preserve">= the</w:t>
+      </w:r>
+      <w:r>
+        <w:t xml:space="preserve"> </w:t>
+      </w:r>
+      <w:r>
+        <w:rPr>
+          <w:b/>
+          <w:bCs/>
+        </w:rPr>
+        <w:t xml:space="preserve">total</w:t>
       </w:r>
       <w:r>
         <w:t xml:space="preserve"> </w:t>
@@ -12613,27 +13024,101 @@
         <w:pStyle w:val="Compact"/>
         <w:numPr>
           <w:ilvl w:val="0"/>
-          <w:numId w:val="1048"/>
+          <w:numId w:val="1049"/>
         </w:numPr>
       </w:pPr>
       <w:r>
-        <w:rPr>
-          <w:i/>
-          <w:iCs/>
+        <w:t xml:space="preserve">It can be useful to convert totals to averages or Mean Squared Errors (</w:t>
+      </w:r>
+      <w:r>
+        <w:rPr>
+          <w:b/>
+          <w:bCs/>
+        </w:rPr>
+        <w:t xml:space="preserve">MS</w:t>
+      </w:r>
+      <w:r>
+        <w:t xml:space="preserve">)</w:t>
+      </w:r>
+    </w:p>
+    <w:p>
+      <w:pPr>
+        <w:pStyle w:val="Compact"/>
+        <w:numPr>
+          <w:ilvl w:val="1"/>
+          <w:numId w:val="1052"/>
+        </w:numPr>
+      </w:pPr>
+      <w:r>
+        <w:t xml:space="preserve">MS</w:t>
+      </w:r>
+      <w:r>
+        <w:rPr>
+          <w:vertAlign w:val="subscript"/>
         </w:rPr>
         <w:t xml:space="preserve">R</w:t>
       </w:r>
       <w:r>
-        <w:rPr>
-          <w:vertAlign w:val="superscript"/>
-        </w:rPr>
-        <w:t xml:space="preserve">2</w:t>
-      </w:r>
-      <w:r>
         <w:t xml:space="preserve"> </w:t>
       </w:r>
       <w:r>
-        <w:t xml:space="preserve">is the proportion of variance in observed scores accounted for by the model</w:t>
+        <w:t xml:space="preserve">= the</w:t>
+      </w:r>
+      <w:r>
+        <w:t xml:space="preserve"> </w:t>
+      </w:r>
+      <w:r>
+        <w:rPr>
+          <w:b/>
+          <w:bCs/>
+        </w:rPr>
+        <w:t xml:space="preserve">average</w:t>
+      </w:r>
+      <w:r>
+        <w:t xml:space="preserve"> </w:t>
+      </w:r>
+      <w:r>
+        <w:t xml:space="preserve">variance/error in predicted scores</w:t>
+      </w:r>
+    </w:p>
+    <w:p>
+      <w:pPr>
+        <w:pStyle w:val="Compact"/>
+        <w:numPr>
+          <w:ilvl w:val="1"/>
+          <w:numId w:val="1052"/>
+        </w:numPr>
+      </w:pPr>
+      <w:r>
+        <w:t xml:space="preserve">MS</w:t>
+      </w:r>
+      <w:r>
+        <w:rPr>
+          <w:vertAlign w:val="subscript"/>
+        </w:rPr>
+        <w:t xml:space="preserve">M</w:t>
+      </w:r>
+      <w:r>
+        <w:t xml:space="preserve"> </w:t>
+      </w:r>
+      <w:r>
+        <w:t xml:space="preserve">= the</w:t>
+      </w:r>
+      <w:r>
+        <w:t xml:space="preserve"> </w:t>
+      </w:r>
+      <w:r>
+        <w:rPr>
+          <w:b/>
+          <w:bCs/>
+        </w:rPr>
+        <w:t xml:space="preserve">average</w:t>
+      </w:r>
+      <w:r>
+        <w:t xml:space="preserve"> </w:t>
+      </w:r>
+      <w:r>
+        <w:t xml:space="preserve">reduction in variance/error due to the model</w:t>
       </w:r>
     </w:p>
     <w:p>
@@ -12641,7 +13126,7 @@
         <w:pStyle w:val="Compact"/>
         <w:numPr>
           <w:ilvl w:val="0"/>
-          <w:numId w:val="1048"/>
+          <w:numId w:val="1049"/>
         </w:numPr>
       </w:pPr>
       <w:r>
@@ -12649,6 +13134,34 @@
           <w:i/>
           <w:iCs/>
         </w:rPr>
+        <w:t xml:space="preserve">R</w:t>
+      </w:r>
+      <w:r>
+        <w:rPr>
+          <w:vertAlign w:val="superscript"/>
+        </w:rPr>
+        <w:t xml:space="preserve">2</w:t>
+      </w:r>
+      <w:r>
+        <w:t xml:space="preserve"> </w:t>
+      </w:r>
+      <w:r>
+        <w:t xml:space="preserve">is the proportion of variance in observed scores accounted for by the model</w:t>
+      </w:r>
+    </w:p>
+    <w:p>
+      <w:pPr>
+        <w:pStyle w:val="Compact"/>
+        <w:numPr>
+          <w:ilvl w:val="0"/>
+          <w:numId w:val="1049"/>
+        </w:numPr>
+      </w:pPr>
+      <w:r>
+        <w:rPr>
+          <w:i/>
+          <w:iCs/>
+        </w:rPr>
         <w:t xml:space="preserve">F</w:t>
       </w:r>
       <w:r>
@@ -12658,8 +13171,8 @@
         <w:t xml:space="preserve">is the average variance accounted for by the model compared to the model’s error in prediction</w:t>
       </w:r>
     </w:p>
-    <w:bookmarkEnd w:id="231"/>
-    <w:bookmarkEnd w:id="232"/>
+    <w:bookmarkEnd w:id="243"/>
+    <w:bookmarkEnd w:id="244"/>
     <w:sectPr>
       <w:footnotePr>
         <w:numRestart w:val="eachSect"/>
@@ -13058,6 +13571,9 @@
     <w:abstractNumId w:val="991"/>
   </w:num>
   <w:num w:numId="1024">
+    <w:abstractNumId w:val="991"/>
+  </w:num>
+  <w:num w:numId="1025">
     <w:abstractNumId w:val="99201"/>
     <w:lvlOverride w:ilvl="0">
       <w:startOverride w:val="1"/>
@@ -13087,9 +13603,6 @@
       <w:startOverride w:val="1"/>
     </w:lvlOverride>
   </w:num>
-  <w:num w:numId="1025">
-    <w:abstractNumId w:val="991"/>
-  </w:num>
   <w:num w:numId="1026">
     <w:abstractNumId w:val="991"/>
   </w:num>
@@ -13097,6 +13610,9 @@
     <w:abstractNumId w:val="991"/>
   </w:num>
   <w:num w:numId="1028">
+    <w:abstractNumId w:val="991"/>
+  </w:num>
+  <w:num w:numId="1029">
     <w:abstractNumId w:val="99201"/>
     <w:lvlOverride w:ilvl="0">
       <w:startOverride w:val="1"/>
@@ -13125,9 +13641,6 @@
     <w:lvlOverride w:ilvl="8">
       <w:startOverride w:val="1"/>
     </w:lvlOverride>
-  </w:num>
-  <w:num w:numId="1029">
-    <w:abstractNumId w:val="991"/>
   </w:num>
   <w:num w:numId="1030">
     <w:abstractNumId w:val="991"/>
@@ -13195,6 +13708,9 @@
   <w:num w:numId="1051">
     <w:abstractNumId w:val="991"/>
   </w:num>
+  <w:num w:numId="1052">
+    <w:abstractNumId w:val="991"/>
+  </w:num>
 </w:numbering>
 </file>
 
@@ -13203,10 +13719,10 @@
   <w:docDefaults>
     <w:rPrDefault>
       <w:rPr>
-        <w:rFonts w:asciiTheme="minorHAnsi" w:cstheme="minorBidi" w:eastAsiaTheme="minorEastAsia" w:hAnsiTheme="minorHAnsi"/>
+        <w:rFonts w:asciiTheme="minorHAnsi" w:cstheme="minorBidi" w:eastAsiaTheme="minorHAnsi" w:hAnsiTheme="minorHAnsi"/>
         <w:sz w:val="24"/>
         <w:szCs w:val="24"/>
-        <w:lang w:bidi="ar-SA" w:eastAsia="zh-CN" w:val="en-GB"/>
+        <w:lang w:bidi="ar-SA" w:eastAsia="en-US" w:val="en-GB"/>
       </w:rPr>
     </w:rPrDefault>
     <w:pPrDefault>
@@ -13747,6 +14263,13 @@
       </w:tblCellMar>
     </w:tblPr>
     <w:tblStylePr w:type="firstRow">
+      <w:tblPr>
+        <w:jc w:val="left"/>
+        <w:tblInd w:type="dxa" w:w="0"/>
+      </w:tblPr>
+      <w:trPr>
+        <w:jc w:val="left"/>
+      </w:trPr>
       <w:tcPr>
         <w:tcBorders>
           <w:bottom w:val="single"/>
